--- a/Phil Trans 2026 materials/Cressler_et_al_Phil_Trans_ms_6-12.docx
+++ b/Phil Trans 2026 materials/Cressler_et_al_Phil_Trans_ms_6-12.docx
@@ -1,6 +1,6 @@
 
 <file path=word/document.xml><?xml version="1.0" encoding="utf-8"?>
-<w:document xmlns:wpc="http://schemas.microsoft.com/office/word/2010/wordprocessingCanvas" xmlns:cx="http://schemas.microsoft.com/office/drawing/2014/chartex" xmlns:cx1="http://schemas.microsoft.com/office/drawing/2015/9/8/chartex" xmlns:cx2="http://schemas.microsoft.com/office/drawing/2015/10/21/chartex" xmlns:cx3="http://schemas.microsoft.com/office/drawing/2016/5/9/chartex" xmlns:cx4="http://schemas.microsoft.com/office/drawing/2016/5/10/chartex" xmlns:cx5="http://schemas.microsoft.com/office/drawing/2016/5/11/chartex" xmlns:cx6="http://schemas.microsoft.com/office/drawing/2016/5/12/chartex" xmlns:cx7="http://schemas.microsoft.com/office/drawing/2016/5/13/chartex" xmlns:cx8="http://schemas.microsoft.com/office/drawing/2016/5/14/chartex" xmlns:mc="http://schemas.openxmlformats.org/markup-compatibility/2006" xmlns:aink="http://schemas.microsoft.com/office/drawing/2016/ink" xmlns:am3d="http://schemas.microsoft.com/office/drawing/2017/model3d" xmlns:o="urn:schemas-microsoft-com:office:office" xmlns:oel="http://schemas.microsoft.com/office/2019/extlst" xmlns:r="http://schemas.openxmlformats.org/officeDocument/2006/relationships" xmlns:m="http://schemas.openxmlformats.org/officeDocument/2006/math" xmlns:v="urn:schemas-microsoft-com:vml" xmlns:wp14="http://schemas.microsoft.com/office/word/2010/wordprocessingDrawing" xmlns:wp="http://schemas.openxmlformats.org/drawingml/2006/wordprocessingDrawing" xmlns:w10="urn:schemas-microsoft-com:office:word" xmlns:w="http://schemas.openxmlformats.org/wordprocessingml/2006/main" xmlns:w14="http://schemas.microsoft.com/office/word/2010/wordml" xmlns:w15="http://schemas.microsoft.com/office/word/2012/wordml" xmlns:w16cex="http://schemas.microsoft.com/office/word/2018/wordml/cex" xmlns:w16cid="http://schemas.microsoft.com/office/word/2016/wordml/cid" xmlns:w16="http://schemas.microsoft.com/office/word/2018/wordml" xmlns:w16du="http://schemas.microsoft.com/office/word/2023/wordml/word16du" xmlns:w16sdtdh="http://schemas.microsoft.com/office/word/2020/wordml/sdtdatahash" xmlns:w16se="http://schemas.microsoft.com/office/word/2015/wordml/symex" xmlns:wpg="http://schemas.microsoft.com/office/word/2010/wordprocessingGroup" xmlns:wpi="http://schemas.microsoft.com/office/word/2010/wordprocessingInk" xmlns:wne="http://schemas.microsoft.com/office/word/2006/wordml" xmlns:wps="http://schemas.microsoft.com/office/word/2010/wordprocessingShape" mc:Ignorable="w14 w15 w16se w16cid w16 w16cex w16sdtdh w16du wp14">
+<w:document xmlns:wpc="http://schemas.microsoft.com/office/word/2010/wordprocessingCanvas" xmlns:cx="http://schemas.microsoft.com/office/drawing/2014/chartex" xmlns:cx1="http://schemas.microsoft.com/office/drawing/2015/9/8/chartex" xmlns:cx2="http://schemas.microsoft.com/office/drawing/2015/10/21/chartex" xmlns:cx3="http://schemas.microsoft.com/office/drawing/2016/5/9/chartex" xmlns:cx4="http://schemas.microsoft.com/office/drawing/2016/5/10/chartex" xmlns:cx5="http://schemas.microsoft.com/office/drawing/2016/5/11/chartex" xmlns:cx6="http://schemas.microsoft.com/office/drawing/2016/5/12/chartex" xmlns:cx7="http://schemas.microsoft.com/office/drawing/2016/5/13/chartex" xmlns:cx8="http://schemas.microsoft.com/office/drawing/2016/5/14/chartex" xmlns:mc="http://schemas.openxmlformats.org/markup-compatibility/2006" xmlns:aink="http://schemas.microsoft.com/office/drawing/2016/ink" xmlns:am3d="http://schemas.microsoft.com/office/drawing/2017/model3d" xmlns:o="urn:schemas-microsoft-com:office:office" xmlns:oel="http://schemas.microsoft.com/office/2019/extlst" xmlns:r="http://schemas.openxmlformats.org/officeDocument/2006/relationships" xmlns:m="http://schemas.openxmlformats.org/officeDocument/2006/math" xmlns:v="urn:schemas-microsoft-com:vml" xmlns:wp14="http://schemas.microsoft.com/office/word/2010/wordprocessingDrawing" xmlns:wp="http://schemas.openxmlformats.org/drawingml/2006/wordprocessingDrawing" xmlns:w10="urn:schemas-microsoft-com:office:word" xmlns:w="http://schemas.openxmlformats.org/wordprocessingml/2006/main" xmlns:w14="http://schemas.microsoft.com/office/word/2010/wordml" xmlns:w15="http://schemas.microsoft.com/office/word/2012/wordml" xmlns:w16cex="http://schemas.microsoft.com/office/word/2018/wordml/cex" xmlns:w16cid="http://schemas.microsoft.com/office/word/2016/wordml/cid" xmlns:w16="http://schemas.microsoft.com/office/word/2018/wordml" xmlns:w16du="http://schemas.microsoft.com/office/word/2023/wordml/word16du" xmlns:w16sdtdh="http://schemas.microsoft.com/office/word/2020/wordml/sdtdatahash" xmlns:w16sdtfl="http://schemas.microsoft.com/office/word/2024/wordml/sdtformatlock" xmlns:w16se="http://schemas.microsoft.com/office/word/2015/wordml/symex" xmlns:wpg="http://schemas.microsoft.com/office/word/2010/wordprocessingGroup" xmlns:wpi="http://schemas.microsoft.com/office/word/2010/wordprocessingInk" xmlns:wne="http://schemas.microsoft.com/office/word/2006/wordml" xmlns:wps="http://schemas.microsoft.com/office/word/2010/wordprocessingShape" mc:Ignorable="w14 w15 w16se w16cid w16 w16cex w16sdtdh w16sdtfl w16du wp14">
   <w:body>
     <w:p>
       <w:pPr>
@@ -136,21 +136,45 @@
     </w:p>
     <w:p>
       <w:r>
-        <w:t xml:space="preserve">Recovery from infection is a key determinant of parasite fitness, yet classic epidemiological theory typically assumes that recovery rates are fixed and homogeneous among hosts. For parasites cleared by adaptive immunity, that assumption is unlikely to </w:t>
+        <w:t xml:space="preserve">Recovery from infection is a key determinant of parasite fitness, yet classic epidemiological theory typically assumes that recovery rates </w:t>
       </w:r>
       <w:proofErr w:type="gramStart"/>
       <w:r>
+        <w:t>are fixed</w:t>
+      </w:r>
+      <w:proofErr w:type="gramEnd"/>
+      <w:r>
+        <w:t xml:space="preserve"> and homogeneous among hosts. For parasites cleared by adaptive immunity, that assumption is unlikely to </w:t>
+      </w:r>
+      <w:proofErr w:type="gramStart"/>
+      <w:r>
         <w:t>hold:</w:t>
       </w:r>
       <w:proofErr w:type="gramEnd"/>
       <w:r>
-        <w:t xml:space="preserve"> recovery depends on the interaction between parasite growth and immune dynamics, and therefore on the immune state of the host at the time of infection. Here we embed a mechanistic within-host model of helper T-cell polarization and parasite growth into a stochastic susceptible–infected–susceptible epidemiological framework to ask how heterogeneity in host immune state alters parasite prevalence and virulence evolution. We show that stochastic variation in host immune state generates distinct population-level immune landscapes that strongly alter both epidemiological and evolutionary dynamics. Th1-biased landscapes favor chronic infection, high prevalence, and the evolution of low virulence, whereas Th2-biased landscapes favor acute infection, low prevalence, and the evolution of higher virulence. A simplified adaptive-dynamics analysis reveals that these differences are driven primarily by variation in the probability of </w:t>
+        <w:t xml:space="preserve"> recovery depends on the interaction between parasite growth and immune dynamics, and therefore on the immune state of the host at the time of infection. Here we embed a mechanistic within-host model of helper T-cell polarization and parasite growth into a stochastic susceptible–infected–susceptible epidemiological framework to ask how heterogeneity in host immune state alters parasite prevalence and virulence evolution. We show that stochastic variation in host immune state generates distinct population-level immune landscapes that strongly alter both epidemiological and evolutionary dynamics. Th1-biased landscapes favor chronic infection, high prevalence, and the evolution of low virulence, whereas Th2-biased landscapes favor acute infection, low prevalence, and the evolution of higher virulence. A simplified adaptive-dynamics analysis reveals that these differences </w:t>
+      </w:r>
+      <w:proofErr w:type="gramStart"/>
+      <w:r>
+        <w:t>are driven</w:t>
+      </w:r>
+      <w:proofErr w:type="gramEnd"/>
+      <w:r>
+        <w:t xml:space="preserve"> primarily by variation in the probability of </w:t>
       </w:r>
       <w:r>
         <w:t>recovery</w:t>
       </w:r>
       <w:r>
-        <w:t xml:space="preserve"> rather than by changes in recovery rate alone. More broadly, our results show that stochastic immunological heterogeneity can reshape eco-evolutionary dynamics by changing not only mean infection duration, but the distribution of infection fates across hosts.</w:t>
+        <w:t xml:space="preserve"> rather than by changes in recovery rate alone. More broadly, our results show that stochastic immunological heterogeneity can reshape eco-evolutionary dynamics by changing not only </w:t>
+      </w:r>
+      <w:proofErr w:type="gramStart"/>
+      <w:r>
+        <w:t>mean</w:t>
+      </w:r>
+      <w:proofErr w:type="gramEnd"/>
+      <w:r>
+        <w:t xml:space="preserve"> infection duration, but the distribution of infection fates across hosts.</w:t>
       </w:r>
     </w:p>
     <w:p>
@@ -178,7 +202,23 @@
     </w:p>
     <w:p>
       <w:r>
-        <w:t>The recovery rate from an infection is a critical determinant of parasite fitness and thus both the epidemiological dynamics of an infectious disease and the evolution of key parasite traits like virulence (Greenhalgh &amp; Day 2017). Classic epidemiological theory assumes that recovery rate at the population scale is constant; at the individual scale, this implies that the probability of recovery is constant throughout the course of infection, leading to infection durations that are exponentially distributed (Keeling and Rohani 2008). This assumption is often violated in nature.</w:t>
+        <w:t xml:space="preserve">The recovery rate from an infection is a critical determinant of parasite fitness and thus both the epidemiological dynamics of an infectious disease and the evolution of key parasite traits like virulence (Greenhalgh &amp; Day 2017). Classic epidemiological theory assumes that recovery rate at the population scale is constant; at the individual scale, this implies that the probability of recovery is constant throughout the course of infection, leading </w:t>
+      </w:r>
+      <w:proofErr w:type="gramStart"/>
+      <w:r>
+        <w:t>to infection</w:t>
+      </w:r>
+      <w:proofErr w:type="gramEnd"/>
+      <w:r>
+        <w:t xml:space="preserve"> durations that are exponentially distributed (Keeling and Rohani 2008). This assumption </w:t>
+      </w:r>
+      <w:proofErr w:type="gramStart"/>
+      <w:r>
+        <w:t>is often violated</w:t>
+      </w:r>
+      <w:proofErr w:type="gramEnd"/>
+      <w:r>
+        <w:t xml:space="preserve"> in nature.</w:t>
       </w:r>
     </w:p>
     <w:p/>
@@ -192,33 +232,35 @@
       </w:r>
       <w:proofErr w:type="spellEnd"/>
       <w:r>
-        <w:t>, 2024). Whether recovery</w:t>
-      </w:r>
-      <w:r>
-        <w:t xml:space="preserve"> </w:t>
-      </w:r>
-      <w:r>
-        <w:t xml:space="preserve">probability increases or decreases from that timepoint depends on the interaction between the adaptive immune response and the parasite </w:t>
+        <w:t xml:space="preserve">, 2024). Whether recovery probability increases or decreases from that timepoint depends on the interaction between the adaptive immune response and the parasite </w:t>
       </w:r>
       <w:r>
         <w:lastRenderedPageBreak/>
-        <w:t xml:space="preserve">population. Assuming an appropriate immune response is activated, the probability of recovery will increase with infection duration (Chi et al. 2024). On the other hand, if the parasite </w:t>
+        <w:t xml:space="preserve">population. Assuming an appropriate immune response </w:t>
       </w:r>
       <w:proofErr w:type="gramStart"/>
       <w:r>
+        <w:t>is activated</w:t>
+      </w:r>
+      <w:proofErr w:type="gramEnd"/>
+      <w:r>
+        <w:t xml:space="preserve">, the probability of recovery will increase with infection duration (Chi et al. 2024). On the other hand, if the parasite </w:t>
+      </w:r>
+      <w:proofErr w:type="gramStart"/>
+      <w:r>
         <w:t>is able to</w:t>
       </w:r>
       <w:proofErr w:type="gramEnd"/>
       <w:r>
-        <w:t xml:space="preserve"> successfully manipulate the immune response, either by misdirecting or suppressing it, the probability of recovery will actually decrease with infection duration (</w:t>
-      </w:r>
-      <w:proofErr w:type="spellStart"/>
-      <w:r>
-        <w:t>Maizels</w:t>
-      </w:r>
-      <w:proofErr w:type="spellEnd"/>
-      <w:r>
-        <w:t xml:space="preserve"> et al. 2018; Bancroft et al. 2019). Given that</w:t>
+        <w:t xml:space="preserve"> successfully manipulate the immune response, either by misdirecting or suppressing it, the probability of recovery will </w:t>
+      </w:r>
+      <w:proofErr w:type="gramStart"/>
+      <w:r>
+        <w:t>actually decrease</w:t>
+      </w:r>
+      <w:proofErr w:type="gramEnd"/>
+      <w:r>
+        <w:t xml:space="preserve"> with infection duration (Maizels et al. 2018; Bancroft et al. 2019). Given that</w:t>
       </w:r>
       <w:r>
         <w:t xml:space="preserve"> recovery depends on time</w:t>
@@ -242,102 +284,72 @@
     <w:p/>
     <w:p>
       <w:r>
-        <w:t xml:space="preserve">Although other authors have shown how to relax the assumption of a constant recovery rate within standard epidemiological frameworks (Lloyd 2001; Keeling &amp; Rohani 2008; Greenhalgh &amp; Day 2017), biologically, whether and when recovery occurs clearly depends on the interaction between parasites and the immune response, and models of the immune response reveal complex dynamics that are not easily captured by simplified assumptions about the distribution of infection durations (Yates et al. 2000; van den Ham &amp; de Boer 2008; </w:t>
+        <w:t xml:space="preserve">Although other authors have shown how to relax the assumption of a constant recovery rate within standard epidemiological frameworks (Lloyd 2001; Keeling &amp; Rohani 2008; Greenhalgh &amp; Day 2017), biologically, whether and when recovery occurs clearly depends on the interaction between parasites and the immune response, and models of the immune response reveal complex dynamics that are not easily captured by simplified assumptions about the distribution of infection durations (Yates et al. 2000; van den Ham &amp; de Boer 2008; Cressler et al. 2024). Thus, we need tractable theory that </w:t>
+      </w:r>
+      <w:proofErr w:type="gramStart"/>
+      <w:r>
+        <w:t>is grounded</w:t>
+      </w:r>
+      <w:proofErr w:type="gramEnd"/>
+      <w:r>
+        <w:t xml:space="preserve"> in immunology. Here we extend an existing model of the within-host interaction between the immune system and parasites (Cressler et al. 2024) to assess how variation in immune state and potency of feedback loops affects infection clearance probability (and, thus, recovery rates), and hence parasite prevalence and evolved virulence. This model incorporates key immunological feedback loops that drive helper T-cell polarization towards either a T-helper 1 (Th1) or T-helper 2 (Th2) response (Yates et al. 2000; van den Ham &amp; de Boer 2008; Schrom et al. 2020), appropriate for clearing intracellular microparasites or extracellular </w:t>
       </w:r>
       <w:proofErr w:type="spellStart"/>
       <w:r>
-        <w:t>Cressler</w:t>
+        <w:t>macroparasites</w:t>
       </w:r>
       <w:proofErr w:type="spellEnd"/>
       <w:r>
-        <w:t xml:space="preserve"> et al. 2024). Thus, we need tractable theory that is grounded in immunology. Here we extend an existing model of the within-host interaction between the immune system and parasites (</w:t>
+        <w:t xml:space="preserve">, respectively. These feedbacks include self-activation, where activated T-helper cells producing </w:t>
       </w:r>
       <w:proofErr w:type="spellStart"/>
       <w:r>
-        <w:t>Cressler</w:t>
+        <w:t>signalling</w:t>
       </w:r>
       <w:proofErr w:type="spellEnd"/>
       <w:r>
-        <w:t xml:space="preserve"> et al. 2024) to assess how variation in immune state and potency of feedback loops affects infection clearance probability (and, thus, recovery rates), and hence parasite prevalence and evolved virulence. This model incorporates key immunological feedback loops that drive helper T-cell polarization towards either a T-helper 1 (Th1) or T-helper 2 (Th2) response (Yates et al. 2000; van den Ham &amp; de Boer 2008; </w:t>
+        <w:t xml:space="preserve"> molecules that cause similar activation in naïve T-helper cells; cross-inhibition, where activated T-helper cells produce </w:t>
       </w:r>
       <w:proofErr w:type="spellStart"/>
       <w:r>
-        <w:t>Schrom</w:t>
+        <w:t>signalling</w:t>
       </w:r>
       <w:proofErr w:type="spellEnd"/>
       <w:r>
-        <w:t xml:space="preserve"> et al. 2020), appropriate for clearing intracellular microparasites or extracellular </w:t>
+        <w:t xml:space="preserve"> molecules that prevent naïve T-helper cells from adopting the opposite phenotype (</w:t>
+      </w:r>
+      <w:r>
+        <w:rPr>
+          <w:i/>
+        </w:rPr>
+        <w:t>e.g.</w:t>
+      </w:r>
+      <w:r>
+        <w:t xml:space="preserve">, Th1 cells preventing the activation of Th2 cells); and parasite manipulation, where parasites produce </w:t>
       </w:r>
       <w:proofErr w:type="spellStart"/>
       <w:r>
-        <w:t>macroparasites</w:t>
+        <w:t>signalling</w:t>
       </w:r>
       <w:proofErr w:type="spellEnd"/>
       <w:r>
-        <w:t xml:space="preserve">, respectively. These feedbacks include self-activation, where activated T-helper cells producing </w:t>
+        <w:t xml:space="preserve"> molecule mimics that induce the activation of an incorrect immune response. Operating together, these positive feedback loops cause the immune-parasite interaction to be </w:t>
       </w:r>
       <w:proofErr w:type="spellStart"/>
       <w:r>
-        <w:t>signalling</w:t>
+        <w:t>multistable</w:t>
       </w:r>
       <w:proofErr w:type="spellEnd"/>
       <w:r>
-        <w:t xml:space="preserve"> molecules that cause similar activation in naïve T-helper cells; cross-inhibition, where activated T-helper cells produce </w:t>
-      </w:r>
-      <w:proofErr w:type="spellStart"/>
-      <w:r>
-        <w:t>signalling</w:t>
-      </w:r>
-      <w:proofErr w:type="spellEnd"/>
-      <w:r>
-        <w:t xml:space="preserve"> molecules that prevent naïve T-helper cells from adopting the opposite phenotype (</w:t>
-      </w:r>
-      <w:r>
-        <w:rPr>
-          <w:i/>
-        </w:rPr>
-        <w:t>e.g.</w:t>
-      </w:r>
-      <w:r>
-        <w:t xml:space="preserve">, Th1 cells preventing the activation of Th2 cells); and parasite manipulation, where parasites produce </w:t>
-      </w:r>
-      <w:proofErr w:type="spellStart"/>
-      <w:r>
-        <w:t>signalling</w:t>
-      </w:r>
-      <w:proofErr w:type="spellEnd"/>
-      <w:r>
-        <w:t xml:space="preserve"> molecule mimics that induce the activation of an incorrect immune response. Operating together, these positive feedback loops cause the immune-parasite interaction to be </w:t>
-      </w:r>
-      <w:proofErr w:type="spellStart"/>
-      <w:r>
-        <w:t>multistable</w:t>
-      </w:r>
-      <w:proofErr w:type="spellEnd"/>
-      <w:r>
-        <w:t xml:space="preserve"> (</w:t>
-      </w:r>
-      <w:proofErr w:type="spellStart"/>
-      <w:r>
-        <w:t>Angeli</w:t>
-      </w:r>
-      <w:proofErr w:type="spellEnd"/>
-      <w:r>
-        <w:t xml:space="preserve"> et al. 2004), meaning that multiple equilibria, representing distinct immunological and parasitological outcomes, are simultaneously stable, including equilibria where the parasite is cleared by an appropriate immune response, and equilibria where the parasite infection becomes chronic due to an inappropriate immune response. Critically, which outcome is reached by the system depends on the state of the immune system upon infection and the size of the parasite dose (</w:t>
-      </w:r>
-      <w:proofErr w:type="spellStart"/>
-      <w:r>
-        <w:t>Cressler</w:t>
-      </w:r>
-      <w:proofErr w:type="spellEnd"/>
-      <w:r>
-        <w:t xml:space="preserve"> et al. 2024). That is, within-host immune feedback mechanisms convert a fixed recovery rate into a host immune-state dependent probability of recovery. Given that initial parasite dose likely varies stochastically among hosts due to random differences in exposure, and initial immune state likely varies stochastically</w:t>
-      </w:r>
-      <w:r>
-        <w:t xml:space="preserve"> </w:t>
-      </w:r>
-      <w:r>
-        <w:t xml:space="preserve">among hosts due to differences in immune history, for example, due to differences in prior exposure to commensal or pathogenic microbes, </w:t>
+        <w:t xml:space="preserve"> (Angeli et al. 2004), meaning that multiple equilibria, representing distinct immunological and parasitological outcomes, are simultaneously stable, including equilibria where the parasite is cleared by an appropriate immune response, and equilibria where the parasite infection becomes chronic due to an inappropriate immune response. Critically, which outcome </w:t>
+      </w:r>
+      <w:proofErr w:type="gramStart"/>
+      <w:r>
+        <w:t>is reached</w:t>
+      </w:r>
+      <w:proofErr w:type="gramEnd"/>
+      <w:r>
+        <w:t xml:space="preserve"> by the system depends on the state of the immune system upon infection and the size of the parasite dose (Cressler et al. 2024). That is, within-host immune feedback mechanisms convert a fixed recovery rate into a host immune-state dependent probability of recovery. Given that initial parasite dose likely varies stochastically among hosts due to random differences in exposure, and initial immune state likely varies stochastically among hosts due to differences in immune history, for example, due to differences in prior exposure to commensal or pathogenic microbes, </w:t>
       </w:r>
       <w:r>
         <w:t xml:space="preserve">then the </w:t>
@@ -356,15 +368,7 @@
     <w:p>
       <w:r>
         <w:lastRenderedPageBreak/>
-        <w:t xml:space="preserve">To explore these consequences of immunological heterogeneities, we nest the within-host immune-parasite model into a simple SIS epidemiological framework and simulate the model as a stochastic individual-based model via a Gillespie algorithm (DeLong &amp; </w:t>
-      </w:r>
-      <w:proofErr w:type="spellStart"/>
-      <w:r>
-        <w:t>Cressler</w:t>
-      </w:r>
-      <w:proofErr w:type="spellEnd"/>
-      <w:r>
-        <w:t xml:space="preserve"> 2023). We consider the evolution of an extracellular parasite (</w:t>
+        <w:t>To explore these consequences of immunological heterogeneities, we nest the within-host immune-parasite model into a simple SIS epidemiological framework and simulate the model as a stochastic individual-based model via a Gillespie algorithm (DeLong &amp; Cressler 2023). We consider the evolution of an extracellular parasite (</w:t>
       </w:r>
       <w:r>
         <w:rPr>
@@ -373,44 +377,107 @@
         <w:t>e.g.</w:t>
       </w:r>
       <w:r>
-        <w:t xml:space="preserve">, a gastrointestinal helminth parasite) that would be cleared by a Th2 immune </w:t>
+        <w:t xml:space="preserve">, a gastrointestinal helminth parasite) that would </w:t>
       </w:r>
       <w:proofErr w:type="gramStart"/>
       <w:r>
+        <w:t>be cleared</w:t>
+      </w:r>
+      <w:proofErr w:type="gramEnd"/>
+      <w:r>
+        <w:t xml:space="preserve"> by a Th2 immune </w:t>
+      </w:r>
+      <w:proofErr w:type="gramStart"/>
+      <w:r>
         <w:t>response, but</w:t>
       </w:r>
       <w:proofErr w:type="gramEnd"/>
       <w:r>
-        <w:t xml:space="preserve"> can potentially manipulate the host into mounting a Th1 response (Else et al. 1992; Bancroft et al. 2001; </w:t>
-      </w:r>
-      <w:proofErr w:type="spellStart"/>
-      <w:r>
-        <w:t>Maizels</w:t>
-      </w:r>
-      <w:proofErr w:type="spellEnd"/>
-      <w:r>
-        <w:t xml:space="preserve"> et al. 2018). Critically, we allow each host’s immune state upon infection to be drawn from a probability distribution. This reflects heterogeneity in immune history among individual </w:t>
+        <w:t xml:space="preserve"> can potentially manipulate the host into mounting a Th1 response (Else et al. 1992; Bancroft et al. 2001; Maizels et al. 2018). Critically, we allow each host’s immune state upon infection to </w:t>
       </w:r>
       <w:proofErr w:type="gramStart"/>
       <w:r>
+        <w:t>be drawn</w:t>
+      </w:r>
+      <w:proofErr w:type="gramEnd"/>
+      <w:r>
+        <w:t xml:space="preserve"> from a probability distribution. This reflects heterogeneity in immune history among individual </w:t>
+      </w:r>
+      <w:proofErr w:type="gramStart"/>
+      <w:r>
         <w:t>hosts, but</w:t>
       </w:r>
       <w:proofErr w:type="gramEnd"/>
       <w:r>
-        <w:t xml:space="preserve"> creates the potential for distinct immune landscapes for the parasite due entirely to stochasticity in immunity. To vary the population-level immune landscape the parasite is experiencing, we vary the probability distribution for the immune state, varying it from being Th1-biased to Th2-biased. </w:t>
+        <w:t xml:space="preserve"> creates the potential for distinct immune landscapes for the parasite due entirely to stochasticity in immunity. To vary the population-level immune landscape the parasite is experiencing, we vary the probability distribution for the immune state, varying it from </w:t>
+      </w:r>
+      <w:proofErr w:type="gramStart"/>
+      <w:r>
+        <w:t>being Th1-biased</w:t>
+      </w:r>
+      <w:proofErr w:type="gramEnd"/>
+      <w:r>
+        <w:t xml:space="preserve"> to Th2-biased. </w:t>
       </w:r>
     </w:p>
     <w:p/>
     <w:p>
       <w:r>
-        <w:t xml:space="preserve">At the same time, we allow parasite virulence to evolve, to understand how the immune landscape creates distinct epidemiological and evolutionary outcomes. We show that Th1-biased landscapes lead to high prevalence and the evolution of very low virulence as parasites evolve to maximize infection duration, whereas Th2-biased landscapes lead to low prevalence and the evolution of high virulence as parasites evolve to maximize parasite abundance and transmission. Finally, we use a simplified adaptive dynamics analysis to show that the key evolutionary driver of these differences is the probability of </w:t>
+        <w:t xml:space="preserve">At the same time, we allow parasite virulence to evolve, to understand how the immune landscape creates distinct epidemiological and evolutionary outcomes. We show that Th1-biased landscapes lead to high prevalence and the evolution of very low virulence as parasites evolve to </w:t>
+      </w:r>
+      <w:del w:id="0" w:author="Clay Cressler" w:date="2026-09-13T14:07:00Z" w16du:dateUtc="2026-09-13T19:07:00Z">
+        <w:r>
+          <w:delText xml:space="preserve">maximize </w:delText>
+        </w:r>
+      </w:del>
+      <w:ins w:id="1" w:author="Clay Cressler" w:date="2026-09-13T14:07:00Z" w16du:dateUtc="2026-09-13T19:07:00Z">
+        <w:r>
+          <w:t>increase</w:t>
+        </w:r>
+        <w:r>
+          <w:t xml:space="preserve"> </w:t>
+        </w:r>
+      </w:ins>
+      <w:r>
+        <w:t xml:space="preserve">infection duration, whereas Th2-biased landscapes lead to low prevalence and the evolution of high virulence as parasites evolve to </w:t>
+      </w:r>
+      <w:del w:id="2" w:author="Clay Cressler" w:date="2026-09-13T14:07:00Z" w16du:dateUtc="2026-09-13T19:07:00Z">
+        <w:r>
+          <w:delText xml:space="preserve">maximize </w:delText>
+        </w:r>
+      </w:del>
+      <w:ins w:id="3" w:author="Clay Cressler" w:date="2026-09-13T14:07:00Z" w16du:dateUtc="2026-09-13T19:07:00Z">
+        <w:r>
+          <w:t>increase</w:t>
+        </w:r>
+        <w:r>
+          <w:t xml:space="preserve"> </w:t>
+        </w:r>
+      </w:ins>
+      <w:r>
+        <w:t xml:space="preserve">parasite abundance and </w:t>
+      </w:r>
+      <w:del w:id="4" w:author="Clay Cressler" w:date="2026-09-13T14:07:00Z" w16du:dateUtc="2026-09-13T19:07:00Z">
+        <w:r>
+          <w:delText>transmission</w:delText>
+        </w:r>
+      </w:del>
+      <w:ins w:id="5" w:author="Clay Cressler" w:date="2026-09-13T14:07:00Z" w16du:dateUtc="2026-09-13T19:07:00Z">
+        <w:r>
+          <w:t>infectiousness</w:t>
+        </w:r>
+      </w:ins>
+      <w:r>
+        <w:t xml:space="preserve">. Finally, we use a simplified adaptive dynamics analysis to show that the key evolutionary driver of these differences is the probability of </w:t>
       </w:r>
       <w:r>
         <w:t>recovery</w:t>
       </w:r>
+      <w:proofErr w:type="gramStart"/>
       <w:r>
         <w:t xml:space="preserve">.  </w:t>
       </w:r>
+      <w:proofErr w:type="gramEnd"/>
       <w:r>
         <w:t xml:space="preserve">Taken together, these results suggest that host immunological heterogeneity and within-host </w:t>
       </w:r>
@@ -466,37 +533,29 @@
     </w:p>
     <w:p>
       <w:r>
-        <w:t>To study the epidemiological and evolutionary consequences of stochasticity in host immune state, we nest a within-host model of the interaction between an extracellular parasite, such as a gastrointestinal helminth, and the adaptive immune system (</w:t>
+        <w:t xml:space="preserve">To study the epidemiological and evolutionary consequences of stochasticity in host immune state, we nest a within-host model of the interaction between an extracellular parasite, such as a gastrointestinal helminth, and the adaptive immune system (Cressler et al. 2024) into a simple susceptible-infected-susceptible (SIS) epidemiological model. The SIS framework is appropriate for such parasites, as </w:t>
+      </w:r>
+      <w:proofErr w:type="gramStart"/>
+      <w:r>
+        <w:t>some</w:t>
+      </w:r>
+      <w:proofErr w:type="gramEnd"/>
+      <w:r>
+        <w:t xml:space="preserve"> hosts become chronically infected and recovery does not typically lead to long-lasting immunity, such that reinfection is common (</w:t>
       </w:r>
       <w:proofErr w:type="spellStart"/>
       <w:r>
-        <w:t>Cressler</w:t>
+        <w:t>Grencis</w:t>
       </w:r>
       <w:proofErr w:type="spellEnd"/>
       <w:r>
-        <w:t xml:space="preserve"> et al. 2024) into a simple susceptible-infected-susceptible (SIS) epidemiological model. The SIS framework is appropriate for such parasites, as some hosts become chronically infected and recovery does not typically lead to long-lasting immunity, such that reinfection is common (</w:t>
-      </w:r>
-      <w:proofErr w:type="spellStart"/>
-      <w:r>
-        <w:t>Grencis</w:t>
-      </w:r>
-      <w:proofErr w:type="spellEnd"/>
-      <w:r>
         <w:t xml:space="preserve"> 2015). </w:t>
       </w:r>
       <w:r>
         <w:t>We use a Gillespie algorithm to stochastically simulate coupled within-host and between-host dynamics</w:t>
       </w:r>
       <w:r>
-        <w:t xml:space="preserve">, leading to a stochastic, individual-based model with an underlying deterministic skeleton (DeLong and </w:t>
-      </w:r>
-      <w:proofErr w:type="spellStart"/>
-      <w:r>
-        <w:t>Cressler</w:t>
-      </w:r>
-      <w:proofErr w:type="spellEnd"/>
-      <w:r>
-        <w:t xml:space="preserve"> 2023)</w:t>
+        <w:t>, leading to a stochastic, individual-based model with an underlying deterministic skeleton (DeLong and Cressler 2023)</w:t>
       </w:r>
       <w:r>
         <w:t>.</w:t>
@@ -2684,15 +2743,15 @@
         </w:rPr>
       </w:pPr>
       <w:r>
-        <w:t xml:space="preserve">Full details and analysis of this model can be found in </w:t>
-      </w:r>
-      <w:proofErr w:type="spellStart"/>
-      <w:r>
-        <w:t>Cressler</w:t>
-      </w:r>
-      <w:proofErr w:type="spellEnd"/>
-      <w:r>
-        <w:t xml:space="preserve"> et al. 2024, but briefly, the model considers the interaction between subpopulations of helper T-cells (</w:t>
+        <w:t xml:space="preserve">Full details and analysis of this model can </w:t>
+      </w:r>
+      <w:proofErr w:type="gramStart"/>
+      <w:r>
+        <w:t>be found</w:t>
+      </w:r>
+      <w:proofErr w:type="gramEnd"/>
+      <w:r>
+        <w:t xml:space="preserve"> in Cressler et al. 2024, but briefly, the model considers the interaction between subpopulations of helper T-cells (</w:t>
       </w:r>
       <w:r>
         <w:softHyphen/>
@@ -2961,7 +3020,21 @@
         <w:rPr>
           <w:rFonts w:eastAsiaTheme="minorEastAsia"/>
         </w:rPr>
-        <w:t xml:space="preserve">). Self-activation is cross-inhibited by T-helper cells of the other subpopulation (controlled by parameter </w:t>
+        <w:t xml:space="preserve">). Self-activation </w:t>
+      </w:r>
+      <w:proofErr w:type="gramStart"/>
+      <w:r>
+        <w:rPr>
+          <w:rFonts w:eastAsiaTheme="minorEastAsia"/>
+        </w:rPr>
+        <w:t>is cross-inhibited</w:t>
+      </w:r>
+      <w:proofErr w:type="gramEnd"/>
+      <w:r>
+        <w:rPr>
+          <w:rFonts w:eastAsiaTheme="minorEastAsia"/>
+        </w:rPr>
+        <w:t xml:space="preserve"> by T-helper cells of the other subpopulation (controlled by parameter </w:t>
       </w:r>
       <m:oMath>
         <m:sSub>
@@ -2997,31 +3070,19 @@
         </w:rPr>
         <w:t xml:space="preserve">). The self-activation and cross-inhibition functions phenomenologically capture the cytokine-dependent interactions that occur between Th1 and Th2 cells (Yates et al. </w:t>
       </w:r>
-      <w:r>
-        <w:rPr>
-          <w:rFonts w:eastAsiaTheme="minorEastAsia"/>
-        </w:rPr>
-        <w:t>200</w:t>
-      </w:r>
-      <w:r>
-        <w:rPr>
-          <w:rFonts w:eastAsiaTheme="minorEastAsia"/>
-        </w:rPr>
-        <w:t xml:space="preserve">0, van den Ham and de Boer 2008, </w:t>
-      </w:r>
-      <w:proofErr w:type="spellStart"/>
-      <w:r>
-        <w:rPr>
-          <w:rFonts w:eastAsiaTheme="minorEastAsia"/>
-        </w:rPr>
-        <w:t>Schrom</w:t>
-      </w:r>
-      <w:proofErr w:type="spellEnd"/>
-      <w:r>
-        <w:rPr>
-          <w:rFonts w:eastAsiaTheme="minorEastAsia"/>
-        </w:rPr>
-        <w:t xml:space="preserve"> et al. 2020). Parasite biomass increases through density-dependent growth at a maximum rate </w:t>
+      <w:proofErr w:type="gramStart"/>
+      <w:r>
+        <w:rPr>
+          <w:rFonts w:eastAsiaTheme="minorEastAsia"/>
+        </w:rPr>
+        <w:t>2000</w:t>
+      </w:r>
+      <w:proofErr w:type="gramEnd"/>
+      <w:r>
+        <w:rPr>
+          <w:rFonts w:eastAsiaTheme="minorEastAsia"/>
+        </w:rPr>
+        <w:t xml:space="preserve">, van den Ham and de Boer 2008, Schrom et al. 2020). Parasite biomass increases through density-dependent growth at a maximum rate </w:t>
       </w:r>
       <m:oMath>
         <m:r>
@@ -3083,7 +3144,21 @@
         <w:rPr>
           <w:rFonts w:eastAsiaTheme="minorEastAsia"/>
         </w:rPr>
-        <w:t xml:space="preserve"> that determines how sensitive biomass growth rate is to changes in virulence. Parasite biomass growth is inhibited due to the action of Th2 cells at a maximum per-T-cell rate of </w:t>
+        <w:t xml:space="preserve"> that determines how sensitive biomass growth rate is to changes in virulence. Parasite biomass growth </w:t>
+      </w:r>
+      <w:proofErr w:type="gramStart"/>
+      <w:r>
+        <w:rPr>
+          <w:rFonts w:eastAsiaTheme="minorEastAsia"/>
+        </w:rPr>
+        <w:t>is inhibited</w:t>
+      </w:r>
+      <w:proofErr w:type="gramEnd"/>
+      <w:r>
+        <w:rPr>
+          <w:rFonts w:eastAsiaTheme="minorEastAsia"/>
+        </w:rPr>
+        <w:t xml:space="preserve"> due to the action of Th2 cells at a maximum per-T-cell rate of </w:t>
       </w:r>
       <m:oMath>
         <m:r>
@@ -3097,35 +3172,41 @@
         <w:rPr>
           <w:rFonts w:eastAsiaTheme="minorEastAsia"/>
         </w:rPr>
-        <w:t xml:space="preserve">. The positive feedback loops created by self-activation, cross-inhibition, and the parasite’s ability to induce both Th1 and Th2 responses make the dynamics of this system multistable: the ultimate outcome of the interaction depends on both the parameters of the model and the initial starting conditions. </w:t>
+        <w:t xml:space="preserve">. The positive feedback loops created by self-activation, cross-inhibition, and the parasite’s ability to induce both Th1 and Th2 responses make the dynamics of this system multistable: the ultimate outcome of the interaction depends on both the parameters of the model and the initial starting conditions. In particular, Cressler et al. (2024) showed that acute infection, where the immune system polarizes towards a Th2 response and clears the infection quickly, and chronic infection, where the immune system polarizes towards a Th1 response and the parasite cannot be cleared, were both stable outcomes of this model. Table 1 gives the baseline parameters we use for this study. Note that these parameters </w:t>
       </w:r>
       <w:proofErr w:type="gramStart"/>
       <w:r>
         <w:rPr>
           <w:rFonts w:eastAsiaTheme="minorEastAsia"/>
         </w:rPr>
-        <w:t xml:space="preserve">In particular, </w:t>
-      </w:r>
-      <w:proofErr w:type="spellStart"/>
-      <w:r>
-        <w:rPr>
-          <w:rFonts w:eastAsiaTheme="minorEastAsia"/>
-        </w:rPr>
-        <w:t>Cressler</w:t>
-      </w:r>
-      <w:proofErr w:type="spellEnd"/>
+        <w:t>are not derived</w:t>
+      </w:r>
       <w:proofErr w:type="gramEnd"/>
       <w:r>
         <w:rPr>
           <w:rFonts w:eastAsiaTheme="minorEastAsia"/>
         </w:rPr>
-        <w:t xml:space="preserve"> et al. (2024) showed that acute infection, where the immune system polarizes towards a Th2 response and clears the infection quickly, and chronic infection, where the immune system polarizes towards a Th1 response and the parasite cannot be cleared, were both stable outcomes of this model. Table 1 gives the baseline parameters we use for this study. Note that these parameters are not derived for any particular </w:t>
+        <w:t xml:space="preserve"> </w:t>
       </w:r>
       <w:proofErr w:type="gramStart"/>
       <w:r>
         <w:rPr>
           <w:rFonts w:eastAsiaTheme="minorEastAsia"/>
         </w:rPr>
+        <w:t>for</w:t>
+      </w:r>
+      <w:proofErr w:type="gramEnd"/>
+      <w:r>
+        <w:rPr>
+          <w:rFonts w:eastAsiaTheme="minorEastAsia"/>
+        </w:rPr>
+        <w:t xml:space="preserve"> any particular </w:t>
+      </w:r>
+      <w:proofErr w:type="gramStart"/>
+      <w:r>
+        <w:rPr>
+          <w:rFonts w:eastAsiaTheme="minorEastAsia"/>
+        </w:rPr>
         <w:t>system, but</w:t>
       </w:r>
       <w:proofErr w:type="gramEnd"/>
@@ -3133,7 +3214,21 @@
         <w:rPr>
           <w:rFonts w:eastAsiaTheme="minorEastAsia"/>
         </w:rPr>
-        <w:t xml:space="preserve"> were chosen because of the rich and biologically plausible outcomes they produce (see Fig. 1).</w:t>
+        <w:t xml:space="preserve"> </w:t>
+      </w:r>
+      <w:proofErr w:type="gramStart"/>
+      <w:r>
+        <w:rPr>
+          <w:rFonts w:eastAsiaTheme="minorEastAsia"/>
+        </w:rPr>
+        <w:t>were chosen</w:t>
+      </w:r>
+      <w:proofErr w:type="gramEnd"/>
+      <w:r>
+        <w:rPr>
+          <w:rFonts w:eastAsiaTheme="minorEastAsia"/>
+        </w:rPr>
+        <w:t xml:space="preserve"> because of the rich and biologically plausible outcomes they produce (see Fig. 1).</w:t>
       </w:r>
     </w:p>
     <w:p>
@@ -3571,7 +3666,39 @@
           <w:rFonts w:eastAsiaTheme="minorEastAsia"/>
           <w:iCs/>
         </w:rPr>
-        <w:t xml:space="preserve"> the IBM implementation of this model, the initial parasite biomass in the new host is drawn from a Poisson distribution. For simplicity, we assume that the mean and variance of this distribution are set to one-tenth of the infected host’s parasite biomass at the time of infection. If the drawn dose is equal to zero, then transmission fails. The infection-induced mortality rate, </w:t>
+        <w:t xml:space="preserve"> the IBM implementation of this model, the initial parasite biomass in the new host </w:t>
+      </w:r>
+      <w:proofErr w:type="gramStart"/>
+      <w:r>
+        <w:rPr>
+          <w:rFonts w:eastAsiaTheme="minorEastAsia"/>
+          <w:iCs/>
+        </w:rPr>
+        <w:t>is drawn</w:t>
+      </w:r>
+      <w:proofErr w:type="gramEnd"/>
+      <w:r>
+        <w:rPr>
+          <w:rFonts w:eastAsiaTheme="minorEastAsia"/>
+          <w:iCs/>
+        </w:rPr>
+        <w:t xml:space="preserve"> from a Poisson distribution. For simplicity, we assume that the </w:t>
+      </w:r>
+      <w:proofErr w:type="gramStart"/>
+      <w:r>
+        <w:rPr>
+          <w:rFonts w:eastAsiaTheme="minorEastAsia"/>
+          <w:iCs/>
+        </w:rPr>
+        <w:t>mean</w:t>
+      </w:r>
+      <w:proofErr w:type="gramEnd"/>
+      <w:r>
+        <w:rPr>
+          <w:rFonts w:eastAsiaTheme="minorEastAsia"/>
+          <w:iCs/>
+        </w:rPr>
+        <w:t xml:space="preserve"> and variance of this distribution are set to one-tenth of the infected host’s parasite biomass at the time of infection. If the drawn dose is equal to zero, then transmission fails. The infection-induced mortality rate, </w:t>
       </w:r>
       <m:oMath>
         <m:r>
@@ -3854,23 +3981,23 @@
           <w:rFonts w:eastAsiaTheme="minorEastAsia"/>
           <w:iCs/>
         </w:rPr>
-        <w:t xml:space="preserve"> are n</w:t>
-      </w:r>
-      <w:proofErr w:type="spellStart"/>
+        <w:t xml:space="preserve"> </w:t>
+      </w:r>
+      <w:proofErr w:type="gramStart"/>
       <w:r>
         <w:rPr>
           <w:rFonts w:eastAsiaTheme="minorEastAsia"/>
           <w:iCs/>
         </w:rPr>
-        <w:t>ot</w:t>
-      </w:r>
-      <w:proofErr w:type="spellEnd"/>
+        <w:t>are not actually defined</w:t>
+      </w:r>
+      <w:proofErr w:type="gramEnd"/>
       <w:r>
         <w:rPr>
           <w:rFonts w:eastAsiaTheme="minorEastAsia"/>
           <w:iCs/>
         </w:rPr>
-        <w:t xml:space="preserve"> actually defined at the population level (that is, we cannot write down a function for, </w:t>
+        <w:t xml:space="preserve"> at the population level (that is, we cannot write down a function for, </w:t>
       </w:r>
       <w:r>
         <w:rPr>
@@ -3898,7 +4025,23 @@
           <w:rFonts w:eastAsiaTheme="minorEastAsia"/>
           <w:iCs/>
         </w:rPr>
-        <w:t xml:space="preserve"> because parasite biomass varies across infected individuals). Rather, at each step in our Gillespie algorithm, we compute the rates of each process in the within-host model (denoted by the underbraces in Eq. 1) for every infected individual based on its current within-host state; we compute the parasite-induced mortality rate for every infected individual based on its current parasite biomass; we compute the population-level host birth rate; and we compute a population-level contact rate. The Gillespie algorithm then updates the time based on the total rate of all possible processes and stochastically chooses which process is occurring. If the chosen process was a change in a within-host variable (</w:t>
+        <w:t xml:space="preserve"> because parasite biomass varies across infected individuals). Rather, at each step in our Gillespie algorithm, we compute the rates of each process in the within-host model (denoted by the underbraces in Eq. 1) for every infected individual based on its current within-host state; we compute the parasite-induced mortality rate for every infected individual based on its current parasite biomass; we compute the population-level host birth rate; and we compute a population-level contact rate. The Gillespie algorithm then updates the time based on the total rate of all </w:t>
+      </w:r>
+      <w:proofErr w:type="gramStart"/>
+      <w:r>
+        <w:rPr>
+          <w:rFonts w:eastAsiaTheme="minorEastAsia"/>
+          <w:iCs/>
+        </w:rPr>
+        <w:t>possible processes</w:t>
+      </w:r>
+      <w:proofErr w:type="gramEnd"/>
+      <w:r>
+        <w:rPr>
+          <w:rFonts w:eastAsiaTheme="minorEastAsia"/>
+          <w:iCs/>
+        </w:rPr>
+        <w:t xml:space="preserve"> and stochastically chooses which process is occurring. If the chosen process was a change in a within-host variable (</w:t>
       </w:r>
       <m:oMath>
         <m:sSub>
@@ -4027,7 +4170,39 @@
           <w:rFonts w:eastAsiaTheme="minorEastAsia"/>
           <w:iCs/>
         </w:rPr>
-        <w:t>) by one. If the chosen process was parasite-induced mortality, we remove the chosen infected host and decrease the number of infected hosts by one. If the chosen process was a host birth, we increase the number of susceptible hosts by one. Finally, if the chosen process was a contact between a susceptible and infected host, we choose an infected host at random and draw the initial parasite biomass from a Poisson distribution. If the initial parasite biomass is greater than zero, we create a new infected individual with that initial parasite biomass and with an initial immune state (</w:t>
+        <w:t>) by one. If the chosen process was parasite-induced mortality, we remove the chosen infected host and decrease the number of infected hosts by one. If the chosen process was a host birth, we increase the number of susceptible hosts by one. Finally, if the chosen process was a contact between a susceptible and infected host, we choose an infected host at random and draw the initial parasite biomass from a Poisson distribution</w:t>
+      </w:r>
+      <w:ins w:id="6" w:author="Clay Cressler" w:date="2026-09-13T14:11:00Z" w16du:dateUtc="2026-09-13T19:11:00Z">
+        <w:r>
+          <w:rPr>
+            <w:rFonts w:eastAsiaTheme="minorEastAsia"/>
+            <w:iCs/>
+          </w:rPr>
+          <w:t xml:space="preserve"> (we do not need to choose a susceptible host at random as well, as all susceptible hosts are identical, so we only track </w:t>
+        </w:r>
+        <w:proofErr w:type="spellStart"/>
+        <w:r>
+          <w:rPr>
+            <w:rFonts w:eastAsiaTheme="minorEastAsia"/>
+            <w:iCs/>
+          </w:rPr>
+          <w:t>their</w:t>
+        </w:r>
+        <w:proofErr w:type="spellEnd"/>
+        <w:r>
+          <w:rPr>
+            <w:rFonts w:eastAsiaTheme="minorEastAsia"/>
+            <w:iCs/>
+          </w:rPr>
+          <w:t xml:space="preserve"> abundance)</w:t>
+        </w:r>
+      </w:ins>
+      <w:r>
+        <w:rPr>
+          <w:rFonts w:eastAsiaTheme="minorEastAsia"/>
+          <w:iCs/>
+        </w:rPr>
+        <w:t>. If the initial parasite biomass is greater than zero, we create a new infected individual with that initial parasite biomass and with an initial immune state (</w:t>
       </w:r>
       <m:oMath>
         <m:sSub>
@@ -4096,29 +4271,79 @@
           <w:rFonts w:eastAsiaTheme="minorEastAsia"/>
           <w:iCs/>
         </w:rPr>
-        <w:t xml:space="preserve">) drawn from a probability distribution as described below. </w:t>
-      </w:r>
+        <w:t>) drawn from a probability distribution as described below</w:t>
+      </w:r>
+      <w:ins w:id="7" w:author="Clay Cressler" w:date="2026-09-13T14:09:00Z" w16du:dateUtc="2026-09-13T19:09:00Z">
+        <w:r>
+          <w:rPr>
+            <w:rFonts w:eastAsiaTheme="minorEastAsia"/>
+            <w:iCs/>
+          </w:rPr>
+          <w:t>, and we reduce the size of the susceptible host population by one</w:t>
+        </w:r>
+      </w:ins>
+      <w:proofErr w:type="gramStart"/>
+      <w:r>
+        <w:rPr>
+          <w:rFonts w:eastAsiaTheme="minorEastAsia"/>
+          <w:iCs/>
+        </w:rPr>
+        <w:t>.</w:t>
+      </w:r>
+      <w:ins w:id="8" w:author="Clay Cressler" w:date="2026-09-13T14:10:00Z" w16du:dateUtc="2026-09-13T19:10:00Z">
+        <w:r>
+          <w:rPr>
+            <w:rFonts w:eastAsiaTheme="minorEastAsia"/>
+            <w:iCs/>
+          </w:rPr>
+          <w:t xml:space="preserve"> </w:t>
+        </w:r>
+      </w:ins>
+      <w:r>
+        <w:rPr>
+          <w:rFonts w:eastAsiaTheme="minorEastAsia"/>
+          <w:iCs/>
+        </w:rPr>
+        <w:t xml:space="preserve"> </w:t>
+      </w:r>
+      <w:proofErr w:type="gramEnd"/>
     </w:p>
     <w:p/>
     <w:p>
       <w:r>
-        <w:t xml:space="preserve">As shown in </w:t>
-      </w:r>
-      <w:proofErr w:type="spellStart"/>
-      <w:r>
-        <w:t>Cressler</w:t>
-      </w:r>
-      <w:proofErr w:type="spellEnd"/>
-      <w:r>
-        <w:t xml:space="preserve"> et al. (2024) and in Fig. 1, the outcome of the within-host interaction described by Eq. 1 depends critically on both the initial parasite biomass (resulting from the infection process described above) and the initial immune state. Rather than fixing the initial immune state of every individual upon infection, we assume that it varies stochastically, reflecting that every individual’s immune state upon infection would depend on its history of past exposures to parasitic, commensal, and mutualistic symbionts and thus would vary tremendously from one individual to another. Across different simulation runs, we vary the immune landscape the parasite faces by altering the initial Th2 bias of the immune system. </w:t>
+        <w:t xml:space="preserve">As shown in Cressler et al. (2024) and in Fig. 1, the outcome of the within-host interaction described by Eq. 1 depends critically on both the initial parasite biomass (resulting from the </w:t>
       </w:r>
       <w:proofErr w:type="gramStart"/>
       <w:r>
+        <w:t>infection process</w:t>
+      </w:r>
+      <w:proofErr w:type="gramEnd"/>
+      <w:r>
+        <w:t xml:space="preserve"> described above) and the initial immune state. Rather than fixing the initial immune state of every individual upon infection, we assume that it varies stochastically, reflecting that every individual’s immune state upon infection would depend on its history of past exposures to parasitic, commensal, and mutualistic symbionts and thus would vary tremendously from one individual to another. Across different simulation runs, we vary the immune landscape the parasite faces by altering the initial Th2 bias of the immune system. </w:t>
+      </w:r>
+      <w:proofErr w:type="gramStart"/>
+      <w:r>
         <w:t>In particular, we</w:t>
       </w:r>
       <w:proofErr w:type="gramEnd"/>
       <w:r>
-        <w:t xml:space="preserve"> hold the maximum number of initial Th2 cells fixed at 800 and vary the minimum number of cells; we then draw the initial number of Th2 from a uniform distribution. We also fix the total immune cell population at 1200, so the random draw determines both the initial Th1 and Th2 cell numbers. Thus, when the minimum number of Th2 cells is very small (</w:t>
+        <w:t xml:space="preserve"> hold the maximum number of initial Th2 cells fixed at </w:t>
+      </w:r>
+      <w:proofErr w:type="gramStart"/>
+      <w:r>
+        <w:t>800</w:t>
+      </w:r>
+      <w:proofErr w:type="gramEnd"/>
+      <w:r>
+        <w:t xml:space="preserve"> and vary the minimum number of cells; we then draw the initial number of Th2 from a uniform distribution. We also fix the total immune cell population at 1200, so the random draw determines both the initial Th1 and Th2 cell numbers. Thus, when the minimum number of Th2 cells is </w:t>
+      </w:r>
+      <w:proofErr w:type="gramStart"/>
+      <w:r>
+        <w:t>very small</w:t>
+      </w:r>
+      <w:proofErr w:type="gramEnd"/>
+      <w:r>
+        <w:t xml:space="preserve"> (</w:t>
       </w:r>
       <w:r>
         <w:rPr>
@@ -4127,7 +4352,23 @@
         <w:t>e.g.</w:t>
       </w:r>
       <w:r>
-        <w:t>, 200), the initial immune state is likely to be Th1-biased, whereas when the minimum number of Th2 cells is very large (</w:t>
+        <w:t xml:space="preserve">, </w:t>
+      </w:r>
+      <w:proofErr w:type="gramStart"/>
+      <w:r>
+        <w:t>200</w:t>
+      </w:r>
+      <w:proofErr w:type="gramEnd"/>
+      <w:r>
+        <w:t xml:space="preserve">), the initial immune state is likely to be Th1-biased, whereas when the minimum number of Th2 cells is </w:t>
+      </w:r>
+      <w:proofErr w:type="gramStart"/>
+      <w:r>
+        <w:t>very large</w:t>
+      </w:r>
+      <w:proofErr w:type="gramEnd"/>
+      <w:r>
+        <w:t xml:space="preserve"> (</w:t>
       </w:r>
       <w:r>
         <w:rPr>
@@ -4136,7 +4377,15 @@
         <w:t>e.g.</w:t>
       </w:r>
       <w:r>
-        <w:t>, 700), the initial immune state is Th2-biased.</w:t>
+        <w:t xml:space="preserve">, </w:t>
+      </w:r>
+      <w:proofErr w:type="gramStart"/>
+      <w:r>
+        <w:t>700</w:t>
+      </w:r>
+      <w:proofErr w:type="gramEnd"/>
+      <w:r>
+        <w:t>), the initial immune state is Th2-biased.</w:t>
       </w:r>
     </w:p>
     <w:p/>
@@ -4147,7 +4396,6 @@
         </w:rPr>
       </w:pPr>
       <w:r>
-        <w:lastRenderedPageBreak/>
         <w:t xml:space="preserve">We start each simulation with a small population of infected individuals, each with a per-unit biomass virulence of </w:t>
       </w:r>
       <m:oMath>
@@ -4176,7 +4424,21 @@
         <w:rPr>
           <w:rFonts w:eastAsiaTheme="minorEastAsia"/>
         </w:rPr>
-        <w:t xml:space="preserve"> in a new infection, the virulence of this infection is drawn from a lognormal distribution with mean equal to the virulence of the infecting host and a standard deviation equal to half the mean. With this model of inheritance, virulence evolution </w:t>
+        <w:t xml:space="preserve"> in a new infection, the virulence of this infection </w:t>
+      </w:r>
+      <w:proofErr w:type="gramStart"/>
+      <w:r>
+        <w:rPr>
+          <w:rFonts w:eastAsiaTheme="minorEastAsia"/>
+        </w:rPr>
+        <w:t>is drawn</w:t>
+      </w:r>
+      <w:proofErr w:type="gramEnd"/>
+      <w:r>
+        <w:rPr>
+          <w:rFonts w:eastAsiaTheme="minorEastAsia"/>
+        </w:rPr>
+        <w:t xml:space="preserve"> from a lognormal distribution with mean equal to the virulence of the infecting host and a standard deviation equal to half the mean. With this model of inheritance, virulence evolution </w:t>
       </w:r>
       <w:r>
         <w:t>emerges out of the stochastic processes of infection, death, and recovery (</w:t>
@@ -4214,15 +4476,7 @@
         </w:rPr>
       </w:pPr>
       <w:r>
-        <w:t xml:space="preserve">Figure 1 shows how variation in the initial number of Th2 cells (from 200-800) and variation in the initial parasite dose (from 1 to 40) interact to shape the outcome of infection, </w:t>
-      </w:r>
-      <w:proofErr w:type="gramStart"/>
-      <w:r>
-        <w:t>in particular whether</w:t>
-      </w:r>
-      <w:proofErr w:type="gramEnd"/>
-      <w:r>
-        <w:t xml:space="preserve"> an infection is cleared or is chronic, at the within-host level. The per-parasite virulence, </w:t>
+        <w:t xml:space="preserve">Figure 1 shows how variation in the initial number of Th2 cells (from 200-800) and variation in the initial parasite dose (from 1 to 40) interact to shape the outcome of infection, in particular whether an infection is cleared or is chronic, at the within-host level. The per-parasite virulence, </w:t>
       </w:r>
       <w:r>
         <w:rPr>
@@ -4232,7 +4486,15 @@
         <w:t>v</w:t>
       </w:r>
       <w:r>
-        <w:t xml:space="preserve">, is held constant at its initial value, </w:t>
+        <w:t xml:space="preserve">, </w:t>
+      </w:r>
+      <w:proofErr w:type="gramStart"/>
+      <w:r>
+        <w:t>is held</w:t>
+      </w:r>
+      <w:proofErr w:type="gramEnd"/>
+      <w:r>
+        <w:t xml:space="preserve"> constant at its initial value, </w:t>
       </w:r>
       <m:oMath>
         <m:r>
@@ -4246,7 +4508,35 @@
         <w:rPr>
           <w:rFonts w:eastAsiaTheme="minorEastAsia"/>
         </w:rPr>
-        <w:t xml:space="preserve">. Fig. 1A shows the results of deterministic simulations of the within-host model (Eq. 1); Fig. 1B shows the results of stochastic simulations of the model using a Gillespie algorithm. For each set of initial conditions, we simulated the stochastic model 100 times and then report the probability of an acute infection. The deterministic model predicts that there are three possible equilibria, depending on the initial number of Th2 cells and the initial parasite dose: a high Th1, low Th2, high parasite equilibrium corresponding to a chronic infection (red); a high Th1, high Th2, low parasite (but non-zero) equilibrium (gray); and a low Th1, high Th2, zero parasite equilibrium corresponding to </w:t>
+        <w:t xml:space="preserve">. Fig. 1A shows the results of deterministic simulations of the within-host model (Eq. 1); Fig. 1B shows the results of stochastic simulations of the model using a Gillespie algorithm. For each set of initial conditions, we simulated the stochastic model </w:t>
+      </w:r>
+      <w:proofErr w:type="gramStart"/>
+      <w:r>
+        <w:rPr>
+          <w:rFonts w:eastAsiaTheme="minorEastAsia"/>
+        </w:rPr>
+        <w:t>100</w:t>
+      </w:r>
+      <w:proofErr w:type="gramEnd"/>
+      <w:r>
+        <w:rPr>
+          <w:rFonts w:eastAsiaTheme="minorEastAsia"/>
+        </w:rPr>
+        <w:t xml:space="preserve"> times and then </w:t>
+      </w:r>
+      <w:proofErr w:type="gramStart"/>
+      <w:r>
+        <w:rPr>
+          <w:rFonts w:eastAsiaTheme="minorEastAsia"/>
+        </w:rPr>
+        <w:t>report</w:t>
+      </w:r>
+      <w:proofErr w:type="gramEnd"/>
+      <w:r>
+        <w:rPr>
+          <w:rFonts w:eastAsiaTheme="minorEastAsia"/>
+        </w:rPr>
+        <w:t xml:space="preserve"> the probability of an acute infection. The deterministic model predicts that there are three possible equilibria, depending on the initial number of Th2 cells and the initial parasite dose: a high Th1, low Th2, high parasite equilibrium corresponding to a chronic infection (red); a high Th1, high Th2, low parasite (but non-zero) equilibrium (gray); and a low Th1, high Th2, zero parasite equilibrium corresponding to </w:t>
       </w:r>
       <w:r>
         <w:rPr>
@@ -4282,7 +4572,47 @@
     </w:p>
     <w:p>
       <w:r>
-        <w:t xml:space="preserve">With this intuition developed, we can consider the epidemiological and evolutionary dynamics that result from different immunological landscapes, specified by varying the minimum Th2 of the probability distribution from which the initial immune state is drawn for each new infection. Fig. 2 shows the epidemiological dynamics that occur as the parasite is evolving.  In general, we observe a decrease in prevalence as we increase the minimum number of Th2 cells upon infection (main panel), reflecting an increase in the probability of infection clearance with a higher initial Th2 (Fig. 1; Fig. 4A). The blue points and top left panel show the epidemiological dynamics when the immune system is very likely to be Th1-biased (minimum Th2=200). We observed no epidemic fadeouts and prevalence is nearly 100%. Conversely, the green points and bottom left panel show the epidemiological dynamics when the immune system is Th2-biased (minimum Th2=700). Epidemic fadeouts are common; meanwhile, in those populations where the infection becomes endemic, prevalence reaches an approximate steady state around 25%. The orange points and middle left panel show the epidemiological dynamics when there is moderate Th2 bias (minimum Th2=575). Here we observe much more variability in the final prevalence across simulations and it is also clear that we have not yet reached a steady state; this is because the eco-evolutionary dynamics are still occurring (Fig. 3). At this intermediate Th2 bias, the eco-evolutionary dynamics do not reach a steady state, even </w:t>
+        <w:t xml:space="preserve">With this intuition developed, we can consider the epidemiological and evolutionary dynamics that result from different immunological landscapes, specified by varying the minimum Th2 of the probability distribution from which the initial immune state </w:t>
+      </w:r>
+      <w:proofErr w:type="gramStart"/>
+      <w:r>
+        <w:t>is drawn</w:t>
+      </w:r>
+      <w:proofErr w:type="gramEnd"/>
+      <w:r>
+        <w:t xml:space="preserve"> for each new infection. Fig. 2 shows the epidemiological dynamics that occur as the parasite is evolving</w:t>
+      </w:r>
+      <w:proofErr w:type="gramStart"/>
+      <w:r>
+        <w:t xml:space="preserve">.  </w:t>
+      </w:r>
+      <w:proofErr w:type="gramEnd"/>
+      <w:r>
+        <w:t xml:space="preserve">In general, we observe a decrease in prevalence as we increase the minimum number of Th2 cells upon infection (main panel), reflecting an increase in the probability of infection clearance with a higher initial Th2 (Fig. 1; Fig. 4A). The blue points and top left panel show the epidemiological dynamics when the immune system is </w:t>
+      </w:r>
+      <w:proofErr w:type="gramStart"/>
+      <w:r>
+        <w:t>very likely</w:t>
+      </w:r>
+      <w:proofErr w:type="gramEnd"/>
+      <w:r>
+        <w:t xml:space="preserve"> to be Th1-biased (minimum Th2=200). We observed no epidemic fadeouts and prevalence is </w:t>
+      </w:r>
+      <w:proofErr w:type="gramStart"/>
+      <w:r>
+        <w:t>nearly 100%</w:t>
+      </w:r>
+      <w:proofErr w:type="gramEnd"/>
+      <w:r>
+        <w:t xml:space="preserve">. Conversely, the green points and bottom left panel show the epidemiological dynamics when the immune system is Th2-biased (minimum Th2=700). Epidemic fadeouts are common; meanwhile, in those populations where the infection becomes endemic, prevalence reaches an approximate steady state around 25%. The orange points and middle left panel show the epidemiological dynamics when there is moderate Th2 bias (minimum Th2=575). Here we observe much more variability in the final prevalence across </w:t>
+      </w:r>
+      <w:proofErr w:type="gramStart"/>
+      <w:r>
+        <w:t>simulations</w:t>
+      </w:r>
+      <w:proofErr w:type="gramEnd"/>
+      <w:r>
+        <w:t xml:space="preserve"> and it is also clear that we have not yet reached a steady state; this is because the eco-evolutionary dynamics are still occurring (Fig. 3). At this intermediate Th2 bias, the eco-evolutionary dynamics do not reach a steady state, even </w:t>
       </w:r>
       <w:r>
         <w:lastRenderedPageBreak/>
@@ -4292,13 +4622,61 @@
     <w:p/>
     <w:p>
       <w:r>
-        <w:t>Evolutionarily, we see that when the immune system is Th1-biased (minimum Th2=200; top left panel of Fig. 3), virulence evolves to be very low as chronic infections are very likely. Conversely, when the immune system is Th2-biased (minimum Th2=700; bottom left panel of Fig. 3), virulence evolves to be high as acute infections are very likely. When there is moderate Th2 bias (minimum Th2=575), the evolutionary outcomes are highly variable; overall, most simulations are evolving towards lower virulence, but many have maintained very high virulence throughout the entire simulation run, implying that virulence evolution is much less predictable. For moderate Th2 bias, this variability can persist for a long time; although most simulations have reached low virulence by 1500 timesteps, there are still multiple replicates with higher-than-expected virulence (Supplementary Fig. S1). Overall, as the immune system becomes more Th2-biased and acute infections are more likely, parasite virulence evolves to be higher (Fig. 3, main panel).</w:t>
+        <w:t xml:space="preserve">Evolutionarily, we see that when the immune system is Th1-biased (minimum Th2=200; top left panel of Fig. 3), virulence evolves to be </w:t>
+      </w:r>
+      <w:proofErr w:type="gramStart"/>
+      <w:r>
+        <w:t>very low</w:t>
+      </w:r>
+      <w:proofErr w:type="gramEnd"/>
+      <w:r>
+        <w:t xml:space="preserve"> as chronic infections are </w:t>
+      </w:r>
+      <w:proofErr w:type="gramStart"/>
+      <w:r>
+        <w:t>very likely</w:t>
+      </w:r>
+      <w:proofErr w:type="gramEnd"/>
+      <w:r>
+        <w:t xml:space="preserve">. Conversely, when the immune system is Th2-biased (minimum Th2=700; bottom left panel of Fig. 3), virulence evolves to be high as acute infections are </w:t>
+      </w:r>
+      <w:proofErr w:type="gramStart"/>
+      <w:r>
+        <w:t>very likely</w:t>
+      </w:r>
+      <w:proofErr w:type="gramEnd"/>
+      <w:r>
+        <w:t xml:space="preserve">. When there is moderate Th2 bias (minimum Th2=575), the evolutionary outcomes are highly variable; overall, most simulations are evolving towards lower virulence, but </w:t>
+      </w:r>
+      <w:proofErr w:type="gramStart"/>
+      <w:r>
+        <w:t>many</w:t>
+      </w:r>
+      <w:proofErr w:type="gramEnd"/>
+      <w:r>
+        <w:t xml:space="preserve"> have maintained </w:t>
+      </w:r>
+      <w:proofErr w:type="gramStart"/>
+      <w:r>
+        <w:t>very high</w:t>
+      </w:r>
+      <w:proofErr w:type="gramEnd"/>
+      <w:r>
+        <w:t xml:space="preserve"> virulence throughout the entire simulation run, implying that virulence evolution is much less predictable. For moderate Th2 bias, this variability can persist for a long time; although most simulations have reached low virulence by 1500 timesteps, there are still multiple replicates with higher-than-expected virulence (Supplementary Fig. S1). Overall, as the immune system becomes more Th2-biased and acute infections are more likely, parasite virulence evolves to be higher (Fig. 3, main panel).</w:t>
       </w:r>
     </w:p>
     <w:p/>
     <w:p>
       <w:r>
-        <w:t xml:space="preserve">Figure 4 visualizes how evolution of virulence across different immune landscapes has modified parasite fitness components. We examine only the first 500 timesteps of each simulation to avoid issues with right-censoring of infection duration. When the initial immune state is likely Th1-biased (that is, when the initial number of Th2 cells is low), parasite evolution reduces the probability of </w:t>
+        <w:t xml:space="preserve">Figure 4 visualizes how evolution of virulence across different immune landscapes has modified parasite fitness components. We examine only the first </w:t>
+      </w:r>
+      <w:proofErr w:type="gramStart"/>
+      <w:r>
+        <w:t>500</w:t>
+      </w:r>
+      <w:proofErr w:type="gramEnd"/>
+      <w:r>
+        <w:t xml:space="preserve"> timesteps of each simulation to avoid issues with right-censoring of infection duration. When the initial immune state is likely Th1-biased (that is, when the initial number of Th2 cells is low), parasite evolution reduces the probability of </w:t>
       </w:r>
       <w:r>
         <w:t>recovery</w:t>
@@ -4322,13 +4700,26 @@
         <w:t>recovery</w:t>
       </w:r>
       <w:r>
-        <w:t xml:space="preserve"> probability declines in Th1-biased immune landscapes, infection duration increases (red lines in Fig. 4B). More surprisingly, given the fact that virulence is increasing in Th2-biased landscapes (Fig. 3), infection duration remains relatively constant (blue lines in Fig. 4B), a point we return to in the Discussion. Finally, evolution of reduced virulence in Th1-biased landscapes leads to lower peak parasite biomass, whereas evolution of increased virulence in Th2-biased landscapes leads to higher peak parasite abundance (Fig. 4C). Combining the insights from Figs. 2</w:t>
+        <w:t xml:space="preserve"> probability declines in Th1-biased immune landscapes, infection duration increases (red lines in Fig. 4B). More surprisingly, given the fact that virulence is increasing in Th2-biased landscapes (Fig. 3), infection duration remains </w:t>
+      </w:r>
+      <w:proofErr w:type="gramStart"/>
+      <w:r>
+        <w:t>relatively constant</w:t>
+      </w:r>
+      <w:proofErr w:type="gramEnd"/>
+      <w:r>
+        <w:t xml:space="preserve"> (blue lines in Fig. 4B), a point we return to in the Discussion. Finally, evolution of reduced virulence in Th1-biased landscapes leads to lower peak parasite biomass, whereas evolution of increased virulence in Th2-biased landscapes leads to higher peak parasite abundance (Fig. 4C). Combining the insights from Figs. 2</w:t>
       </w:r>
       <w:r>
         <w:sym w:font="Symbol" w:char="F02D"/>
       </w:r>
-      <w:r>
-        <w:t xml:space="preserve">4, we see that Th1-biased immune landscapes lead to the evolution of reduced virulence, which reduces </w:t>
+      <w:proofErr w:type="gramStart"/>
+      <w:r>
+        <w:t>4</w:t>
+      </w:r>
+      <w:proofErr w:type="gramEnd"/>
+      <w:r>
+        <w:t xml:space="preserve">, we see that Th1-biased immune landscapes lead to the evolution of reduced virulence, which reduces </w:t>
       </w:r>
       <w:r>
         <w:t>recovery</w:t>
@@ -4352,7 +4743,15 @@
         <w:t>a</w:t>
       </w:r>
       <w:r>
-        <w:t xml:space="preserve"> greatly simplified system: </w:t>
+        <w:t xml:space="preserve"> </w:t>
+      </w:r>
+      <w:proofErr w:type="gramStart"/>
+      <w:r>
+        <w:t>greatly simplified</w:t>
+      </w:r>
+      <w:proofErr w:type="gramEnd"/>
+      <w:r>
+        <w:t xml:space="preserve"> system: </w:t>
       </w:r>
     </w:p>
     <w:p/>
@@ -5274,8 +5673,16 @@
         <w:rPr>
           <w:rFonts w:eastAsiaTheme="minorEastAsia"/>
         </w:rPr>
-        <w:t>. We assume a classic virulence-transmission trade-off, such that the transmission rate depends on virulence according to the function</w:t>
-      </w:r>
+        <w:t xml:space="preserve">. We assume a classic virulence-transmission trade-off, such that the transmission rate depends on virulence according to the </w:t>
+      </w:r>
+      <w:proofErr w:type="gramStart"/>
+      <w:r>
+        <w:rPr>
+          <w:rFonts w:eastAsiaTheme="minorEastAsia"/>
+        </w:rPr>
+        <w:t>function</w:t>
+      </w:r>
+      <w:proofErr w:type="gramEnd"/>
     </w:p>
     <w:p>
       <w:pPr>
@@ -5448,7 +5855,21 @@
         <w:rPr>
           <w:rFonts w:eastAsiaTheme="minorEastAsia"/>
         </w:rPr>
-        <w:t xml:space="preserve"> et al. 1998; see details in Supplementary Information). This captures the key element of our stochastic individual-based simulations, that variation in initial immune state largely determines the probability that an infection will be acute or chronic. Figure 5A shows the ESS virulence, </w:t>
+        <w:t xml:space="preserve"> et al. 1998; see details in Supplementary Information). This captures the key element of our stochastic individual-based simulations, that variation in initial immune state </w:t>
+      </w:r>
+      <w:proofErr w:type="gramStart"/>
+      <w:r>
+        <w:rPr>
+          <w:rFonts w:eastAsiaTheme="minorEastAsia"/>
+        </w:rPr>
+        <w:t>largely determines</w:t>
+      </w:r>
+      <w:proofErr w:type="gramEnd"/>
+      <w:r>
+        <w:rPr>
+          <w:rFonts w:eastAsiaTheme="minorEastAsia"/>
+        </w:rPr>
+        <w:t xml:space="preserve"> the probability that an infection will be acute or chronic. Figure 5A shows the ESS virulence, </w:t>
       </w:r>
       <m:oMath>
         <m:acc>
@@ -5534,7 +5955,21 @@
         <w:rPr>
           <w:rFonts w:eastAsiaTheme="minorEastAsia"/>
         </w:rPr>
-        <w:t xml:space="preserve">. Fig. 5B thus shows the classic virulence evolution prediction for a simple SIS model with a fixed recovery rate. Fig. 5A shows that the ESS virulence is very low when the probability of an acute infection is low; it remains low for a wide range of </w:t>
+        <w:t xml:space="preserve">. Fig. 5B thus shows the classic virulence evolution prediction for a simple SIS model with a fixed recovery rate. Fig. 5A shows that the ESS virulence is </w:t>
+      </w:r>
+      <w:proofErr w:type="gramStart"/>
+      <w:r>
+        <w:rPr>
+          <w:rFonts w:eastAsiaTheme="minorEastAsia"/>
+        </w:rPr>
+        <w:t>very low</w:t>
+      </w:r>
+      <w:proofErr w:type="gramEnd"/>
+      <w:r>
+        <w:rPr>
+          <w:rFonts w:eastAsiaTheme="minorEastAsia"/>
+        </w:rPr>
+        <w:t xml:space="preserve"> when the probability of an acute infection is low; it remains low for a wide range of </w:t>
       </w:r>
       <m:oMath>
         <m:r>
@@ -5591,49 +6026,73 @@
     </w:p>
     <w:p>
       <w:r>
-        <w:t xml:space="preserve">Classic epidemiological theory assumes that recovery rates are fixed, rather than depending on the time since an infection began (Greenhalgh &amp; Day 2017). It also assumes that every infected individual has an identical recovery rate, rather than depending on the immune state of the individual. These assumptions lead to the classic compartmental model of epidemiology that ignores within-host interactions between parasites and the immune system. This modeling framework has been foundational to predicting the epidemiological and evolutionary dynamics of infectious diseases (Anderson &amp; May 1991; Keeling &amp; Rohani 2008). However, neither of these assumptions are met by natural infections, where the probability of recovery depends on the time since infection and on the potency and history of the immune system of the infected individual. Thus, it is unclear whether classical predictions from virulence evolution theory will be met when we allow for variation in immunity among individuals and for infection outcomes to depend on the unfolding within-host dynamics of immunity and parasite growth. Here, we utilize an </w:t>
+        <w:t xml:space="preserve">Classic epidemiological theory assumes that recovery rates </w:t>
+      </w:r>
+      <w:proofErr w:type="gramStart"/>
+      <w:r>
+        <w:t>are fixed</w:t>
+      </w:r>
+      <w:proofErr w:type="gramEnd"/>
+      <w:r>
+        <w:t xml:space="preserve">, rather than depending on the time since an infection began (Greenhalgh &amp; Day 2017). It also assumes that every infected individual has an identical recovery rate, rather than depending on the immune state of the individual. These assumptions lead to the classic compartmental model of epidemiology that ignores within-host interactions between parasites and the immune system. This modeling framework has been foundational to </w:t>
+      </w:r>
+      <w:proofErr w:type="gramStart"/>
+      <w:r>
+        <w:t>predicting</w:t>
+      </w:r>
+      <w:proofErr w:type="gramEnd"/>
+      <w:r>
+        <w:t xml:space="preserve"> the epidemiological and evolutionary dynamics of infectious diseases (Anderson &amp; May 1991; Keeling &amp; Rohani 2008). However, neither of these assumptions </w:t>
+      </w:r>
+      <w:proofErr w:type="gramStart"/>
+      <w:r>
+        <w:t>are met</w:t>
+      </w:r>
+      <w:proofErr w:type="gramEnd"/>
+      <w:r>
+        <w:t xml:space="preserve"> by natural infections, where the probability of recovery depends on the time since infection and on the potency and history of the immune system of the infected individual. Thus, it is unclear whether classical predictions from virulence evolution theory will </w:t>
+      </w:r>
+      <w:proofErr w:type="gramStart"/>
+      <w:r>
+        <w:t>be met</w:t>
+      </w:r>
+      <w:proofErr w:type="gramEnd"/>
+      <w:r>
+        <w:t xml:space="preserve"> when we allow for variation in immunity among individuals and for infection outcomes to depend on the unfolding within-host dynamics of immunity and parasite growth. Here, we utilize an </w:t>
       </w:r>
       <w:r>
         <w:lastRenderedPageBreak/>
-        <w:t>individual-based model to nest a simple, mechanistic model of Th1 and Th2 immunity into an epidemiological model. We show that the immunological landscape, that is, the variation in immunity that exists among the host population, shapes both the evolutionary and epidemiological dynamics of parasites. We show that, when the immunological landscape is Th1-biased, for example due to a recent viral epidemic (Ryan et al. 2022; Sanchez-</w:t>
+        <w:t xml:space="preserve">individual-based model to </w:t>
+      </w:r>
+      <w:proofErr w:type="gramStart"/>
+      <w:r>
+        <w:t>nest</w:t>
+      </w:r>
+      <w:proofErr w:type="gramEnd"/>
+      <w:r>
+        <w:t xml:space="preserve"> a simple, mechanistic model of Th1 and Th2 immunity into an epidemiological model. We show that the immunological landscape, that is, the variation in immunity that exists among the host population, shapes both the evolutionary and epidemiological dynamics of parasites. We show that, when the immunological landscape is Th1-biased, for example due to a recent viral epidemic (Ryan et al. 2022; Sanchez-Menedez et al. 2024), so that chronic infections are more likely, the parasite evolves towards lower virulence, further lowering the probability of </w:t>
+      </w:r>
+      <w:r>
+        <w:t>recovery</w:t>
+      </w:r>
+      <w:r>
+        <w:t xml:space="preserve"> and extending infection durations (Fig. 2-4). On the other hand, when the immunological landscape is Th2-biased, for example due to frequent exposure to parasitic helminths (de Ruiter et al. 2020; Benos &amp; </w:t>
       </w:r>
       <w:proofErr w:type="spellStart"/>
       <w:r>
-        <w:t>Menedez</w:t>
+        <w:t>Mutapi</w:t>
       </w:r>
       <w:proofErr w:type="spellEnd"/>
       <w:r>
-        <w:t xml:space="preserve"> et al. 2024), so that chronic infections are more likely, the parasite evolves towards lower virulence, further lowering the probability of </w:t>
-      </w:r>
-      <w:r>
-        <w:t>recovery</w:t>
-      </w:r>
-      <w:r>
-        <w:t xml:space="preserve"> and extending infection durations (Fig. 2-4). On the other hand, when the immunological landscape is Th2-biased, for example due to frequent exposure to parasitic helminths (de Ruiter et al. 2020; </w:t>
-      </w:r>
-      <w:proofErr w:type="spellStart"/>
-      <w:r>
-        <w:t>Benos</w:t>
-      </w:r>
-      <w:proofErr w:type="spellEnd"/>
-      <w:r>
-        <w:t xml:space="preserve"> &amp; </w:t>
-      </w:r>
-      <w:proofErr w:type="spellStart"/>
-      <w:r>
-        <w:t>Mutapi</w:t>
-      </w:r>
-      <w:proofErr w:type="spellEnd"/>
-      <w:r>
-        <w:t xml:space="preserve"> 2026), so that acute infections are more likely, the parasite evolves towards higher virulence, increasing parasite biomass and transmission rate (Fig. 2-4). Other factors, such as nutritional plane (Bourke et al. 2016) or co-circulation of different suites of parasites (</w:t>
-      </w:r>
-      <w:proofErr w:type="spellStart"/>
-      <w:r>
-        <w:t>Mabbott</w:t>
-      </w:r>
-      <w:proofErr w:type="spellEnd"/>
-      <w:r>
-        <w:t xml:space="preserve"> 2018) will also alter the population-level immunological landscape.</w:t>
+        <w:t xml:space="preserve"> 2026), so that acute infections are more likely, the parasite evolves towards higher virulence, increasing parasite biomass and transmission rate (Fig. 2-4). Other factors, such as nutritional </w:t>
+      </w:r>
+      <w:proofErr w:type="gramStart"/>
+      <w:r>
+        <w:t>plane</w:t>
+      </w:r>
+      <w:proofErr w:type="gramEnd"/>
+      <w:r>
+        <w:t xml:space="preserve"> (Bourke et al. 2016) or co-circulation of different suites of parasites (Mabbott 2018) will also alter the population-level immunological landscape.</w:t>
       </w:r>
     </w:p>
     <w:p/>
@@ -5644,57 +6103,45 @@
         </w:rPr>
       </w:pPr>
       <w:r>
-        <w:t>These results seemingly mirror a simple prediction of classic evolutionary epidemiology: as the recovery</w:t>
-      </w:r>
-      <w:r>
-        <w:t xml:space="preserve"> </w:t>
-      </w:r>
-      <w:r>
-        <w:t xml:space="preserve">rate increases, virulence is expected to increase (Fig. 5B). However, our novel model lends new insight and nuance to this simple prediction. </w:t>
+        <w:t xml:space="preserve">These results </w:t>
       </w:r>
       <w:proofErr w:type="gramStart"/>
       <w:r>
+        <w:t>seemingly mirror</w:t>
+      </w:r>
+      <w:proofErr w:type="gramEnd"/>
+      <w:r>
+        <w:t xml:space="preserve"> a simple prediction of classic evolutionary epidemiology: as the recovery rate increases, virulence </w:t>
+      </w:r>
+      <w:proofErr w:type="gramStart"/>
+      <w:r>
+        <w:t>is expected</w:t>
+      </w:r>
+      <w:proofErr w:type="gramEnd"/>
+      <w:r>
+        <w:t xml:space="preserve"> to increase (Fig. 5B). However, our novel model lends new insight and nuance to this simple prediction. </w:t>
+      </w:r>
+      <w:proofErr w:type="gramStart"/>
+      <w:r>
         <w:t>In particular, altering</w:t>
       </w:r>
       <w:proofErr w:type="gramEnd"/>
       <w:r>
-        <w:t xml:space="preserve"> the immune landscape affects the probability of recovery</w:t>
-      </w:r>
-      <w:r>
-        <w:t xml:space="preserve"> </w:t>
-      </w:r>
-      <w:r>
-        <w:t>(Fig. 4A) as well as the recovery rate (quantified as inverse of the duration of infection; Fig. 4B). The shape of the relationship between ESS virulence and the probability of recovery</w:t>
-      </w:r>
-      <w:r>
-        <w:t xml:space="preserve"> </w:t>
-      </w:r>
-      <w:r>
-        <w:t>is very different from the shape of the relationship between ESS virulence and the rate of recovery</w:t>
-      </w:r>
-      <w:r>
-        <w:t xml:space="preserve"> </w:t>
-      </w:r>
-      <w:r>
-        <w:t xml:space="preserve">(compare Fig. 3 and 5A to Fig. 5B). </w:t>
-      </w:r>
-      <w:r>
-        <w:rPr>
-          <w:rFonts w:eastAsiaTheme="minorEastAsia"/>
-        </w:rPr>
-        <w:t>If there is even a moderate chance an infection will become chronic, parasite virulence evolves to be low (Fig. 3). This lower virulence further reduces the probability of recovery</w:t>
-      </w:r>
-      <w:r>
-        <w:rPr>
-          <w:rFonts w:eastAsiaTheme="minorEastAsia"/>
-        </w:rPr>
-        <w:t xml:space="preserve"> </w:t>
-      </w:r>
-      <w:r>
-        <w:rPr>
-          <w:rFonts w:eastAsiaTheme="minorEastAsia"/>
-        </w:rPr>
-        <w:t xml:space="preserve">(Fig. 4A), prolonging infection duration (Fig. 4B) and maximizing the contribution of chronically infected hosts to parasite fitness. </w:t>
+        <w:t xml:space="preserve"> the immune landscape affects the probability of recovery (Fig. 4A) as well as the recovery rate (quantified as inverse of the duration of infection; Fig. 4B). The shape of the relationship between ESS virulence and the probability of recovery is </w:t>
+      </w:r>
+      <w:proofErr w:type="gramStart"/>
+      <w:r>
+        <w:t>very different</w:t>
+      </w:r>
+      <w:proofErr w:type="gramEnd"/>
+      <w:r>
+        <w:t xml:space="preserve"> from the shape of the relationship between ESS virulence and the rate of recovery (compare Fig. 3 and 5A to Fig. 5B). </w:t>
+      </w:r>
+      <w:r>
+        <w:rPr>
+          <w:rFonts w:eastAsiaTheme="minorEastAsia"/>
+        </w:rPr>
+        <w:t xml:space="preserve">If there is even a moderate chance an infection will become chronic, parasite virulence evolves to be low (Fig. 3). This lower virulence further reduces the probability of recovery (Fig. 4A), prolonging infection duration (Fig. 4B) and maximizing the contribution of chronically infected hosts to parasite fitness. </w:t>
       </w:r>
     </w:p>
     <w:p>
@@ -5714,69 +6161,49 @@
         <w:rPr>
           <w:rFonts w:eastAsiaTheme="minorEastAsia"/>
         </w:rPr>
-        <w:t>As the probability of recovery</w:t>
-      </w:r>
-      <w:r>
-        <w:rPr>
-          <w:rFonts w:eastAsiaTheme="minorEastAsia"/>
-        </w:rPr>
-        <w:t xml:space="preserve"> </w:t>
-      </w:r>
-      <w:r>
-        <w:rPr>
-          <w:rFonts w:eastAsiaTheme="minorEastAsia"/>
-        </w:rPr>
-        <w:t>increases, the ESS virulence increases rapidly (Fig. 3 and 5A). This does not actually increase the probability of recovery</w:t>
-      </w:r>
-      <w:r>
-        <w:rPr>
-          <w:rFonts w:eastAsiaTheme="minorEastAsia"/>
-        </w:rPr>
-        <w:t xml:space="preserve"> </w:t>
-      </w:r>
-      <w:r>
-        <w:rPr>
-          <w:rFonts w:eastAsiaTheme="minorEastAsia"/>
-        </w:rPr>
-        <w:t>(Fig. 4A) or shorten infection duration (Fig. 4B) because the increased virulence also increases the peak parasite biomass in the host (Fig. 4C), which slows infection clearance but increases the host mortality rate. The reduced recovery</w:t>
-      </w:r>
-      <w:r>
-        <w:rPr>
-          <w:rFonts w:eastAsiaTheme="minorEastAsia"/>
-        </w:rPr>
-        <w:t xml:space="preserve"> </w:t>
-      </w:r>
-      <w:r>
-        <w:rPr>
-          <w:rFonts w:eastAsiaTheme="minorEastAsia"/>
-        </w:rPr>
-        <w:t>rate and increased mortality rate approximately balance one another, causing recovery</w:t>
-      </w:r>
-      <w:r>
-        <w:rPr>
-          <w:rFonts w:eastAsiaTheme="minorEastAsia"/>
-        </w:rPr>
-        <w:t xml:space="preserve"> </w:t>
-      </w:r>
-      <w:r>
-        <w:rPr>
-          <w:rFonts w:eastAsiaTheme="minorEastAsia"/>
-        </w:rPr>
-        <w:t>probability and infection duration to remain roughly constant over eco-evolutionary time (Fig. 4A-B). The benefits of an increased peak biomass are two-fold: it increases the probability of transmission when an infected host contacts a susceptible host and it increases the size of the initial parasite biomass upon transmission, which helps to slow clearance and facilitates reaching high peak biomass.  Compared to classic virulence evolution theory (</w:t>
-      </w:r>
-      <w:proofErr w:type="spellStart"/>
-      <w:r>
-        <w:rPr>
-          <w:rFonts w:eastAsiaTheme="minorEastAsia"/>
-        </w:rPr>
-        <w:t>Cressler</w:t>
-      </w:r>
-      <w:proofErr w:type="spellEnd"/>
-      <w:r>
-        <w:rPr>
-          <w:rFonts w:eastAsiaTheme="minorEastAsia"/>
-        </w:rPr>
-        <w:t xml:space="preserve"> et al. 2016), our results therefore better capture the eco-evolutionary dynamics of heterogeneous, chronic infections such as exhibited by helminth parasites in natural host populations.</w:t>
+        <w:t xml:space="preserve">As the probability of recovery increases, the ESS virulence increases rapidly (Fig. 3 and 5A). This does not actually increase the probability of recovery (Fig. 4A) or shorten infection duration (Fig. 4B) because the increased virulence also increases the peak parasite biomass in the host (Fig. 4C), which slows infection clearance but increases the host mortality rate. The reduced recovery rate and increased mortality rate </w:t>
+      </w:r>
+      <w:proofErr w:type="gramStart"/>
+      <w:r>
+        <w:rPr>
+          <w:rFonts w:eastAsiaTheme="minorEastAsia"/>
+        </w:rPr>
+        <w:t>approximately balance</w:t>
+      </w:r>
+      <w:proofErr w:type="gramEnd"/>
+      <w:r>
+        <w:rPr>
+          <w:rFonts w:eastAsiaTheme="minorEastAsia"/>
+        </w:rPr>
+        <w:t xml:space="preserve"> one another, causing recovery probability and infection duration to remain </w:t>
+      </w:r>
+      <w:proofErr w:type="gramStart"/>
+      <w:r>
+        <w:rPr>
+          <w:rFonts w:eastAsiaTheme="minorEastAsia"/>
+        </w:rPr>
+        <w:t>roughly constant</w:t>
+      </w:r>
+      <w:proofErr w:type="gramEnd"/>
+      <w:r>
+        <w:rPr>
+          <w:rFonts w:eastAsiaTheme="minorEastAsia"/>
+        </w:rPr>
+        <w:t xml:space="preserve"> over eco-evolutionary time (Fig. 4A-B). The benefits of an increased peak biomass are two-fold: it increases the probability of transmission when an infected host contacts a susceptible host and it increases the size of the initial parasite biomass upon transmission, which helps to slow clearance and facilitates reaching high peak biomass</w:t>
+      </w:r>
+      <w:proofErr w:type="gramStart"/>
+      <w:r>
+        <w:rPr>
+          <w:rFonts w:eastAsiaTheme="minorEastAsia"/>
+        </w:rPr>
+        <w:t xml:space="preserve">.  </w:t>
+      </w:r>
+      <w:proofErr w:type="gramEnd"/>
+      <w:r>
+        <w:rPr>
+          <w:rFonts w:eastAsiaTheme="minorEastAsia"/>
+        </w:rPr>
+        <w:t>Compared to classic virulence evolution theory (Cressler et al. 2016), our results therefore better capture the eco-evolutionary dynamics of heterogeneous, chronic infections such as exhibited by helminth parasites in natural host populations.</w:t>
       </w:r>
     </w:p>
     <w:p>
@@ -5817,21 +6244,7 @@
         <w:rPr>
           <w:rFonts w:eastAsiaTheme="minorEastAsia"/>
         </w:rPr>
-        <w:t xml:space="preserve"> et al. 2017; DeLong &amp; </w:t>
-      </w:r>
-      <w:proofErr w:type="spellStart"/>
-      <w:r>
-        <w:rPr>
-          <w:rFonts w:eastAsiaTheme="minorEastAsia"/>
-        </w:rPr>
-        <w:t>Cressler</w:t>
-      </w:r>
-      <w:proofErr w:type="spellEnd"/>
-      <w:r>
-        <w:rPr>
-          <w:rFonts w:eastAsiaTheme="minorEastAsia"/>
-        </w:rPr>
-        <w:t xml:space="preserve"> 2023). When the immune landscape is highly Th1-biased (</w:t>
+        <w:t xml:space="preserve"> et al. 2017; DeLong &amp; Cressler 2023). When the immune landscape is highly Th1-biased (</w:t>
       </w:r>
       <w:r>
         <w:rPr>
@@ -5845,7 +6258,21 @@
         <w:rPr>
           <w:rFonts w:eastAsiaTheme="minorEastAsia"/>
         </w:rPr>
-        <w:t>, a minimum Th2 of 200; top left panel of Figs. 2 and 3), all the simulations quickly evolve towards low virulence and high infection prevalence. When the immune landscape is highly Th2-biased (</w:t>
+        <w:t xml:space="preserve">, a minimum Th2 of </w:t>
+      </w:r>
+      <w:proofErr w:type="gramStart"/>
+      <w:r>
+        <w:rPr>
+          <w:rFonts w:eastAsiaTheme="minorEastAsia"/>
+        </w:rPr>
+        <w:t>200</w:t>
+      </w:r>
+      <w:proofErr w:type="gramEnd"/>
+      <w:r>
+        <w:rPr>
+          <w:rFonts w:eastAsiaTheme="minorEastAsia"/>
+        </w:rPr>
+        <w:t>; top left panel of Figs. 2 and 3), all the simulations quickly evolve towards low virulence and high infection prevalence. When the immune landscape is highly Th2-biased (</w:t>
       </w:r>
       <w:r>
         <w:rPr>
@@ -5859,7 +6286,35 @@
         <w:rPr>
           <w:rFonts w:eastAsiaTheme="minorEastAsia"/>
         </w:rPr>
-        <w:t>, a minimum Th2 of 700; bottom left panel of Figs. 2 and 3), the simulations quickly evolve towards high virulence and low infection prevalence, although there is considerably more variability than in the Th1-biased case. Conversely, at moderate Th2-bias (</w:t>
+        <w:t xml:space="preserve">, a minimum Th2 of </w:t>
+      </w:r>
+      <w:proofErr w:type="gramStart"/>
+      <w:r>
+        <w:rPr>
+          <w:rFonts w:eastAsiaTheme="minorEastAsia"/>
+        </w:rPr>
+        <w:t>700</w:t>
+      </w:r>
+      <w:proofErr w:type="gramEnd"/>
+      <w:r>
+        <w:rPr>
+          <w:rFonts w:eastAsiaTheme="minorEastAsia"/>
+        </w:rPr>
+        <w:t xml:space="preserve">; bottom left panel of Figs. 2 and 3), the simulations quickly evolve towards high virulence and low infection prevalence, although there is </w:t>
+      </w:r>
+      <w:proofErr w:type="gramStart"/>
+      <w:r>
+        <w:rPr>
+          <w:rFonts w:eastAsiaTheme="minorEastAsia"/>
+        </w:rPr>
+        <w:t>considerably more</w:t>
+      </w:r>
+      <w:proofErr w:type="gramEnd"/>
+      <w:r>
+        <w:rPr>
+          <w:rFonts w:eastAsiaTheme="minorEastAsia"/>
+        </w:rPr>
+        <w:t xml:space="preserve"> variability than in the Th1-biased case. Conversely, at moderate Th2-bias (</w:t>
       </w:r>
       <w:r>
         <w:rPr>
@@ -5887,7 +6342,63 @@
         <w:rPr>
           <w:rFonts w:eastAsiaTheme="minorEastAsia"/>
         </w:rPr>
-        <w:t xml:space="preserve"> the populations evolve towards low virulence (Fig. S1), by the final timestep in Fig. 3 (timestep 700), there are replicates with virulence as high as in the Th2-biased simulations, and replicates with virulence as low as in the Th1-biased simulations. Compare that against the highly biased simulations, which reached relatively stable virulence and prevalence within the first 50 timesteps. This implies that virulence evolution may be very unpredictable in the short- and even medium-term, a nuance that is missed by simpler equilibrium-based evolutionary analyses like adaptive dynamics.</w:t>
+        <w:t xml:space="preserve"> the populations evolve towards low virulence (Fig. S1), by the final timestep in Fig. 3 (timestep </w:t>
+      </w:r>
+      <w:proofErr w:type="gramStart"/>
+      <w:r>
+        <w:rPr>
+          <w:rFonts w:eastAsiaTheme="minorEastAsia"/>
+        </w:rPr>
+        <w:t>700</w:t>
+      </w:r>
+      <w:proofErr w:type="gramEnd"/>
+      <w:r>
+        <w:rPr>
+          <w:rFonts w:eastAsiaTheme="minorEastAsia"/>
+        </w:rPr>
+        <w:t xml:space="preserve">), there are replicates with virulence as high as in the Th2-biased simulations, and replicates with virulence as low as in the Th1-biased simulations. Compare that against the highly biased simulations, which reached </w:t>
+      </w:r>
+      <w:proofErr w:type="gramStart"/>
+      <w:r>
+        <w:rPr>
+          <w:rFonts w:eastAsiaTheme="minorEastAsia"/>
+        </w:rPr>
+        <w:t>relatively stable</w:t>
+      </w:r>
+      <w:proofErr w:type="gramEnd"/>
+      <w:r>
+        <w:rPr>
+          <w:rFonts w:eastAsiaTheme="minorEastAsia"/>
+        </w:rPr>
+        <w:t xml:space="preserve"> virulence and prevalence within the first </w:t>
+      </w:r>
+      <w:proofErr w:type="gramStart"/>
+      <w:r>
+        <w:rPr>
+          <w:rFonts w:eastAsiaTheme="minorEastAsia"/>
+        </w:rPr>
+        <w:t>50</w:t>
+      </w:r>
+      <w:proofErr w:type="gramEnd"/>
+      <w:r>
+        <w:rPr>
+          <w:rFonts w:eastAsiaTheme="minorEastAsia"/>
+        </w:rPr>
+        <w:t xml:space="preserve"> timesteps. This implies that virulence evolution may be very unpredictable in the short- and even medium-term, a nuance that </w:t>
+      </w:r>
+      <w:proofErr w:type="gramStart"/>
+      <w:r>
+        <w:rPr>
+          <w:rFonts w:eastAsiaTheme="minorEastAsia"/>
+        </w:rPr>
+        <w:t>is missed</w:t>
+      </w:r>
+      <w:proofErr w:type="gramEnd"/>
+      <w:r>
+        <w:rPr>
+          <w:rFonts w:eastAsiaTheme="minorEastAsia"/>
+        </w:rPr>
+        <w:t xml:space="preserve"> by simpler equilibrium-based evolutionary analyses like adaptive dynamics.</w:t>
       </w:r>
     </w:p>
     <w:p>
@@ -5907,7 +6418,35 @@
         <w:rPr>
           <w:rFonts w:eastAsiaTheme="minorEastAsia"/>
         </w:rPr>
-        <w:t>The reason why the eco-evolutionary dynamics are so much slower is revealed by Fig. 1B, which shows how the outcome of the within-host dynamics depends on the initial Th2-ness of the immune system and the initial parasite biomass. At moderate Th2 bias (</w:t>
+        <w:t xml:space="preserve">The </w:t>
+      </w:r>
+      <w:proofErr w:type="gramStart"/>
+      <w:r>
+        <w:rPr>
+          <w:rFonts w:eastAsiaTheme="minorEastAsia"/>
+        </w:rPr>
+        <w:t>reason why</w:t>
+      </w:r>
+      <w:proofErr w:type="gramEnd"/>
+      <w:r>
+        <w:rPr>
+          <w:rFonts w:eastAsiaTheme="minorEastAsia"/>
+        </w:rPr>
+        <w:t xml:space="preserve"> the eco-evolutionary dynamics are so much slower </w:t>
+      </w:r>
+      <w:proofErr w:type="gramStart"/>
+      <w:r>
+        <w:rPr>
+          <w:rFonts w:eastAsiaTheme="minorEastAsia"/>
+        </w:rPr>
+        <w:t>is revealed</w:t>
+      </w:r>
+      <w:proofErr w:type="gramEnd"/>
+      <w:r>
+        <w:rPr>
+          <w:rFonts w:eastAsiaTheme="minorEastAsia"/>
+        </w:rPr>
+        <w:t xml:space="preserve"> by Fig. 1B, which shows how the outcome of the within-host dynamics depends on the initial Th2-ness of the immune system and the initial parasite biomass. At moderate Th2 bias (</w:t>
       </w:r>
       <w:r>
         <w:rPr>
@@ -5921,7 +6460,49 @@
         <w:rPr>
           <w:rFonts w:eastAsiaTheme="minorEastAsia"/>
         </w:rPr>
-        <w:t xml:space="preserve">, a minimum initial Th2 of 550-600), it is clear from Fig. 1B that almost all infections will be cleared by the immune response, a fact that creates selection for increased virulence to maximize transmission. However, there are rare occasions where the parasite infects a host that has an initial immune state with a low number of Th2 cells. These infections are much more likely to become chronic. Notice also that when the initial number of Th2 cells is approximately 550, there is a strong influence of the initial parasite biomass on the infection outcome, with lower initial biomasses being more likely to cause a chronic infection (Fig. 1B). These chronic infections are so valuable to parasite fitness that, over the long term, parasites evolve towards low virulence even though low virulence combined with a high likelihood of encountering a Th2-biased immune response leads to a probability of </w:t>
+        <w:t xml:space="preserve">, a minimum initial Th2 of 550-600), it is clear from Fig. 1B that </w:t>
+      </w:r>
+      <w:proofErr w:type="gramStart"/>
+      <w:r>
+        <w:rPr>
+          <w:rFonts w:eastAsiaTheme="minorEastAsia"/>
+        </w:rPr>
+        <w:t>almost all</w:t>
+      </w:r>
+      <w:proofErr w:type="gramEnd"/>
+      <w:r>
+        <w:rPr>
+          <w:rFonts w:eastAsiaTheme="minorEastAsia"/>
+        </w:rPr>
+        <w:t xml:space="preserve"> infections will </w:t>
+      </w:r>
+      <w:proofErr w:type="gramStart"/>
+      <w:r>
+        <w:rPr>
+          <w:rFonts w:eastAsiaTheme="minorEastAsia"/>
+        </w:rPr>
+        <w:t>be cleared</w:t>
+      </w:r>
+      <w:proofErr w:type="gramEnd"/>
+      <w:r>
+        <w:rPr>
+          <w:rFonts w:eastAsiaTheme="minorEastAsia"/>
+        </w:rPr>
+        <w:t xml:space="preserve"> by the immune response, a fact that creates selection for increased virulence to maximize transmission. However, there are rare occasions where the parasite infects a host that has an initial immune state with </w:t>
+      </w:r>
+      <w:proofErr w:type="gramStart"/>
+      <w:r>
+        <w:rPr>
+          <w:rFonts w:eastAsiaTheme="minorEastAsia"/>
+        </w:rPr>
+        <w:t>a low number</w:t>
+      </w:r>
+      <w:proofErr w:type="gramEnd"/>
+      <w:r>
+        <w:rPr>
+          <w:rFonts w:eastAsiaTheme="minorEastAsia"/>
+        </w:rPr>
+        <w:t xml:space="preserve"> of Th2 cells. These infections are much more likely to become chronic. Notice also that when the initial number of Th2 cells is approximately 550, there is a strong influence of the initial parasite biomass on the infection outcome, with lower initial biomasses being more likely to cause a chronic infection (Fig. 1B). These chronic infections are so valuable to parasite fitness that, over the long term, parasites evolve towards low virulence even though low virulence combined with a high likelihood of encountering a Th2-biased immune response leads to a probability of </w:t>
       </w:r>
       <w:r>
         <w:rPr>
@@ -5953,21 +6534,77 @@
         <w:rPr>
           <w:rFonts w:eastAsiaTheme="minorEastAsia"/>
         </w:rPr>
-        <w:t xml:space="preserve">A comparison of Fig. 1A and B also helps to understood why an equilibrium that is predicted by the deterministic model is never observed in nature. Specifically, both Fig. 1A and </w:t>
-      </w:r>
-      <w:proofErr w:type="spellStart"/>
-      <w:r>
-        <w:rPr>
-          <w:rFonts w:eastAsiaTheme="minorEastAsia"/>
-        </w:rPr>
-        <w:t>Cressler</w:t>
-      </w:r>
-      <w:proofErr w:type="spellEnd"/>
-      <w:r>
-        <w:rPr>
-          <w:rFonts w:eastAsiaTheme="minorEastAsia"/>
-        </w:rPr>
-        <w:t xml:space="preserve"> et al. (2024) suggested that one possible outcome of infection is a high Th1 response, a high Th2 response, and a low (but non-zero) parasite biomass. This outcome is not observed experimentally, but Fig. 1B suggests that adding demographic stochasticity is sufficient to cause that equilibrium to disappear. That is, within-host trajectories that start in the gray region of Fig. 1A will stochastically “walk” into the basin of attraction for either the Th1-polarized equilibrium (red) or the Th2-polarized equilibrium (blue), leading to the probabilistic outcomes observed in Fig. 1B (compare the gray region of Fig. 1A to the gradient color region of Fig. 1B).</w:t>
+        <w:t xml:space="preserve">A comparison of Fig. 1A and B also helps to </w:t>
+      </w:r>
+      <w:proofErr w:type="gramStart"/>
+      <w:r>
+        <w:rPr>
+          <w:rFonts w:eastAsiaTheme="minorEastAsia"/>
+        </w:rPr>
+        <w:t>understood</w:t>
+      </w:r>
+      <w:proofErr w:type="gramEnd"/>
+      <w:r>
+        <w:rPr>
+          <w:rFonts w:eastAsiaTheme="minorEastAsia"/>
+        </w:rPr>
+        <w:t xml:space="preserve"> why an equilibrium that </w:t>
+      </w:r>
+      <w:proofErr w:type="gramStart"/>
+      <w:r>
+        <w:rPr>
+          <w:rFonts w:eastAsiaTheme="minorEastAsia"/>
+        </w:rPr>
+        <w:t>is predicted</w:t>
+      </w:r>
+      <w:proofErr w:type="gramEnd"/>
+      <w:r>
+        <w:rPr>
+          <w:rFonts w:eastAsiaTheme="minorEastAsia"/>
+        </w:rPr>
+        <w:t xml:space="preserve"> by the deterministic model </w:t>
+      </w:r>
+      <w:proofErr w:type="gramStart"/>
+      <w:r>
+        <w:rPr>
+          <w:rFonts w:eastAsiaTheme="minorEastAsia"/>
+        </w:rPr>
+        <w:t>is never observed</w:t>
+      </w:r>
+      <w:proofErr w:type="gramEnd"/>
+      <w:r>
+        <w:rPr>
+          <w:rFonts w:eastAsiaTheme="minorEastAsia"/>
+        </w:rPr>
+        <w:t xml:space="preserve"> in nature. Specifically, both Fig. 1A and Cressler et al. (2024) suggested that one </w:t>
+      </w:r>
+      <w:proofErr w:type="gramStart"/>
+      <w:r>
+        <w:rPr>
+          <w:rFonts w:eastAsiaTheme="minorEastAsia"/>
+        </w:rPr>
+        <w:t>possible outcome</w:t>
+      </w:r>
+      <w:proofErr w:type="gramEnd"/>
+      <w:r>
+        <w:rPr>
+          <w:rFonts w:eastAsiaTheme="minorEastAsia"/>
+        </w:rPr>
+        <w:t xml:space="preserve"> of infection is a high Th1 response, a high Th2 response, and a low (but non-zero) parasite biomass. This outcome </w:t>
+      </w:r>
+      <w:proofErr w:type="gramStart"/>
+      <w:r>
+        <w:rPr>
+          <w:rFonts w:eastAsiaTheme="minorEastAsia"/>
+        </w:rPr>
+        <w:t>is not observed</w:t>
+      </w:r>
+      <w:proofErr w:type="gramEnd"/>
+      <w:r>
+        <w:rPr>
+          <w:rFonts w:eastAsiaTheme="minorEastAsia"/>
+        </w:rPr>
+        <w:t xml:space="preserve"> experimentally, but Fig. 1B suggests that adding demographic stochasticity is sufficient to cause that equilibrium to disappear. That is, within-host trajectories that start in the gray region of Fig. 1A will stochastically “walk” into the basin of attraction for either the Th1-polarized equilibrium (red) or the Th2-polarized equilibrium (blue), leading to the probabilistic outcomes observed in Fig. 1B (compare the gray region of Fig. 1A to the gradient color region of Fig. 1B).</w:t>
       </w:r>
     </w:p>
     <w:p>
@@ -5988,13 +6625,27 @@
           <w:rFonts w:eastAsiaTheme="minorEastAsia"/>
         </w:rPr>
         <w:lastRenderedPageBreak/>
-        <w:t xml:space="preserve">Although considerable insight can be gained from these results, we have made </w:t>
+        <w:t xml:space="preserve">Although considerable insight can </w:t>
       </w:r>
       <w:proofErr w:type="gramStart"/>
       <w:r>
         <w:rPr>
           <w:rFonts w:eastAsiaTheme="minorEastAsia"/>
         </w:rPr>
+        <w:t>be gained</w:t>
+      </w:r>
+      <w:proofErr w:type="gramEnd"/>
+      <w:r>
+        <w:rPr>
+          <w:rFonts w:eastAsiaTheme="minorEastAsia"/>
+        </w:rPr>
+        <w:t xml:space="preserve"> from these results, we have made </w:t>
+      </w:r>
+      <w:proofErr w:type="gramStart"/>
+      <w:r>
+        <w:rPr>
+          <w:rFonts w:eastAsiaTheme="minorEastAsia"/>
+        </w:rPr>
         <w:t>a number of</w:t>
       </w:r>
       <w:proofErr w:type="gramEnd"/>
@@ -6002,33 +6653,49 @@
         <w:rPr>
           <w:rFonts w:eastAsiaTheme="minorEastAsia"/>
         </w:rPr>
-        <w:t xml:space="preserve"> simplifying assumptions that could be relaxed in future studies. First, we have assumed that the host immune state upon infection is drawn randomly from a fixed distribution. This assumption was meant to reflect the fact that every individual has a unique set of immune challenges, so that it is hard to predict the immune state for any individual. A more realistic assumption would be to extend the within-host model to include the action of regulatory T-cells (which might dampen both Th1 and Th2 responses; McGuirk &amp; Mills 2002), which would both allow for another axis of manipulation for parasites (</w:t>
-      </w:r>
-      <w:proofErr w:type="spellStart"/>
-      <w:r>
-        <w:rPr>
-          <w:rFonts w:eastAsiaTheme="minorEastAsia"/>
-        </w:rPr>
-        <w:t>Maizels</w:t>
-      </w:r>
-      <w:proofErr w:type="spellEnd"/>
-      <w:r>
-        <w:rPr>
-          <w:rFonts w:eastAsiaTheme="minorEastAsia"/>
-        </w:rPr>
-        <w:t xml:space="preserve"> et al. 2018) and would allow for more explicit modeling of within-host immunity in recovered</w:t>
-      </w:r>
-      <w:r>
-        <w:rPr>
-          <w:rFonts w:eastAsiaTheme="minorEastAsia"/>
-        </w:rPr>
-        <w:t xml:space="preserve"> </w:t>
-      </w:r>
-      <w:r>
-        <w:rPr>
-          <w:rFonts w:eastAsiaTheme="minorEastAsia"/>
-        </w:rPr>
-        <w:t xml:space="preserve">individuals. This would allow, for example, for an individual’s probability of reinfection to depend on how long it has been since their last infection; an individual who recently recovered from infection would still have a Th2-biased immune response, making it less likely for them to be infected. </w:t>
+        <w:t xml:space="preserve"> simplifying assumptions that could </w:t>
+      </w:r>
+      <w:proofErr w:type="gramStart"/>
+      <w:r>
+        <w:rPr>
+          <w:rFonts w:eastAsiaTheme="minorEastAsia"/>
+        </w:rPr>
+        <w:t>be relaxed</w:t>
+      </w:r>
+      <w:proofErr w:type="gramEnd"/>
+      <w:r>
+        <w:rPr>
+          <w:rFonts w:eastAsiaTheme="minorEastAsia"/>
+        </w:rPr>
+        <w:t xml:space="preserve"> in future studies. First, we </w:t>
+      </w:r>
+      <w:proofErr w:type="gramStart"/>
+      <w:r>
+        <w:rPr>
+          <w:rFonts w:eastAsiaTheme="minorEastAsia"/>
+        </w:rPr>
+        <w:t>have assumed</w:t>
+      </w:r>
+      <w:proofErr w:type="gramEnd"/>
+      <w:r>
+        <w:rPr>
+          <w:rFonts w:eastAsiaTheme="minorEastAsia"/>
+        </w:rPr>
+        <w:t xml:space="preserve"> that the host immune state upon infection </w:t>
+      </w:r>
+      <w:proofErr w:type="gramStart"/>
+      <w:r>
+        <w:rPr>
+          <w:rFonts w:eastAsiaTheme="minorEastAsia"/>
+        </w:rPr>
+        <w:t>is drawn</w:t>
+      </w:r>
+      <w:proofErr w:type="gramEnd"/>
+      <w:r>
+        <w:rPr>
+          <w:rFonts w:eastAsiaTheme="minorEastAsia"/>
+        </w:rPr>
+        <w:t xml:space="preserve"> randomly from a fixed distribution. This assumption was meant to reflect the fact that every individual has a unique set of immune challenges, so that it is hard to predict the immune state for any individual. A more realistic assumption would be to extend the within-host model to include the action of regulatory T-cells (which might dampen both Th1 and Th2 responses; McGuirk &amp; Mills 2002), which would both allow for another axis of manipulation for parasites (Maizels et al. 2018) and would allow for more explicit modeling of within-host immunity in recovered individuals. This would allow, for example, for an individual’s probability of reinfection to depend on how long it has been since their last infection; an individual who recently recovered from infection would still have a Th2-biased immune response, making it less likely for them to be infected. </w:t>
       </w:r>
     </w:p>
     <w:p>
@@ -6048,21 +6715,21 @@
         <w:rPr>
           <w:rFonts w:eastAsiaTheme="minorEastAsia"/>
         </w:rPr>
-        <w:t xml:space="preserve">Second, we have assumed that the size of the immune system is fixed across all individuals, so that all that varies among them is the fraction of immune cells that are Th1- versus Th2-biased. </w:t>
-      </w:r>
-      <w:proofErr w:type="spellStart"/>
-      <w:r>
-        <w:rPr>
-          <w:rFonts w:eastAsiaTheme="minorEastAsia"/>
-        </w:rPr>
-        <w:t>Cressler</w:t>
-      </w:r>
-      <w:proofErr w:type="spellEnd"/>
-      <w:r>
-        <w:rPr>
-          <w:rFonts w:eastAsiaTheme="minorEastAsia"/>
-        </w:rPr>
-        <w:t xml:space="preserve"> et al. (2024) showed that the total number of T-cells also affects the number of within-host equilibria and the likelihood of approaching each (see Fig. 2 of that paper). In general, in that study, reducing the number of T-cells made the immune system less reactive, allowing parasites to establish without provoking a strong immune response, an outcome we did not observe here. Thus, allowing the number of T-cells to vary among individuals might capture aspects of immune reactivity as well as immune bias that could influence the evolution of parasite traits.</w:t>
+        <w:t xml:space="preserve">Second, we have assumed that the size of the immune system </w:t>
+      </w:r>
+      <w:proofErr w:type="gramStart"/>
+      <w:r>
+        <w:rPr>
+          <w:rFonts w:eastAsiaTheme="minorEastAsia"/>
+        </w:rPr>
+        <w:t>is fixed</w:t>
+      </w:r>
+      <w:proofErr w:type="gramEnd"/>
+      <w:r>
+        <w:rPr>
+          <w:rFonts w:eastAsiaTheme="minorEastAsia"/>
+        </w:rPr>
+        <w:t xml:space="preserve"> across all individuals, so that all that varies among them is the fraction of immune cells that are Th1- versus Th2-biased. Cressler et al. (2024) showed that the total number of T-cells also affects the number of within-host equilibria and the likelihood of approaching each (see Fig. 2 of that paper). In general, in that study, reducing the number of T-cells made the immune system less reactive, allowing parasites to establish without provoking a strong immune response, an outcome we did not observe here. Thus, allowing the number of T-cells to vary among individuals might capture aspects of immune reactivity as well as immune bias that could influence the evolution of parasite traits.</w:t>
       </w:r>
     </w:p>
     <w:p>
@@ -6096,47 +6763,77 @@
         <w:rPr>
           <w:rFonts w:eastAsiaTheme="minorEastAsia"/>
         </w:rPr>
-        <w:t xml:space="preserve"> infection that is cleared by a Th2 response, the model is readily applied to microparasitic</w:t>
-      </w:r>
-      <w:r>
-        <w:rPr>
-          <w:rFonts w:eastAsiaTheme="minorEastAsia"/>
-        </w:rPr>
-        <w:t xml:space="preserve"> </w:t>
-      </w:r>
-      <w:r>
-        <w:rPr>
-          <w:rFonts w:eastAsiaTheme="minorEastAsia"/>
-        </w:rPr>
-        <w:t xml:space="preserve">infections. All that would be changed is which immune response is more strongly provoked by the pathogen and a reconceptualization from parasite biomass to pathogen load (e.g., viremia, bacteremia). Otherwise, all the mechanistic immunological detail included in the within-host model applies to pathogenic infections just as well as it applies to parasitic infections (Yates et al. 2000; van den Ham &amp; de Boer 2008; </w:t>
-      </w:r>
-      <w:proofErr w:type="spellStart"/>
-      <w:r>
-        <w:rPr>
-          <w:rFonts w:eastAsiaTheme="minorEastAsia"/>
-        </w:rPr>
-        <w:t>Schrom</w:t>
-      </w:r>
-      <w:proofErr w:type="spellEnd"/>
-      <w:r>
-        <w:rPr>
-          <w:rFonts w:eastAsiaTheme="minorEastAsia"/>
-        </w:rPr>
-        <w:t xml:space="preserve"> et al. 2020; </w:t>
-      </w:r>
-      <w:proofErr w:type="spellStart"/>
-      <w:r>
-        <w:rPr>
-          <w:rFonts w:eastAsiaTheme="minorEastAsia"/>
-        </w:rPr>
-        <w:t>Cressler</w:t>
-      </w:r>
-      <w:proofErr w:type="spellEnd"/>
-      <w:r>
-        <w:rPr>
-          <w:rFonts w:eastAsiaTheme="minorEastAsia"/>
-        </w:rPr>
-        <w:t xml:space="preserve"> et al. 2024).</w:t>
+        <w:t xml:space="preserve"> infection that </w:t>
+      </w:r>
+      <w:proofErr w:type="gramStart"/>
+      <w:r>
+        <w:rPr>
+          <w:rFonts w:eastAsiaTheme="minorEastAsia"/>
+        </w:rPr>
+        <w:t>is cleared</w:t>
+      </w:r>
+      <w:proofErr w:type="gramEnd"/>
+      <w:r>
+        <w:rPr>
+          <w:rFonts w:eastAsiaTheme="minorEastAsia"/>
+        </w:rPr>
+        <w:t xml:space="preserve"> by a Th2 response, the model </w:t>
+      </w:r>
+      <w:proofErr w:type="gramStart"/>
+      <w:r>
+        <w:rPr>
+          <w:rFonts w:eastAsiaTheme="minorEastAsia"/>
+        </w:rPr>
+        <w:t>is readily applied</w:t>
+      </w:r>
+      <w:proofErr w:type="gramEnd"/>
+      <w:r>
+        <w:rPr>
+          <w:rFonts w:eastAsiaTheme="minorEastAsia"/>
+        </w:rPr>
+        <w:t xml:space="preserve"> to microparasitic infections. All that would </w:t>
+      </w:r>
+      <w:proofErr w:type="gramStart"/>
+      <w:r>
+        <w:rPr>
+          <w:rFonts w:eastAsiaTheme="minorEastAsia"/>
+        </w:rPr>
+        <w:t>be changed</w:t>
+      </w:r>
+      <w:proofErr w:type="gramEnd"/>
+      <w:r>
+        <w:rPr>
+          <w:rFonts w:eastAsiaTheme="minorEastAsia"/>
+        </w:rPr>
+        <w:t xml:space="preserve"> is which immune response </w:t>
+      </w:r>
+      <w:proofErr w:type="gramStart"/>
+      <w:r>
+        <w:rPr>
+          <w:rFonts w:eastAsiaTheme="minorEastAsia"/>
+        </w:rPr>
+        <w:t>is more strongly provoked</w:t>
+      </w:r>
+      <w:proofErr w:type="gramEnd"/>
+      <w:r>
+        <w:rPr>
+          <w:rFonts w:eastAsiaTheme="minorEastAsia"/>
+        </w:rPr>
+        <w:t xml:space="preserve"> by the pathogen and a reconceptualization from parasite biomass to pathogen load (e.g., viremia, bacteremia). Otherwise, all the mechanistic immunological detail included in the within-host model applies to pathogenic infections just as well as it applies to parasitic infections (Yates et al. </w:t>
+      </w:r>
+      <w:proofErr w:type="gramStart"/>
+      <w:r>
+        <w:rPr>
+          <w:rFonts w:eastAsiaTheme="minorEastAsia"/>
+        </w:rPr>
+        <w:t>2000</w:t>
+      </w:r>
+      <w:proofErr w:type="gramEnd"/>
+      <w:r>
+        <w:rPr>
+          <w:rFonts w:eastAsiaTheme="minorEastAsia"/>
+        </w:rPr>
+        <w:t>; van den Ham &amp; de Boer 2008; Schrom et al. 2020; Cressler et al. 2024).</w:t>
       </w:r>
     </w:p>
     <w:p>
@@ -6156,13 +6853,27 @@
         <w:rPr>
           <w:rFonts w:eastAsiaTheme="minorEastAsia"/>
         </w:rPr>
-        <w:t xml:space="preserve">Here we show that incorporating a mechanistic within-host model into an epidemiological model allows for a rich set of eco-evolutionary outcomes, even when all the parameters of both models are fixed. This reveals that the immunological landscape—the variability in immune states both within hosts over the course of infection and across hosts in the population — can drastically alter the trajectory of virulence evolution and infection prevalence. This has important implications for predicting how parasites will evolve. </w:t>
+        <w:t xml:space="preserve">Here we show that incorporating a mechanistic within-host model into an epidemiological model allows for a rich set of eco-evolutionary outcomes, even when all the parameters of both models </w:t>
       </w:r>
       <w:proofErr w:type="gramStart"/>
       <w:r>
         <w:rPr>
           <w:rFonts w:eastAsiaTheme="minorEastAsia"/>
         </w:rPr>
+        <w:t>are fixed</w:t>
+      </w:r>
+      <w:proofErr w:type="gramEnd"/>
+      <w:r>
+        <w:rPr>
+          <w:rFonts w:eastAsiaTheme="minorEastAsia"/>
+        </w:rPr>
+        <w:t xml:space="preserve">. This reveals that the immunological landscape—the variability in immune states both within hosts over the course of infection and across hosts in the population — can drastically alter the trajectory of virulence evolution and infection prevalence. This has important implications for predicting how parasites will evolve. </w:t>
+      </w:r>
+      <w:proofErr w:type="gramStart"/>
+      <w:r>
+        <w:rPr>
+          <w:rFonts w:eastAsiaTheme="minorEastAsia"/>
+        </w:rPr>
         <w:t>In particular, we</w:t>
       </w:r>
       <w:proofErr w:type="gramEnd"/>
@@ -6170,7 +6881,35 @@
         <w:rPr>
           <w:rFonts w:eastAsiaTheme="minorEastAsia"/>
         </w:rPr>
-        <w:t xml:space="preserve"> have shown that, if there is even a small chance that an infection can become chronic, parasites evolve to low virulence. This may help explain why parasitic infections, such as gastrointestinal helminths, that can become chronic tend to have very low virulence and high prevalence, whereas pathogenic infections that are always acute tend to have high virulence and low prevalence. </w:t>
+        <w:t xml:space="preserve"> have shown that, if there is even a small chance that an infection can become chronic, parasites evolve to low virulence. This may help explain why parasitic infections, such as gastrointestinal helminths, </w:t>
+      </w:r>
+      <w:proofErr w:type="gramStart"/>
+      <w:r>
+        <w:rPr>
+          <w:rFonts w:eastAsiaTheme="minorEastAsia"/>
+        </w:rPr>
+        <w:t>that</w:t>
+      </w:r>
+      <w:proofErr w:type="gramEnd"/>
+      <w:r>
+        <w:rPr>
+          <w:rFonts w:eastAsiaTheme="minorEastAsia"/>
+        </w:rPr>
+        <w:t xml:space="preserve"> can become chronic tend to have </w:t>
+      </w:r>
+      <w:proofErr w:type="gramStart"/>
+      <w:r>
+        <w:rPr>
+          <w:rFonts w:eastAsiaTheme="minorEastAsia"/>
+        </w:rPr>
+        <w:t>very low</w:t>
+      </w:r>
+      <w:proofErr w:type="gramEnd"/>
+      <w:r>
+        <w:rPr>
+          <w:rFonts w:eastAsiaTheme="minorEastAsia"/>
+        </w:rPr>
+        <w:t xml:space="preserve"> virulence and high prevalence, whereas pathogenic infections that are always acute tend to have high virulence and low prevalence. </w:t>
       </w:r>
     </w:p>
     <w:p/>
@@ -6186,7 +6925,7 @@
           <w:noProof/>
         </w:rPr>
         <w:drawing>
-          <wp:inline distT="0" distB="0" distL="0" distR="0" wp14:anchorId="5F28DE9F" wp14:editId="3BDAF28C">
+          <wp:inline distT="0" distB="0" distL="0" distR="0" wp14:anchorId="5F28DE9F" wp14:editId="329FE0E6">
             <wp:extent cx="4572009" cy="6400813"/>
             <wp:effectExtent l="0" t="0" r="0" b="0"/>
             <wp:docPr id="1108292768" name="Picture 3" descr="A red and blue graph&#10;&#10;Description automatically generated"/>
@@ -6242,7 +6981,15 @@
       </w:r>
       <w:r>
         <w:lastRenderedPageBreak/>
-        <w:t>representing a Th1-biased immune response and a chronic, high biomass parasite (red); a Th2-biased immune response and zero parasite biomass (blue); and an immune response with high Th1 and high Th2 and a low, but non-zero, parasite biomass (grey). In the stochastic model, this last equilibrium is not observed and instead the probability of reaching the Th1-biased or Th2-biased equilibrium depends on the initial conditions.</w:t>
+        <w:t xml:space="preserve">representing a Th1-biased immune response and a chronic, high biomass parasite (red); a Th2-biased immune response and zero parasite biomass (blue); and an immune response with high Th1 and high Th2 and a low, but non-zero, parasite biomass (grey). In the stochastic model, this last equilibrium </w:t>
+      </w:r>
+      <w:proofErr w:type="gramStart"/>
+      <w:r>
+        <w:t>is not observed</w:t>
+      </w:r>
+      <w:proofErr w:type="gramEnd"/>
+      <w:r>
+        <w:t xml:space="preserve"> and instead the probability of reaching the Th1-biased or Th2-biased equilibrium depends on the initial conditions.</w:t>
       </w:r>
     </w:p>
     <w:p>
@@ -6425,7 +7172,31 @@
     </w:p>
     <w:p>
       <w:r>
-        <w:t>Figure 4. Components of parasite fitness as the immune landscape shifts from Th1-biased (red lines; low minimum Th2 cells) to Th2-biased (blue lines; high minimum Th2 cells), for infections starting at different times. This shows how parasite virulence evolution is affecting the different components of parasite fitness (</w:t>
+        <w:t xml:space="preserve">Figure 4. Components of parasite fitness as the immune landscape </w:t>
+      </w:r>
+      <w:proofErr w:type="gramStart"/>
+      <w:r>
+        <w:t>shifts</w:t>
+      </w:r>
+      <w:proofErr w:type="gramEnd"/>
+      <w:r>
+        <w:t xml:space="preserve"> from Th1-biased (red lines; low minimum Th2 cells) to Th2-biased (blue lines; high minimum Th2 cells), for infections starting at </w:t>
+      </w:r>
+      <w:proofErr w:type="gramStart"/>
+      <w:r>
+        <w:t>different times</w:t>
+      </w:r>
+      <w:proofErr w:type="gramEnd"/>
+      <w:r>
+        <w:t xml:space="preserve">. This shows how parasite virulence evolution </w:t>
+      </w:r>
+      <w:proofErr w:type="gramStart"/>
+      <w:r>
+        <w:t>is affecting</w:t>
+      </w:r>
+      <w:proofErr w:type="gramEnd"/>
+      <w:r>
+        <w:t xml:space="preserve"> the different components of parasite fitness (</w:t>
       </w:r>
       <w:r>
         <w:t>recovery</w:t>
@@ -6487,7 +7258,15 @@
     <w:p/>
     <w:p>
       <w:r>
-        <w:t xml:space="preserve">Figure 5. Evolutionarily stable virulence strategies for epidemiological model (3). (A) Evolutionary stable virulence as the probability of recovery, </w:t>
+        <w:t xml:space="preserve">Figure 5. </w:t>
+      </w:r>
+      <w:proofErr w:type="gramStart"/>
+      <w:r>
+        <w:t>Evolutionarily</w:t>
+      </w:r>
+      <w:proofErr w:type="gramEnd"/>
+      <w:r>
+        <w:t xml:space="preserve"> stable virulence strategies for epidemiological model (3). (A) Evolutionary stable virulence as the probability of recovery, </w:t>
       </w:r>
       <m:oMath>
         <m:r>
@@ -6512,31 +7291,21 @@
         <w:rPr>
           <w:rFonts w:eastAsiaTheme="minorEastAsia"/>
         </w:rPr>
-        <w:t>. (B) Evolutionarily stable virulence as the recovery</w:t>
-      </w:r>
-      <w:r>
-        <w:rPr>
-          <w:rFonts w:eastAsiaTheme="minorEastAsia"/>
-        </w:rPr>
-        <w:t xml:space="preserve"> </w:t>
-      </w:r>
-      <w:r>
-        <w:rPr>
-          <w:rFonts w:eastAsiaTheme="minorEastAsia"/>
-        </w:rPr>
-        <w:t>rate increases when the probability of recovery</w:t>
-      </w:r>
-      <w:r>
-        <w:rPr>
-          <w:rFonts w:eastAsiaTheme="minorEastAsia"/>
-        </w:rPr>
-        <w:t xml:space="preserve"> </w:t>
-      </w:r>
-      <w:r>
-        <w:rPr>
-          <w:rFonts w:eastAsiaTheme="minorEastAsia"/>
-        </w:rPr>
-        <w:t xml:space="preserve">is fixed at </w:t>
+        <w:t xml:space="preserve">. (B) Evolutionarily stable virulence as the recovery rate increases when the probability of recovery </w:t>
+      </w:r>
+      <w:proofErr w:type="gramStart"/>
+      <w:r>
+        <w:rPr>
+          <w:rFonts w:eastAsiaTheme="minorEastAsia"/>
+        </w:rPr>
+        <w:t>is fixed</w:t>
+      </w:r>
+      <w:proofErr w:type="gramEnd"/>
+      <w:r>
+        <w:rPr>
+          <w:rFonts w:eastAsiaTheme="minorEastAsia"/>
+        </w:rPr>
+        <w:t xml:space="preserve"> at </w:t>
       </w:r>
       <m:oMath>
         <m:r>
@@ -8186,27 +8955,15 @@
           <w:shd w:val="clear" w:color="auto" w:fill="FFFFFF"/>
         </w:rPr>
       </w:pPr>
-      <w:proofErr w:type="spellStart"/>
-      <w:r>
-        <w:rPr>
-          <w:rFonts w:ascii="Arial" w:hAnsi="Arial" w:cs="Arial"/>
-          <w:color w:val="222222"/>
-          <w:sz w:val="20"/>
-          <w:szCs w:val="20"/>
-          <w:shd w:val="clear" w:color="auto" w:fill="FFFFFF"/>
-        </w:rPr>
-        <w:t>Angeli</w:t>
-      </w:r>
-      <w:proofErr w:type="spellEnd"/>
-      <w:r>
-        <w:rPr>
-          <w:rFonts w:ascii="Arial" w:hAnsi="Arial" w:cs="Arial"/>
-          <w:color w:val="222222"/>
-          <w:sz w:val="20"/>
-          <w:szCs w:val="20"/>
-          <w:shd w:val="clear" w:color="auto" w:fill="FFFFFF"/>
-        </w:rPr>
-        <w:t xml:space="preserve">, D., Ferrell Jr, J. E., &amp; Sontag, E. D. (2004). Detection of </w:t>
+      <w:r>
+        <w:rPr>
+          <w:rFonts w:ascii="Arial" w:hAnsi="Arial" w:cs="Arial"/>
+          <w:color w:val="222222"/>
+          <w:sz w:val="20"/>
+          <w:szCs w:val="20"/>
+          <w:shd w:val="clear" w:color="auto" w:fill="FFFFFF"/>
+        </w:rPr>
+        <w:t xml:space="preserve">Angeli, D., Ferrell Jr, J. E., &amp; Sontag, E. D. (2004). Detection of </w:t>
       </w:r>
       <w:proofErr w:type="spellStart"/>
       <w:r>
@@ -8438,29 +9195,7 @@
           <w:szCs w:val="20"/>
           <w:shd w:val="clear" w:color="auto" w:fill="FFFFFF"/>
         </w:rPr>
-        <w:t xml:space="preserve">Bancroft, A. J., Levy, C. W., Jowitt, T. A., Hayes, K. S., Thompson, S., </w:t>
-      </w:r>
-      <w:proofErr w:type="spellStart"/>
-      <w:r>
-        <w:rPr>
-          <w:rFonts w:ascii="Arial" w:hAnsi="Arial" w:cs="Arial"/>
-          <w:color w:val="222222"/>
-          <w:sz w:val="20"/>
-          <w:szCs w:val="20"/>
-          <w:shd w:val="clear" w:color="auto" w:fill="FFFFFF"/>
-        </w:rPr>
-        <w:t>Mckenzie</w:t>
-      </w:r>
-      <w:proofErr w:type="spellEnd"/>
-      <w:r>
-        <w:rPr>
-          <w:rFonts w:ascii="Arial" w:hAnsi="Arial" w:cs="Arial"/>
-          <w:color w:val="222222"/>
-          <w:sz w:val="20"/>
-          <w:szCs w:val="20"/>
-          <w:shd w:val="clear" w:color="auto" w:fill="FFFFFF"/>
-        </w:rPr>
-        <w:t xml:space="preserve">, E. A., ... &amp; </w:t>
+        <w:t xml:space="preserve">Bancroft, A. J., Levy, C. W., Jowitt, T. A., Hayes, K. S., Thompson, S., Mckenzie, E. A., ... &amp; </w:t>
       </w:r>
       <w:proofErr w:type="spellStart"/>
       <w:r>
@@ -8550,6 +9285,16 @@
           <w:shd w:val="clear" w:color="auto" w:fill="FFFFFF"/>
         </w:rPr>
       </w:pPr>
+      <w:r>
+        <w:rPr>
+          <w:rFonts w:ascii="Arial" w:hAnsi="Arial" w:cs="Arial"/>
+          <w:color w:val="222222"/>
+          <w:sz w:val="20"/>
+          <w:szCs w:val="20"/>
+          <w:shd w:val="clear" w:color="auto" w:fill="FFFFFF"/>
+        </w:rPr>
+        <w:t xml:space="preserve">Benos, E. J., &amp; </w:t>
+      </w:r>
       <w:proofErr w:type="spellStart"/>
       <w:r>
         <w:rPr>
@@ -8559,7 +9304,7 @@
           <w:szCs w:val="20"/>
           <w:shd w:val="clear" w:color="auto" w:fill="FFFFFF"/>
         </w:rPr>
-        <w:t>Benos</w:t>
+        <w:t>Mutapi</w:t>
       </w:r>
       <w:proofErr w:type="spellEnd"/>
       <w:r>
@@ -8570,28 +9315,6 @@
           <w:szCs w:val="20"/>
           <w:shd w:val="clear" w:color="auto" w:fill="FFFFFF"/>
         </w:rPr>
-        <w:t xml:space="preserve">, E. J., &amp; </w:t>
-      </w:r>
-      <w:proofErr w:type="spellStart"/>
-      <w:r>
-        <w:rPr>
-          <w:rFonts w:ascii="Arial" w:hAnsi="Arial" w:cs="Arial"/>
-          <w:color w:val="222222"/>
-          <w:sz w:val="20"/>
-          <w:szCs w:val="20"/>
-          <w:shd w:val="clear" w:color="auto" w:fill="FFFFFF"/>
-        </w:rPr>
-        <w:t>Mutapi</w:t>
-      </w:r>
-      <w:proofErr w:type="spellEnd"/>
-      <w:r>
-        <w:rPr>
-          <w:rFonts w:ascii="Arial" w:hAnsi="Arial" w:cs="Arial"/>
-          <w:color w:val="222222"/>
-          <w:sz w:val="20"/>
-          <w:szCs w:val="20"/>
-          <w:shd w:val="clear" w:color="auto" w:fill="FFFFFF"/>
-        </w:rPr>
         <w:t xml:space="preserve">, F. (2026). </w:t>
       </w:r>
       <w:r>
@@ -8602,7 +9325,29 @@
           <w:szCs w:val="20"/>
           <w:shd w:val="clear" w:color="auto" w:fill="FFFFFF"/>
         </w:rPr>
-        <w:t xml:space="preserve">The human immunome in the post-schistosomiasis mass drug administration era. </w:t>
+        <w:t xml:space="preserve">The human </w:t>
+      </w:r>
+      <w:proofErr w:type="gramStart"/>
+      <w:r>
+        <w:rPr>
+          <w:rFonts w:ascii="Arial" w:hAnsi="Arial" w:cs="Arial"/>
+          <w:color w:val="222222"/>
+          <w:sz w:val="20"/>
+          <w:szCs w:val="20"/>
+          <w:shd w:val="clear" w:color="auto" w:fill="FFFFFF"/>
+        </w:rPr>
+        <w:t>immunome</w:t>
+      </w:r>
+      <w:proofErr w:type="gramEnd"/>
+      <w:r>
+        <w:rPr>
+          <w:rFonts w:ascii="Arial" w:hAnsi="Arial" w:cs="Arial"/>
+          <w:color w:val="222222"/>
+          <w:sz w:val="20"/>
+          <w:szCs w:val="20"/>
+          <w:shd w:val="clear" w:color="auto" w:fill="FFFFFF"/>
+        </w:rPr>
+        <w:t xml:space="preserve"> in the post-schistosomiasis mass drug administration era. </w:t>
       </w:r>
       <w:proofErr w:type="spellStart"/>
       <w:r>
@@ -8694,7 +9439,29 @@
           <w:szCs w:val="20"/>
           <w:shd w:val="clear" w:color="auto" w:fill="FFFFFF"/>
         </w:rPr>
-        <w:t xml:space="preserve">Bourke, C. D., Berkley, J. A., &amp; Prendergast, A. J. (2016). Immune dysfunction as a cause and consequence of malnutrition. </w:t>
+        <w:t xml:space="preserve">Bourke, C. D., Berkley, J. A., &amp; Prendergast, A. J. (2016). Immune dysfunction </w:t>
+      </w:r>
+      <w:proofErr w:type="gramStart"/>
+      <w:r>
+        <w:rPr>
+          <w:rFonts w:ascii="Arial" w:hAnsi="Arial" w:cs="Arial"/>
+          <w:color w:val="222222"/>
+          <w:sz w:val="20"/>
+          <w:szCs w:val="20"/>
+          <w:shd w:val="clear" w:color="auto" w:fill="FFFFFF"/>
+        </w:rPr>
+        <w:t>as</w:t>
+      </w:r>
+      <w:proofErr w:type="gramEnd"/>
+      <w:r>
+        <w:rPr>
+          <w:rFonts w:ascii="Arial" w:hAnsi="Arial" w:cs="Arial"/>
+          <w:color w:val="222222"/>
+          <w:sz w:val="20"/>
+          <w:szCs w:val="20"/>
+          <w:shd w:val="clear" w:color="auto" w:fill="FFFFFF"/>
+        </w:rPr>
+        <w:t xml:space="preserve"> a cause and consequence of malnutrition. </w:t>
       </w:r>
       <w:r>
         <w:rPr>
@@ -8816,71 +9583,15 @@
           <w:shd w:val="clear" w:color="auto" w:fill="FFFFFF"/>
         </w:rPr>
       </w:pPr>
-      <w:proofErr w:type="spellStart"/>
-      <w:r>
-        <w:rPr>
-          <w:rFonts w:ascii="Arial" w:hAnsi="Arial" w:cs="Arial"/>
-          <w:color w:val="222222"/>
-          <w:sz w:val="20"/>
-          <w:szCs w:val="20"/>
-          <w:shd w:val="clear" w:color="auto" w:fill="FFFFFF"/>
-        </w:rPr>
-        <w:t>Cressler</w:t>
-      </w:r>
-      <w:proofErr w:type="spellEnd"/>
-      <w:r>
-        <w:rPr>
-          <w:rFonts w:ascii="Arial" w:hAnsi="Arial" w:cs="Arial"/>
-          <w:color w:val="222222"/>
-          <w:sz w:val="20"/>
-          <w:szCs w:val="20"/>
-          <w:shd w:val="clear" w:color="auto" w:fill="FFFFFF"/>
-        </w:rPr>
-        <w:t xml:space="preserve">, C. E., McLeod, D. V., </w:t>
-      </w:r>
-      <w:proofErr w:type="spellStart"/>
-      <w:r>
-        <w:rPr>
-          <w:rFonts w:ascii="Arial" w:hAnsi="Arial" w:cs="Arial"/>
-          <w:color w:val="222222"/>
-          <w:sz w:val="20"/>
-          <w:szCs w:val="20"/>
-          <w:shd w:val="clear" w:color="auto" w:fill="FFFFFF"/>
-        </w:rPr>
-        <w:t>Rozins</w:t>
-      </w:r>
-      <w:proofErr w:type="spellEnd"/>
-      <w:r>
-        <w:rPr>
-          <w:rFonts w:ascii="Arial" w:hAnsi="Arial" w:cs="Arial"/>
-          <w:color w:val="222222"/>
-          <w:sz w:val="20"/>
-          <w:szCs w:val="20"/>
-          <w:shd w:val="clear" w:color="auto" w:fill="FFFFFF"/>
-        </w:rPr>
-        <w:t xml:space="preserve">, C., Van Den </w:t>
-      </w:r>
-      <w:proofErr w:type="spellStart"/>
-      <w:r>
-        <w:rPr>
-          <w:rFonts w:ascii="Arial" w:hAnsi="Arial" w:cs="Arial"/>
-          <w:color w:val="222222"/>
-          <w:sz w:val="20"/>
-          <w:szCs w:val="20"/>
-          <w:shd w:val="clear" w:color="auto" w:fill="FFFFFF"/>
-        </w:rPr>
-        <w:t>Hoogen</w:t>
-      </w:r>
-      <w:proofErr w:type="spellEnd"/>
-      <w:r>
-        <w:rPr>
-          <w:rFonts w:ascii="Arial" w:hAnsi="Arial" w:cs="Arial"/>
-          <w:color w:val="222222"/>
-          <w:sz w:val="20"/>
-          <w:szCs w:val="20"/>
-          <w:shd w:val="clear" w:color="auto" w:fill="FFFFFF"/>
-        </w:rPr>
-        <w:t xml:space="preserve">, J., &amp; Day, T. (2016). The adaptive evolution of virulence: a review of theoretical predictions and empirical tests. </w:t>
+      <w:r>
+        <w:rPr>
+          <w:rFonts w:ascii="Arial" w:hAnsi="Arial" w:cs="Arial"/>
+          <w:color w:val="222222"/>
+          <w:sz w:val="20"/>
+          <w:szCs w:val="20"/>
+          <w:shd w:val="clear" w:color="auto" w:fill="FFFFFF"/>
+        </w:rPr>
+        <w:t xml:space="preserve">Cressler, C. E., McLeod, D. V., Rozins, C., Van Den Hoogen, J., &amp; Day, T. (2016). The adaptive evolution of virulence: a review of theoretical predictions and empirical tests. </w:t>
       </w:r>
       <w:r>
         <w:rPr>
@@ -8934,29 +9645,7 @@
           <w:szCs w:val="20"/>
           <w:shd w:val="clear" w:color="auto" w:fill="FFFFFF"/>
         </w:rPr>
-        <w:t xml:space="preserve">DeLong, J. P., &amp; </w:t>
-      </w:r>
-      <w:proofErr w:type="spellStart"/>
-      <w:r>
-        <w:rPr>
-          <w:rFonts w:ascii="Arial" w:hAnsi="Arial" w:cs="Arial"/>
-          <w:color w:val="222222"/>
-          <w:sz w:val="20"/>
-          <w:szCs w:val="20"/>
-          <w:shd w:val="clear" w:color="auto" w:fill="FFFFFF"/>
-        </w:rPr>
-        <w:t>Cressler</w:t>
-      </w:r>
-      <w:proofErr w:type="spellEnd"/>
-      <w:r>
-        <w:rPr>
-          <w:rFonts w:ascii="Arial" w:hAnsi="Arial" w:cs="Arial"/>
-          <w:color w:val="222222"/>
-          <w:sz w:val="20"/>
-          <w:szCs w:val="20"/>
-          <w:shd w:val="clear" w:color="auto" w:fill="FFFFFF"/>
-        </w:rPr>
-        <w:t xml:space="preserve">, C. E. (2023). Stochasticity directs adaptive evolution toward nonequilibrium evolutionary attractors. </w:t>
+        <w:t xml:space="preserve">DeLong, J. P., &amp; Cressler, C. E. (2023). Stochasticity directs adaptive evolution toward nonequilibrium evolutionary attractors. </w:t>
       </w:r>
       <w:r>
         <w:rPr>
@@ -9010,29 +9699,7 @@
           <w:szCs w:val="20"/>
           <w:shd w:val="clear" w:color="auto" w:fill="FFFFFF"/>
         </w:rPr>
-        <w:t xml:space="preserve">de Ruiter, K., </w:t>
-      </w:r>
-      <w:proofErr w:type="spellStart"/>
-      <w:r>
-        <w:rPr>
-          <w:rFonts w:ascii="Arial" w:hAnsi="Arial" w:cs="Arial"/>
-          <w:color w:val="222222"/>
-          <w:sz w:val="20"/>
-          <w:szCs w:val="20"/>
-          <w:shd w:val="clear" w:color="auto" w:fill="FFFFFF"/>
-        </w:rPr>
-        <w:t>Jochems</w:t>
-      </w:r>
-      <w:proofErr w:type="spellEnd"/>
-      <w:r>
-        <w:rPr>
-          <w:rFonts w:ascii="Arial" w:hAnsi="Arial" w:cs="Arial"/>
-          <w:color w:val="222222"/>
-          <w:sz w:val="20"/>
-          <w:szCs w:val="20"/>
-          <w:shd w:val="clear" w:color="auto" w:fill="FFFFFF"/>
-        </w:rPr>
-        <w:t xml:space="preserve">, S. P., </w:t>
+        <w:t xml:space="preserve">de Ruiter, K., Jochems, S. P., </w:t>
       </w:r>
       <w:proofErr w:type="spellStart"/>
       <w:r>
@@ -9186,31 +9853,8 @@
           <w:szCs w:val="20"/>
           <w:shd w:val="clear" w:color="auto" w:fill="FFFFFF"/>
         </w:rPr>
-        <w:t xml:space="preserve">, M., </w:t>
-      </w:r>
-      <w:proofErr w:type="spellStart"/>
-      <w:r>
-        <w:rPr>
-          <w:rFonts w:ascii="Arial" w:hAnsi="Arial" w:cs="Arial"/>
-          <w:color w:val="222222"/>
-          <w:sz w:val="20"/>
-          <w:szCs w:val="20"/>
-          <w:shd w:val="clear" w:color="auto" w:fill="FFFFFF"/>
-        </w:rPr>
-        <w:t>Ispolatov</w:t>
-      </w:r>
-      <w:proofErr w:type="spellEnd"/>
-      <w:r>
-        <w:rPr>
-          <w:rFonts w:ascii="Arial" w:hAnsi="Arial" w:cs="Arial"/>
-          <w:color w:val="222222"/>
-          <w:sz w:val="20"/>
-          <w:szCs w:val="20"/>
-          <w:shd w:val="clear" w:color="auto" w:fill="FFFFFF"/>
-        </w:rPr>
-        <w:t>, Y., &amp; Simon, B. (2017). Towards a mechanistic foundation of evolutionary theory. </w:t>
-      </w:r>
-      <w:proofErr w:type="spellStart"/>
+        <w:t>, M., Ispolatov, Y., &amp; Simon, B. (2017). Towards a mechanistic foundation of evolutionary theory. </w:t>
+      </w:r>
       <w:r>
         <w:rPr>
           <w:rFonts w:ascii="Arial" w:hAnsi="Arial" w:cs="Arial"/>
@@ -9223,7 +9867,6 @@
         </w:rPr>
         <w:t>Elife</w:t>
       </w:r>
-      <w:proofErr w:type="spellEnd"/>
       <w:r>
         <w:rPr>
           <w:rFonts w:ascii="Arial" w:hAnsi="Arial" w:cs="Arial"/>
@@ -9398,6 +10041,16 @@
           <w:shd w:val="clear" w:color="auto" w:fill="FFFFFF"/>
         </w:rPr>
       </w:pPr>
+      <w:r>
+        <w:rPr>
+          <w:rFonts w:ascii="Arial" w:hAnsi="Arial" w:cs="Arial"/>
+          <w:color w:val="222222"/>
+          <w:sz w:val="20"/>
+          <w:szCs w:val="20"/>
+          <w:shd w:val="clear" w:color="auto" w:fill="FFFFFF"/>
+        </w:rPr>
+        <w:t xml:space="preserve">Geritz, S. A. H., </w:t>
+      </w:r>
       <w:proofErr w:type="spellStart"/>
       <w:r>
         <w:rPr>
@@ -9407,7 +10060,7 @@
           <w:szCs w:val="20"/>
           <w:shd w:val="clear" w:color="auto" w:fill="FFFFFF"/>
         </w:rPr>
-        <w:t>Geritz</w:t>
+        <w:t>Kisdi</w:t>
       </w:r>
       <w:proofErr w:type="spellEnd"/>
       <w:r>
@@ -9418,7 +10071,7 @@
           <w:szCs w:val="20"/>
           <w:shd w:val="clear" w:color="auto" w:fill="FFFFFF"/>
         </w:rPr>
-        <w:t xml:space="preserve">, S. A. H., </w:t>
+        <w:t xml:space="preserve">, É., </w:t>
       </w:r>
       <w:proofErr w:type="spellStart"/>
       <w:r>
@@ -9429,7 +10082,7 @@
           <w:szCs w:val="20"/>
           <w:shd w:val="clear" w:color="auto" w:fill="FFFFFF"/>
         </w:rPr>
-        <w:t>Kisdi</w:t>
+        <w:t>Meszéna</w:t>
       </w:r>
       <w:proofErr w:type="spellEnd"/>
       <w:r>
@@ -9440,29 +10093,29 @@
           <w:szCs w:val="20"/>
           <w:shd w:val="clear" w:color="auto" w:fill="FFFFFF"/>
         </w:rPr>
-        <w:t xml:space="preserve">, É., </w:t>
-      </w:r>
-      <w:proofErr w:type="spellStart"/>
-      <w:r>
-        <w:rPr>
-          <w:rFonts w:ascii="Arial" w:hAnsi="Arial" w:cs="Arial"/>
-          <w:color w:val="222222"/>
-          <w:sz w:val="20"/>
-          <w:szCs w:val="20"/>
-          <w:shd w:val="clear" w:color="auto" w:fill="FFFFFF"/>
-        </w:rPr>
-        <w:t>Meszéna</w:t>
-      </w:r>
-      <w:proofErr w:type="spellEnd"/>
-      <w:r>
-        <w:rPr>
-          <w:rFonts w:ascii="Arial" w:hAnsi="Arial" w:cs="Arial"/>
-          <w:color w:val="222222"/>
-          <w:sz w:val="20"/>
-          <w:szCs w:val="20"/>
-          <w:shd w:val="clear" w:color="auto" w:fill="FFFFFF"/>
-        </w:rPr>
-        <w:t xml:space="preserve">, G., &amp; Metz, J. A. J. (1998). Evolutionarily singular strategies and the adaptive growth and branching of the evolutionary tree. </w:t>
+        <w:t xml:space="preserve">, G., &amp; Metz, J. A. J. (1998). </w:t>
+      </w:r>
+      <w:proofErr w:type="gramStart"/>
+      <w:r>
+        <w:rPr>
+          <w:rFonts w:ascii="Arial" w:hAnsi="Arial" w:cs="Arial"/>
+          <w:color w:val="222222"/>
+          <w:sz w:val="20"/>
+          <w:szCs w:val="20"/>
+          <w:shd w:val="clear" w:color="auto" w:fill="FFFFFF"/>
+        </w:rPr>
+        <w:t>Evolutionarily singular</w:t>
+      </w:r>
+      <w:proofErr w:type="gramEnd"/>
+      <w:r>
+        <w:rPr>
+          <w:rFonts w:ascii="Arial" w:hAnsi="Arial" w:cs="Arial"/>
+          <w:color w:val="222222"/>
+          <w:sz w:val="20"/>
+          <w:szCs w:val="20"/>
+          <w:shd w:val="clear" w:color="auto" w:fill="FFFFFF"/>
+        </w:rPr>
+        <w:t xml:space="preserve"> strategies and the adaptive growth and branching of the evolutionary tree. </w:t>
       </w:r>
       <w:r>
         <w:rPr>
@@ -9686,27 +10339,15 @@
           <w:shd w:val="clear" w:color="auto" w:fill="FFFFFF"/>
         </w:rPr>
       </w:pPr>
-      <w:proofErr w:type="spellStart"/>
-      <w:r>
-        <w:rPr>
-          <w:rFonts w:ascii="Arial" w:hAnsi="Arial" w:cs="Arial"/>
-          <w:color w:val="222222"/>
-          <w:sz w:val="20"/>
-          <w:szCs w:val="20"/>
-          <w:shd w:val="clear" w:color="auto" w:fill="FFFFFF"/>
-        </w:rPr>
-        <w:t>Hurford</w:t>
-      </w:r>
-      <w:proofErr w:type="spellEnd"/>
-      <w:r>
-        <w:rPr>
-          <w:rFonts w:ascii="Arial" w:hAnsi="Arial" w:cs="Arial"/>
-          <w:color w:val="222222"/>
-          <w:sz w:val="20"/>
-          <w:szCs w:val="20"/>
-          <w:shd w:val="clear" w:color="auto" w:fill="FFFFFF"/>
-        </w:rPr>
-        <w:t xml:space="preserve">, A., </w:t>
+      <w:r>
+        <w:rPr>
+          <w:rFonts w:ascii="Arial" w:hAnsi="Arial" w:cs="Arial"/>
+          <w:color w:val="222222"/>
+          <w:sz w:val="20"/>
+          <w:szCs w:val="20"/>
+          <w:shd w:val="clear" w:color="auto" w:fill="FFFFFF"/>
+        </w:rPr>
+        <w:t xml:space="preserve">Hurford, A., </w:t>
       </w:r>
       <w:proofErr w:type="spellStart"/>
       <w:r>
@@ -9904,27 +10545,15 @@
           <w:shd w:val="clear" w:color="auto" w:fill="FFFFFF"/>
         </w:rPr>
       </w:pPr>
-      <w:proofErr w:type="spellStart"/>
-      <w:r>
-        <w:rPr>
-          <w:rFonts w:ascii="Arial" w:hAnsi="Arial" w:cs="Arial"/>
-          <w:color w:val="222222"/>
-          <w:sz w:val="20"/>
-          <w:szCs w:val="20"/>
-          <w:shd w:val="clear" w:color="auto" w:fill="FFFFFF"/>
-        </w:rPr>
-        <w:t>Mabbott</w:t>
-      </w:r>
-      <w:proofErr w:type="spellEnd"/>
-      <w:r>
-        <w:rPr>
-          <w:rFonts w:ascii="Arial" w:hAnsi="Arial" w:cs="Arial"/>
-          <w:color w:val="222222"/>
-          <w:sz w:val="20"/>
-          <w:szCs w:val="20"/>
-          <w:shd w:val="clear" w:color="auto" w:fill="FFFFFF"/>
-        </w:rPr>
-        <w:t xml:space="preserve">, N. A. (2018). The influence of parasite infections on host immunity to co-infection with other pathogens. </w:t>
+      <w:r>
+        <w:rPr>
+          <w:rFonts w:ascii="Arial" w:hAnsi="Arial" w:cs="Arial"/>
+          <w:color w:val="222222"/>
+          <w:sz w:val="20"/>
+          <w:szCs w:val="20"/>
+          <w:shd w:val="clear" w:color="auto" w:fill="FFFFFF"/>
+        </w:rPr>
+        <w:t xml:space="preserve">Mabbott, N. A. (2018). The influence of parasite infections on host immunity to co-infection with other pathogens. </w:t>
       </w:r>
       <w:r>
         <w:rPr>
@@ -9970,27 +10599,15 @@
           <w:shd w:val="clear" w:color="auto" w:fill="FFFFFF"/>
         </w:rPr>
       </w:pPr>
-      <w:proofErr w:type="spellStart"/>
-      <w:r>
-        <w:rPr>
-          <w:rFonts w:ascii="Arial" w:hAnsi="Arial" w:cs="Arial"/>
-          <w:color w:val="222222"/>
-          <w:sz w:val="20"/>
-          <w:szCs w:val="20"/>
-          <w:shd w:val="clear" w:color="auto" w:fill="FFFFFF"/>
-        </w:rPr>
-        <w:t>Maizels</w:t>
-      </w:r>
-      <w:proofErr w:type="spellEnd"/>
-      <w:r>
-        <w:rPr>
-          <w:rFonts w:ascii="Arial" w:hAnsi="Arial" w:cs="Arial"/>
-          <w:color w:val="222222"/>
-          <w:sz w:val="20"/>
-          <w:szCs w:val="20"/>
-          <w:shd w:val="clear" w:color="auto" w:fill="FFFFFF"/>
-        </w:rPr>
-        <w:t xml:space="preserve">, R. M., Smits, H. H., &amp; McSorley, H. J. (2018). Modulation of host immunity by helminths: The expanding repertoire of parasite effector molecules. </w:t>
+      <w:r>
+        <w:rPr>
+          <w:rFonts w:ascii="Arial" w:hAnsi="Arial" w:cs="Arial"/>
+          <w:color w:val="222222"/>
+          <w:sz w:val="20"/>
+          <w:szCs w:val="20"/>
+          <w:shd w:val="clear" w:color="auto" w:fill="FFFFFF"/>
+        </w:rPr>
+        <w:t xml:space="preserve">Maizels, R. M., Smits, H. H., &amp; McSorley, H. J. (2018). Modulation of host immunity by helminths: The expanding repertoire of parasite effector molecules. </w:t>
       </w:r>
       <w:r>
         <w:rPr>
@@ -10121,51 +10738,7 @@
           <w:szCs w:val="20"/>
           <w:shd w:val="clear" w:color="auto" w:fill="FFFFFF"/>
         </w:rPr>
-        <w:t xml:space="preserve">, M. G., Lynn, M. A., </w:t>
-      </w:r>
-      <w:proofErr w:type="spellStart"/>
-      <w:r>
-        <w:rPr>
-          <w:rFonts w:ascii="Arial" w:hAnsi="Arial" w:cs="Arial"/>
-          <w:color w:val="222222"/>
-          <w:sz w:val="20"/>
-          <w:szCs w:val="20"/>
-          <w:shd w:val="clear" w:color="auto" w:fill="FFFFFF"/>
-        </w:rPr>
-        <w:t>Mekonnen</w:t>
-      </w:r>
-      <w:proofErr w:type="spellEnd"/>
-      <w:r>
-        <w:rPr>
-          <w:rFonts w:ascii="Arial" w:hAnsi="Arial" w:cs="Arial"/>
-          <w:color w:val="222222"/>
-          <w:sz w:val="20"/>
-          <w:szCs w:val="20"/>
-          <w:shd w:val="clear" w:color="auto" w:fill="FFFFFF"/>
-        </w:rPr>
-        <w:t xml:space="preserve">, Z. A., </w:t>
-      </w:r>
-      <w:proofErr w:type="spellStart"/>
-      <w:r>
-        <w:rPr>
-          <w:rFonts w:ascii="Arial" w:hAnsi="Arial" w:cs="Arial"/>
-          <w:color w:val="222222"/>
-          <w:sz w:val="20"/>
-          <w:szCs w:val="20"/>
-          <w:shd w:val="clear" w:color="auto" w:fill="FFFFFF"/>
-        </w:rPr>
-        <w:t>Yeow</w:t>
-      </w:r>
-      <w:proofErr w:type="spellEnd"/>
-      <w:r>
-        <w:rPr>
-          <w:rFonts w:ascii="Arial" w:hAnsi="Arial" w:cs="Arial"/>
-          <w:color w:val="222222"/>
-          <w:sz w:val="20"/>
-          <w:szCs w:val="20"/>
-          <w:shd w:val="clear" w:color="auto" w:fill="FFFFFF"/>
-        </w:rPr>
-        <w:t xml:space="preserve">, A. E. L., ... &amp; Lynn, D. J. (2022). Long-term perturbation of the peripheral immune system months after SARS-CoV-2 infection. </w:t>
+        <w:t xml:space="preserve">, M. G., Lynn, M. A., Mekonnen, Z. A., Yeow, A. E. L., ... &amp; Lynn, D. J. (2022). Long-term perturbation of the peripheral immune system months after SARS-CoV-2 infection. </w:t>
       </w:r>
       <w:r>
         <w:rPr>
@@ -10224,7 +10797,7 @@
           <w:shd w:val="clear" w:color="auto" w:fill="FFFFFF"/>
           <w:lang w:val="es-US"/>
         </w:rPr>
-        <w:t>Sanchez-Menendez</w:t>
+        <w:t>Sanchez</w:t>
       </w:r>
       <w:proofErr w:type="spellEnd"/>
       <w:r>
@@ -10236,7 +10809,7 @@
           <w:shd w:val="clear" w:color="auto" w:fill="FFFFFF"/>
           <w:lang w:val="es-US"/>
         </w:rPr>
-        <w:t xml:space="preserve">, C., De La Calle-Jiménez, O., Mateos, E., </w:t>
+        <w:t xml:space="preserve">-Menendez, C., De La Calle-Jiménez, O., Mateos, E., </w:t>
       </w:r>
       <w:proofErr w:type="spellStart"/>
       <w:r>
@@ -10339,7 +10912,6 @@
           <w:lang w:val="es-US"/>
         </w:rPr>
       </w:pPr>
-      <w:proofErr w:type="spellStart"/>
       <w:r>
         <w:rPr>
           <w:rFonts w:ascii="Arial" w:hAnsi="Arial" w:cs="Arial"/>
@@ -10349,18 +10921,7 @@
           <w:shd w:val="clear" w:color="auto" w:fill="FFFFFF"/>
         </w:rPr>
         <w:lastRenderedPageBreak/>
-        <w:t>Schrom</w:t>
-      </w:r>
-      <w:proofErr w:type="spellEnd"/>
-      <w:r>
-        <w:rPr>
-          <w:rFonts w:ascii="Arial" w:hAnsi="Arial" w:cs="Arial"/>
-          <w:color w:val="222222"/>
-          <w:sz w:val="20"/>
-          <w:szCs w:val="20"/>
-          <w:shd w:val="clear" w:color="auto" w:fill="FFFFFF"/>
-        </w:rPr>
-        <w:t>, E. C., Levin, S. A., &amp; Graham, A. L. (2020). Quorum sensing via dynamic cytokine signaling comprehensively explains divergent patterns of effector choice among helper T cells. </w:t>
+        <w:t>Schrom, E. C., Levin, S. A., &amp; Graham, A. L. (2020). Quorum sensing via dynamic cytokine signaling comprehensively explains divergent patterns of effector choice among helper T cells. </w:t>
       </w:r>
       <w:proofErr w:type="spellStart"/>
       <w:r>
@@ -10500,55 +11061,7 @@
           <w:shd w:val="clear" w:color="auto" w:fill="FFFFFF"/>
           <w:lang w:val="es-US"/>
         </w:rPr>
-        <w:t xml:space="preserve">van den </w:t>
-      </w:r>
-      <w:proofErr w:type="spellStart"/>
-      <w:r>
-        <w:rPr>
-          <w:rFonts w:ascii="Arial" w:hAnsi="Arial" w:cs="Arial"/>
-          <w:color w:val="222222"/>
-          <w:sz w:val="20"/>
-          <w:szCs w:val="20"/>
-          <w:shd w:val="clear" w:color="auto" w:fill="FFFFFF"/>
-          <w:lang w:val="es-US"/>
-        </w:rPr>
-        <w:t>Ham</w:t>
-      </w:r>
-      <w:proofErr w:type="spellEnd"/>
-      <w:r>
-        <w:rPr>
-          <w:rFonts w:ascii="Arial" w:hAnsi="Arial" w:cs="Arial"/>
-          <w:color w:val="222222"/>
-          <w:sz w:val="20"/>
-          <w:szCs w:val="20"/>
-          <w:shd w:val="clear" w:color="auto" w:fill="FFFFFF"/>
-          <w:lang w:val="es-US"/>
-        </w:rPr>
-        <w:t xml:space="preserve">, H.-J., &amp; de </w:t>
-      </w:r>
-      <w:proofErr w:type="spellStart"/>
-      <w:r>
-        <w:rPr>
-          <w:rFonts w:ascii="Arial" w:hAnsi="Arial" w:cs="Arial"/>
-          <w:color w:val="222222"/>
-          <w:sz w:val="20"/>
-          <w:szCs w:val="20"/>
-          <w:shd w:val="clear" w:color="auto" w:fill="FFFFFF"/>
-          <w:lang w:val="es-US"/>
-        </w:rPr>
-        <w:t>Boer</w:t>
-      </w:r>
-      <w:proofErr w:type="spellEnd"/>
-      <w:r>
-        <w:rPr>
-          <w:rFonts w:ascii="Arial" w:hAnsi="Arial" w:cs="Arial"/>
-          <w:color w:val="222222"/>
-          <w:sz w:val="20"/>
-          <w:szCs w:val="20"/>
-          <w:shd w:val="clear" w:color="auto" w:fill="FFFFFF"/>
-          <w:lang w:val="es-US"/>
-        </w:rPr>
-        <w:t xml:space="preserve">, R. J. (2008). </w:t>
+        <w:t xml:space="preserve">van den Ham, H.-J., &amp; de Boer, R. J. (2008). </w:t>
       </w:r>
       <w:r>
         <w:rPr>
@@ -10612,29 +11125,29 @@
           <w:szCs w:val="20"/>
           <w:shd w:val="clear" w:color="auto" w:fill="FFFFFF"/>
         </w:rPr>
-        <w:t xml:space="preserve">Yates, A., Bergmann, C., Van </w:t>
-      </w:r>
-      <w:proofErr w:type="spellStart"/>
-      <w:r>
-        <w:rPr>
-          <w:rFonts w:ascii="Arial" w:hAnsi="Arial" w:cs="Arial"/>
-          <w:color w:val="222222"/>
-          <w:sz w:val="20"/>
-          <w:szCs w:val="20"/>
-          <w:shd w:val="clear" w:color="auto" w:fill="FFFFFF"/>
-        </w:rPr>
-        <w:t>Hemmen</w:t>
-      </w:r>
-      <w:proofErr w:type="spellEnd"/>
-      <w:r>
-        <w:rPr>
-          <w:rFonts w:ascii="Arial" w:hAnsi="Arial" w:cs="Arial"/>
-          <w:color w:val="222222"/>
-          <w:sz w:val="20"/>
-          <w:szCs w:val="20"/>
-          <w:shd w:val="clear" w:color="auto" w:fill="FFFFFF"/>
-        </w:rPr>
-        <w:t xml:space="preserve">, J. L., Stark, J., &amp; Callard, R. (2000). Cytokine-modulated regulation of helper T cell populations. </w:t>
+        <w:t>Yates, A., Bergmann, C., Van Hemmen, J. L., Stark, J., &amp; Callard, R. (</w:t>
+      </w:r>
+      <w:proofErr w:type="gramStart"/>
+      <w:r>
+        <w:rPr>
+          <w:rFonts w:ascii="Arial" w:hAnsi="Arial" w:cs="Arial"/>
+          <w:color w:val="222222"/>
+          <w:sz w:val="20"/>
+          <w:szCs w:val="20"/>
+          <w:shd w:val="clear" w:color="auto" w:fill="FFFFFF"/>
+        </w:rPr>
+        <w:t>2000</w:t>
+      </w:r>
+      <w:proofErr w:type="gramEnd"/>
+      <w:r>
+        <w:rPr>
+          <w:rFonts w:ascii="Arial" w:hAnsi="Arial" w:cs="Arial"/>
+          <w:color w:val="222222"/>
+          <w:sz w:val="20"/>
+          <w:szCs w:val="20"/>
+          <w:shd w:val="clear" w:color="auto" w:fill="FFFFFF"/>
+        </w:rPr>
+        <w:t xml:space="preserve">). Cytokine-modulated regulation of helper T cell populations. </w:t>
       </w:r>
       <w:r>
         <w:rPr>
@@ -10904,8 +11417,16 @@
         <w:rPr>
           <w:rFonts w:eastAsiaTheme="minorEastAsia"/>
         </w:rPr>
-        <w:t>), which alters their transmission rates according to the function</w:t>
-      </w:r>
+        <w:t xml:space="preserve">), which alters their transmission rates according to the </w:t>
+      </w:r>
+      <w:proofErr w:type="gramStart"/>
+      <w:r>
+        <w:rPr>
+          <w:rFonts w:eastAsiaTheme="minorEastAsia"/>
+        </w:rPr>
+        <w:t>function</w:t>
+      </w:r>
+      <w:proofErr w:type="gramEnd"/>
     </w:p>
     <w:p>
       <w:pPr>
@@ -11026,7 +11547,21 @@
         <w:rPr>
           <w:rFonts w:eastAsiaTheme="minorEastAsia"/>
         </w:rPr>
-        <w:t xml:space="preserve"> the model is </w:t>
+        <w:t xml:space="preserve"> the model </w:t>
+      </w:r>
+      <w:proofErr w:type="gramStart"/>
+      <w:r>
+        <w:rPr>
+          <w:rFonts w:eastAsiaTheme="minorEastAsia"/>
+        </w:rPr>
+        <w:t>is</w:t>
+      </w:r>
+      <w:proofErr w:type="gramEnd"/>
+      <w:r>
+        <w:rPr>
+          <w:rFonts w:eastAsiaTheme="minorEastAsia"/>
+        </w:rPr>
+        <w:t xml:space="preserve"> </w:t>
       </w:r>
     </w:p>
     <w:p/>
@@ -13059,8 +13594,49 @@
           <w:rFonts w:eastAsiaTheme="minorEastAsia"/>
           <w:iCs/>
         </w:rPr>
-        <w:t>. This is given by the eigenvalues of the Jacobian matrix evaluated at that equilibrium. Given that the resident would attain a stable equilibrium if the resident was not present (that is, if the system of equations did not include the resident at all), then whether the mutant can invade is given by the eigenvalues of the matrix</w:t>
-      </w:r>
+        <w:t xml:space="preserve">. This </w:t>
+      </w:r>
+      <w:proofErr w:type="gramStart"/>
+      <w:r>
+        <w:rPr>
+          <w:rFonts w:eastAsiaTheme="minorEastAsia"/>
+          <w:iCs/>
+        </w:rPr>
+        <w:t>is given</w:t>
+      </w:r>
+      <w:proofErr w:type="gramEnd"/>
+      <w:r>
+        <w:rPr>
+          <w:rFonts w:eastAsiaTheme="minorEastAsia"/>
+          <w:iCs/>
+        </w:rPr>
+        <w:t xml:space="preserve"> by the eigenvalues of the Jacobian matrix evaluated at that equilibrium. Given that the resident would attain a stable equilibrium if the resident was not present (that is, if the system of equations did not include the resident at all), then whether the mutant can invade </w:t>
+      </w:r>
+      <w:proofErr w:type="gramStart"/>
+      <w:r>
+        <w:rPr>
+          <w:rFonts w:eastAsiaTheme="minorEastAsia"/>
+          <w:iCs/>
+        </w:rPr>
+        <w:t>is given</w:t>
+      </w:r>
+      <w:proofErr w:type="gramEnd"/>
+      <w:r>
+        <w:rPr>
+          <w:rFonts w:eastAsiaTheme="minorEastAsia"/>
+          <w:iCs/>
+        </w:rPr>
+        <w:t xml:space="preserve"> by the eigenvalues of the </w:t>
+      </w:r>
+      <w:proofErr w:type="gramStart"/>
+      <w:r>
+        <w:rPr>
+          <w:rFonts w:eastAsiaTheme="minorEastAsia"/>
+          <w:iCs/>
+        </w:rPr>
+        <w:t>matrix</w:t>
+      </w:r>
+      <w:proofErr w:type="gramEnd"/>
     </w:p>
     <w:p>
       <w:pPr>
@@ -13502,23 +14078,23 @@
           <w:iCs/>
         </w:rPr>
         <w:lastRenderedPageBreak/>
-        <w:t>The eigenvalues of this matrix are difficult to interpret, but a more biologically interpretable expression for the invasion criterion can be used by applying the next generation theorem (</w:t>
-      </w:r>
-      <w:proofErr w:type="spellStart"/>
+        <w:t xml:space="preserve">The eigenvalues of this matrix are difficult to interpret, but a more biologically interpretable expression for the invasion criterion can </w:t>
+      </w:r>
+      <w:proofErr w:type="gramStart"/>
       <w:r>
         <w:rPr>
           <w:rFonts w:eastAsiaTheme="minorEastAsia"/>
           <w:iCs/>
         </w:rPr>
-        <w:t>Hurford</w:t>
-      </w:r>
-      <w:proofErr w:type="spellEnd"/>
+        <w:t>be used</w:t>
+      </w:r>
+      <w:proofErr w:type="gramEnd"/>
       <w:r>
         <w:rPr>
           <w:rFonts w:eastAsiaTheme="minorEastAsia"/>
           <w:iCs/>
         </w:rPr>
-        <w:t xml:space="preserve"> et al. 2010) to the above matrix. This leads to the following condition for the mutant to be able to invade:</w:t>
+        <w:t xml:space="preserve"> by applying the next generation theorem (Hurford et al. 2010) to the above matrix. This leads to the following condition for the mutant to be able to invade:</w:t>
       </w:r>
     </w:p>
     <w:p>
@@ -13803,7 +14379,39 @@
           <w:iCs/>
         </w:rPr>
         <w:br/>
-        <w:t>which can be interpreted as the expected number of new infections caused by an acute infection plus the expected number of new infections caused by a chronic infection. If this quantity is greater than one, then the mutant parasite can spread among the susceptible hosts that are left over by the resident strain (</w:t>
+        <w:t xml:space="preserve">which can </w:t>
+      </w:r>
+      <w:proofErr w:type="gramStart"/>
+      <w:r>
+        <w:rPr>
+          <w:rFonts w:eastAsiaTheme="minorEastAsia"/>
+          <w:iCs/>
+        </w:rPr>
+        <w:t>be interpreted</w:t>
+      </w:r>
+      <w:proofErr w:type="gramEnd"/>
+      <w:r>
+        <w:rPr>
+          <w:rFonts w:eastAsiaTheme="minorEastAsia"/>
+          <w:iCs/>
+        </w:rPr>
+        <w:t xml:space="preserve"> as the expected number of new infections caused by an acute infection plus the expected number of new infections caused by a chronic infection. If this quantity is greater than one, then the mutant parasite can spread among the susceptible hosts that </w:t>
+      </w:r>
+      <w:proofErr w:type="gramStart"/>
+      <w:r>
+        <w:rPr>
+          <w:rFonts w:eastAsiaTheme="minorEastAsia"/>
+          <w:iCs/>
+        </w:rPr>
+        <w:t>are left</w:t>
+      </w:r>
+      <w:proofErr w:type="gramEnd"/>
+      <w:r>
+        <w:rPr>
+          <w:rFonts w:eastAsiaTheme="minorEastAsia"/>
+          <w:iCs/>
+        </w:rPr>
+        <w:t xml:space="preserve"> over by the resident strain (</w:t>
       </w:r>
       <m:oMath>
         <m:acc>
@@ -13854,7 +14462,23 @@
           <w:rFonts w:eastAsiaTheme="minorEastAsia"/>
           <w:iCs/>
         </w:rPr>
-        <w:t>Potential endpoints of evolution are found by finding the roots of the derivative of the above expression with respect to the evolving trait (</w:t>
+        <w:t xml:space="preserve">Potential endpoints of evolution </w:t>
+      </w:r>
+      <w:proofErr w:type="gramStart"/>
+      <w:r>
+        <w:rPr>
+          <w:rFonts w:eastAsiaTheme="minorEastAsia"/>
+          <w:iCs/>
+        </w:rPr>
+        <w:t>are found</w:t>
+      </w:r>
+      <w:proofErr w:type="gramEnd"/>
+      <w:r>
+        <w:rPr>
+          <w:rFonts w:eastAsiaTheme="minorEastAsia"/>
+          <w:iCs/>
+        </w:rPr>
+        <w:t xml:space="preserve"> by finding the roots of the derivative of the above expression with respect to the evolving trait (</w:t>
       </w:r>
       <m:oMath>
         <m:sSub>
@@ -14820,12 +15444,22 @@
         <w:t xml:space="preserve">Figure S1. Eco-evolutionary dynamics of prevalence and virulence when the minimum initial Th2 is 575. This extends the </w:t>
       </w:r>
       <w:proofErr w:type="spellStart"/>
+      <w:proofErr w:type="gramStart"/>
       <w:r>
         <w:t>timecourse</w:t>
       </w:r>
       <w:proofErr w:type="spellEnd"/>
-      <w:r>
-        <w:t xml:space="preserve"> shown in the lower left panels of Figs. 2 and 3, revealing that it takes a very long time for prevalence and virulence to reach an eco-evolutionary steady state.</w:t>
+      <w:proofErr w:type="gramEnd"/>
+      <w:r>
+        <w:t xml:space="preserve"> shown in the lower left panels of Figs. 2 and 3, revealing that it takes </w:t>
+      </w:r>
+      <w:proofErr w:type="gramStart"/>
+      <w:r>
+        <w:t>a very long</w:t>
+      </w:r>
+      <w:proofErr w:type="gramEnd"/>
+      <w:r>
+        <w:t xml:space="preserve"> time for prevalence and virulence to reach an eco-evolutionary steady state.</w:t>
       </w:r>
     </w:p>
     <w:p/>
@@ -14840,7 +15474,7 @@
 </file>
 
 <file path=word/numbering.xml><?xml version="1.0" encoding="utf-8"?>
-<w:numbering xmlns:wpc="http://schemas.microsoft.com/office/word/2010/wordprocessingCanvas" xmlns:cx="http://schemas.microsoft.com/office/drawing/2014/chartex" xmlns:cx1="http://schemas.microsoft.com/office/drawing/2015/9/8/chartex" xmlns:cx2="http://schemas.microsoft.com/office/drawing/2015/10/21/chartex" xmlns:cx3="http://schemas.microsoft.com/office/drawing/2016/5/9/chartex" xmlns:cx4="http://schemas.microsoft.com/office/drawing/2016/5/10/chartex" xmlns:cx5="http://schemas.microsoft.com/office/drawing/2016/5/11/chartex" xmlns:cx6="http://schemas.microsoft.com/office/drawing/2016/5/12/chartex" xmlns:cx7="http://schemas.microsoft.com/office/drawing/2016/5/13/chartex" xmlns:cx8="http://schemas.microsoft.com/office/drawing/2016/5/14/chartex" xmlns:mc="http://schemas.openxmlformats.org/markup-compatibility/2006" xmlns:aink="http://schemas.microsoft.com/office/drawing/2016/ink" xmlns:am3d="http://schemas.microsoft.com/office/drawing/2017/model3d" xmlns:o="urn:schemas-microsoft-com:office:office" xmlns:oel="http://schemas.microsoft.com/office/2019/extlst" xmlns:r="http://schemas.openxmlformats.org/officeDocument/2006/relationships" xmlns:m="http://schemas.openxmlformats.org/officeDocument/2006/math" xmlns:v="urn:schemas-microsoft-com:vml" xmlns:wp14="http://schemas.microsoft.com/office/word/2010/wordprocessingDrawing" xmlns:wp="http://schemas.openxmlformats.org/drawingml/2006/wordprocessingDrawing" xmlns:w10="urn:schemas-microsoft-com:office:word" xmlns:w="http://schemas.openxmlformats.org/wordprocessingml/2006/main" xmlns:w14="http://schemas.microsoft.com/office/word/2010/wordml" xmlns:w15="http://schemas.microsoft.com/office/word/2012/wordml" xmlns:w16cex="http://schemas.microsoft.com/office/word/2018/wordml/cex" xmlns:w16cid="http://schemas.microsoft.com/office/word/2016/wordml/cid" xmlns:w16="http://schemas.microsoft.com/office/word/2018/wordml" xmlns:w16du="http://schemas.microsoft.com/office/word/2023/wordml/word16du" xmlns:w16sdtdh="http://schemas.microsoft.com/office/word/2020/wordml/sdtdatahash" xmlns:w16se="http://schemas.microsoft.com/office/word/2015/wordml/symex" xmlns:wpg="http://schemas.microsoft.com/office/word/2010/wordprocessingGroup" xmlns:wpi="http://schemas.microsoft.com/office/word/2010/wordprocessingInk" xmlns:wne="http://schemas.microsoft.com/office/word/2006/wordml" xmlns:wps="http://schemas.microsoft.com/office/word/2010/wordprocessingShape" mc:Ignorable="w14 w15 w16se w16cid w16 w16cex w16sdtdh w16du wp14">
+<w:numbering xmlns:wpc="http://schemas.microsoft.com/office/word/2010/wordprocessingCanvas" xmlns:cx="http://schemas.microsoft.com/office/drawing/2014/chartex" xmlns:cx1="http://schemas.microsoft.com/office/drawing/2015/9/8/chartex" xmlns:cx2="http://schemas.microsoft.com/office/drawing/2015/10/21/chartex" xmlns:cx3="http://schemas.microsoft.com/office/drawing/2016/5/9/chartex" xmlns:cx4="http://schemas.microsoft.com/office/drawing/2016/5/10/chartex" xmlns:cx5="http://schemas.microsoft.com/office/drawing/2016/5/11/chartex" xmlns:cx6="http://schemas.microsoft.com/office/drawing/2016/5/12/chartex" xmlns:cx7="http://schemas.microsoft.com/office/drawing/2016/5/13/chartex" xmlns:cx8="http://schemas.microsoft.com/office/drawing/2016/5/14/chartex" xmlns:mc="http://schemas.openxmlformats.org/markup-compatibility/2006" xmlns:aink="http://schemas.microsoft.com/office/drawing/2016/ink" xmlns:am3d="http://schemas.microsoft.com/office/drawing/2017/model3d" xmlns:o="urn:schemas-microsoft-com:office:office" xmlns:oel="http://schemas.microsoft.com/office/2019/extlst" xmlns:r="http://schemas.openxmlformats.org/officeDocument/2006/relationships" xmlns:m="http://schemas.openxmlformats.org/officeDocument/2006/math" xmlns:v="urn:schemas-microsoft-com:vml" xmlns:wp14="http://schemas.microsoft.com/office/word/2010/wordprocessingDrawing" xmlns:wp="http://schemas.openxmlformats.org/drawingml/2006/wordprocessingDrawing" xmlns:w10="urn:schemas-microsoft-com:office:word" xmlns:w="http://schemas.openxmlformats.org/wordprocessingml/2006/main" xmlns:w14="http://schemas.microsoft.com/office/word/2010/wordml" xmlns:w15="http://schemas.microsoft.com/office/word/2012/wordml" xmlns:w16cex="http://schemas.microsoft.com/office/word/2018/wordml/cex" xmlns:w16cid="http://schemas.microsoft.com/office/word/2016/wordml/cid" xmlns:w16="http://schemas.microsoft.com/office/word/2018/wordml" xmlns:w16du="http://schemas.microsoft.com/office/word/2023/wordml/word16du" xmlns:w16sdtdh="http://schemas.microsoft.com/office/word/2020/wordml/sdtdatahash" xmlns:w16sdtfl="http://schemas.microsoft.com/office/word/2024/wordml/sdtformatlock" xmlns:w16se="http://schemas.microsoft.com/office/word/2015/wordml/symex" xmlns:wpg="http://schemas.microsoft.com/office/word/2010/wordprocessingGroup" xmlns:wpi="http://schemas.microsoft.com/office/word/2010/wordprocessingInk" xmlns:wne="http://schemas.microsoft.com/office/word/2006/wordml" xmlns:wps="http://schemas.microsoft.com/office/word/2010/wordprocessingShape" mc:Ignorable="w14 w15 w16se w16cid w16 w16cex w16sdtdh w16sdtfl w16du wp14">
   <w:abstractNum w:abstractNumId="0" w15:restartNumberingAfterBreak="0">
     <w:nsid w:val="003F0D20"/>
     <w:multiLevelType w:val="multilevel"/>
@@ -17504,8 +18138,16 @@
 </w:numbering>
 </file>
 
+<file path=word/people.xml><?xml version="1.0" encoding="utf-8"?>
+<w15:people xmlns:wpc="http://schemas.microsoft.com/office/word/2010/wordprocessingCanvas" xmlns:cx="http://schemas.microsoft.com/office/drawing/2014/chartex" xmlns:cx1="http://schemas.microsoft.com/office/drawing/2015/9/8/chartex" xmlns:cx2="http://schemas.microsoft.com/office/drawing/2015/10/21/chartex" xmlns:cx3="http://schemas.microsoft.com/office/drawing/2016/5/9/chartex" xmlns:cx4="http://schemas.microsoft.com/office/drawing/2016/5/10/chartex" xmlns:cx5="http://schemas.microsoft.com/office/drawing/2016/5/11/chartex" xmlns:cx6="http://schemas.microsoft.com/office/drawing/2016/5/12/chartex" xmlns:cx7="http://schemas.microsoft.com/office/drawing/2016/5/13/chartex" xmlns:cx8="http://schemas.microsoft.com/office/drawing/2016/5/14/chartex" xmlns:mc="http://schemas.openxmlformats.org/markup-compatibility/2006" xmlns:aink="http://schemas.microsoft.com/office/drawing/2016/ink" xmlns:am3d="http://schemas.microsoft.com/office/drawing/2017/model3d" xmlns:o="urn:schemas-microsoft-com:office:office" xmlns:oel="http://schemas.microsoft.com/office/2019/extlst" xmlns:r="http://schemas.openxmlformats.org/officeDocument/2006/relationships" xmlns:m="http://schemas.openxmlformats.org/officeDocument/2006/math" xmlns:v="urn:schemas-microsoft-com:vml" xmlns:wp14="http://schemas.microsoft.com/office/word/2010/wordprocessingDrawing" xmlns:wp="http://schemas.openxmlformats.org/drawingml/2006/wordprocessingDrawing" xmlns:w10="urn:schemas-microsoft-com:office:word" xmlns:w="http://schemas.openxmlformats.org/wordprocessingml/2006/main" xmlns:w14="http://schemas.microsoft.com/office/word/2010/wordml" xmlns:w15="http://schemas.microsoft.com/office/word/2012/wordml" xmlns:w16cex="http://schemas.microsoft.com/office/word/2018/wordml/cex" xmlns:w16cid="http://schemas.microsoft.com/office/word/2016/wordml/cid" xmlns:w16="http://schemas.microsoft.com/office/word/2018/wordml" xmlns:w16du="http://schemas.microsoft.com/office/word/2023/wordml/word16du" xmlns:w16sdtdh="http://schemas.microsoft.com/office/word/2020/wordml/sdtdatahash" xmlns:w16sdtfl="http://schemas.microsoft.com/office/word/2024/wordml/sdtformatlock" xmlns:w16se="http://schemas.microsoft.com/office/word/2015/wordml/symex" xmlns:wpg="http://schemas.microsoft.com/office/word/2010/wordprocessingGroup" xmlns:wpi="http://schemas.microsoft.com/office/word/2010/wordprocessingInk" xmlns:wne="http://schemas.microsoft.com/office/word/2006/wordml" xmlns:wps="http://schemas.microsoft.com/office/word/2010/wordprocessingShape" mc:Ignorable="w14 w15 w16se w16cid w16 w16cex w16sdtdh w16sdtfl w16du wp14">
+  <w15:person w15:author="Clay Cressler">
+    <w15:presenceInfo w15:providerId="AD" w15:userId="S::60599027@nebraska.edu::e60b9995-0109-4261-a2a3-b2db83cb3f21"/>
+  </w15:person>
+</w15:people>
+</file>
+
 <file path=word/styles.xml><?xml version="1.0" encoding="utf-8"?>
-<w:styles xmlns:mc="http://schemas.openxmlformats.org/markup-compatibility/2006" xmlns:r="http://schemas.openxmlformats.org/officeDocument/2006/relationships" xmlns:w="http://schemas.openxmlformats.org/wordprocessingml/2006/main" xmlns:w14="http://schemas.microsoft.com/office/word/2010/wordml" xmlns:w15="http://schemas.microsoft.com/office/word/2012/wordml" xmlns:w16cex="http://schemas.microsoft.com/office/word/2018/wordml/cex" xmlns:w16cid="http://schemas.microsoft.com/office/word/2016/wordml/cid" xmlns:w16="http://schemas.microsoft.com/office/word/2018/wordml" xmlns:w16du="http://schemas.microsoft.com/office/word/2023/wordml/word16du" xmlns:w16sdtdh="http://schemas.microsoft.com/office/word/2020/wordml/sdtdatahash" xmlns:w16se="http://schemas.microsoft.com/office/word/2015/wordml/symex" mc:Ignorable="w14 w15 w16se w16cid w16 w16cex w16sdtdh w16du">
+<w:styles xmlns:mc="http://schemas.openxmlformats.org/markup-compatibility/2006" xmlns:r="http://schemas.openxmlformats.org/officeDocument/2006/relationships" xmlns:w="http://schemas.openxmlformats.org/wordprocessingml/2006/main" xmlns:w14="http://schemas.microsoft.com/office/word/2010/wordml" xmlns:w15="http://schemas.microsoft.com/office/word/2012/wordml" xmlns:w16cex="http://schemas.microsoft.com/office/word/2018/wordml/cex" xmlns:w16cid="http://schemas.microsoft.com/office/word/2016/wordml/cid" xmlns:w16="http://schemas.microsoft.com/office/word/2018/wordml" xmlns:w16du="http://schemas.microsoft.com/office/word/2023/wordml/word16du" xmlns:w16sdtdh="http://schemas.microsoft.com/office/word/2020/wordml/sdtdatahash" xmlns:w16sdtfl="http://schemas.microsoft.com/office/word/2024/wordml/sdtformatlock" xmlns:w16se="http://schemas.microsoft.com/office/word/2015/wordml/symex" mc:Ignorable="w14 w15 w16se w16cid w16 w16cex w16sdtdh w16sdtfl w16du">
   <w:docDefaults>
     <w:rPrDefault>
       <w:rPr>

--- a/Phil Trans 2026 materials/Cressler_et_al_Phil_Trans_ms_6-12.docx
+++ b/Phil Trans 2026 materials/Cressler_et_al_Phil_Trans_ms_6-12.docx
@@ -1,6 +1,6 @@
 
 <file path=word/document.xml><?xml version="1.0" encoding="utf-8"?>
-<w:document xmlns:wpc="http://schemas.microsoft.com/office/word/2010/wordprocessingCanvas" xmlns:cx="http://schemas.microsoft.com/office/drawing/2014/chartex" xmlns:cx1="http://schemas.microsoft.com/office/drawing/2015/9/8/chartex" xmlns:cx2="http://schemas.microsoft.com/office/drawing/2015/10/21/chartex" xmlns:cx3="http://schemas.microsoft.com/office/drawing/2016/5/9/chartex" xmlns:cx4="http://schemas.microsoft.com/office/drawing/2016/5/10/chartex" xmlns:cx5="http://schemas.microsoft.com/office/drawing/2016/5/11/chartex" xmlns:cx6="http://schemas.microsoft.com/office/drawing/2016/5/12/chartex" xmlns:cx7="http://schemas.microsoft.com/office/drawing/2016/5/13/chartex" xmlns:cx8="http://schemas.microsoft.com/office/drawing/2016/5/14/chartex" xmlns:mc="http://schemas.openxmlformats.org/markup-compatibility/2006" xmlns:aink="http://schemas.microsoft.com/office/drawing/2016/ink" xmlns:am3d="http://schemas.microsoft.com/office/drawing/2017/model3d" xmlns:o="urn:schemas-microsoft-com:office:office" xmlns:oel="http://schemas.microsoft.com/office/2019/extlst" xmlns:r="http://schemas.openxmlformats.org/officeDocument/2006/relationships" xmlns:m="http://schemas.openxmlformats.org/officeDocument/2006/math" xmlns:v="urn:schemas-microsoft-com:vml" xmlns:wp14="http://schemas.microsoft.com/office/word/2010/wordprocessingDrawing" xmlns:wp="http://schemas.openxmlformats.org/drawingml/2006/wordprocessingDrawing" xmlns:w10="urn:schemas-microsoft-com:office:word" xmlns:w="http://schemas.openxmlformats.org/wordprocessingml/2006/main" xmlns:w14="http://schemas.microsoft.com/office/word/2010/wordml" xmlns:w15="http://schemas.microsoft.com/office/word/2012/wordml" xmlns:w16cex="http://schemas.microsoft.com/office/word/2018/wordml/cex" xmlns:w16cid="http://schemas.microsoft.com/office/word/2016/wordml/cid" xmlns:w16="http://schemas.microsoft.com/office/word/2018/wordml" xmlns:w16du="http://schemas.microsoft.com/office/word/2023/wordml/word16du" xmlns:w16sdtdh="http://schemas.microsoft.com/office/word/2020/wordml/sdtdatahash" xmlns:w16sdtfl="http://schemas.microsoft.com/office/word/2024/wordml/sdtformatlock" xmlns:w16se="http://schemas.microsoft.com/office/word/2015/wordml/symex" xmlns:wpg="http://schemas.microsoft.com/office/word/2010/wordprocessingGroup" xmlns:wpi="http://schemas.microsoft.com/office/word/2010/wordprocessingInk" xmlns:wne="http://schemas.microsoft.com/office/word/2006/wordml" xmlns:wps="http://schemas.microsoft.com/office/word/2010/wordprocessingShape" mc:Ignorable="w14 w15 w16se w16cid w16 w16cex w16sdtdh w16sdtfl w16du wp14">
+<w:document xmlns:wpc="http://schemas.microsoft.com/office/word/2010/wordprocessingCanvas" xmlns:cx="http://schemas.microsoft.com/office/drawing/2014/chartex" xmlns:cx1="http://schemas.microsoft.com/office/drawing/2015/9/8/chartex" xmlns:cx2="http://schemas.microsoft.com/office/drawing/2015/10/21/chartex" xmlns:cx3="http://schemas.microsoft.com/office/drawing/2016/5/9/chartex" xmlns:cx4="http://schemas.microsoft.com/office/drawing/2016/5/10/chartex" xmlns:cx5="http://schemas.microsoft.com/office/drawing/2016/5/11/chartex" xmlns:cx6="http://schemas.microsoft.com/office/drawing/2016/5/12/chartex" xmlns:cx7="http://schemas.microsoft.com/office/drawing/2016/5/13/chartex" xmlns:cx8="http://schemas.microsoft.com/office/drawing/2016/5/14/chartex" xmlns:mc="http://schemas.openxmlformats.org/markup-compatibility/2006" xmlns:aink="http://schemas.microsoft.com/office/drawing/2016/ink" xmlns:am3d="http://schemas.microsoft.com/office/drawing/2017/model3d" xmlns:o="urn:schemas-microsoft-com:office:office" xmlns:oel="http://schemas.microsoft.com/office/2019/extlst" xmlns:r="http://schemas.openxmlformats.org/officeDocument/2006/relationships" xmlns:m="http://schemas.openxmlformats.org/officeDocument/2006/math" xmlns:v="urn:schemas-microsoft-com:vml" xmlns:wp14="http://schemas.microsoft.com/office/word/2010/wordprocessingDrawing" xmlns:wp="http://schemas.openxmlformats.org/drawingml/2006/wordprocessingDrawing" xmlns:w10="urn:schemas-microsoft-com:office:word" xmlns:w="http://schemas.openxmlformats.org/wordprocessingml/2006/main" xmlns:w14="http://schemas.microsoft.com/office/word/2010/wordml" xmlns:w15="http://schemas.microsoft.com/office/word/2012/wordml" xmlns:w16cex="http://schemas.microsoft.com/office/word/2018/wordml/cex" xmlns:w16cid="http://schemas.microsoft.com/office/word/2016/wordml/cid" xmlns:w16="http://schemas.microsoft.com/office/word/2018/wordml" xmlns:w16du="http://schemas.microsoft.com/office/word/2023/wordml/word16du" xmlns:w16sdtdh="http://schemas.microsoft.com/office/word/2020/wordml/sdtdatahash" xmlns:w16se="http://schemas.microsoft.com/office/word/2015/wordml/symex" xmlns:wpg="http://schemas.microsoft.com/office/word/2010/wordprocessingGroup" xmlns:wpi="http://schemas.microsoft.com/office/word/2010/wordprocessingInk" xmlns:wne="http://schemas.microsoft.com/office/word/2006/wordml" xmlns:wps="http://schemas.microsoft.com/office/word/2010/wordprocessingShape" mc:Ignorable="w14 w15 w16se w16cid w16 w16cex w16sdtdh w16du wp14">
   <w:body>
     <w:p>
       <w:pPr>
@@ -136,45 +136,21 @@
     </w:p>
     <w:p>
       <w:r>
-        <w:t xml:space="preserve">Recovery from infection is a key determinant of parasite fitness, yet classic epidemiological theory typically assumes that recovery rates </w:t>
+        <w:t xml:space="preserve">Recovery from infection is a key determinant of parasite fitness, yet classic epidemiological theory typically assumes that recovery rates are fixed and homogeneous among hosts. For parasites cleared by adaptive immunity, that assumption is unlikely to </w:t>
       </w:r>
       <w:proofErr w:type="gramStart"/>
       <w:r>
-        <w:t>are fixed</w:t>
+        <w:t>hold:</w:t>
       </w:r>
       <w:proofErr w:type="gramEnd"/>
       <w:r>
-        <w:t xml:space="preserve"> and homogeneous among hosts. For parasites cleared by adaptive immunity, that assumption is unlikely to </w:t>
-      </w:r>
-      <w:proofErr w:type="gramStart"/>
-      <w:r>
-        <w:t>hold:</w:t>
-      </w:r>
-      <w:proofErr w:type="gramEnd"/>
-      <w:r>
-        <w:t xml:space="preserve"> recovery depends on the interaction between parasite growth and immune dynamics, and therefore on the immune state of the host at the time of infection. Here we embed a mechanistic within-host model of helper T-cell polarization and parasite growth into a stochastic susceptible–infected–susceptible epidemiological framework to ask how heterogeneity in host immune state alters parasite prevalence and virulence evolution. We show that stochastic variation in host immune state generates distinct population-level immune landscapes that strongly alter both epidemiological and evolutionary dynamics. Th1-biased landscapes favor chronic infection, high prevalence, and the evolution of low virulence, whereas Th2-biased landscapes favor acute infection, low prevalence, and the evolution of higher virulence. A simplified adaptive-dynamics analysis reveals that these differences </w:t>
-      </w:r>
-      <w:proofErr w:type="gramStart"/>
-      <w:r>
-        <w:t>are driven</w:t>
-      </w:r>
-      <w:proofErr w:type="gramEnd"/>
-      <w:r>
-        <w:t xml:space="preserve"> primarily by variation in the probability of </w:t>
+        <w:t xml:space="preserve"> recovery depends on the interaction between parasite growth and immune dynamics, and therefore on the immune state of the host at the time of infection. Here we embed a mechanistic within-host model of helper T-cell polarization and parasite growth into a stochastic susceptible–infected–susceptible epidemiological framework to ask how heterogeneity in host immune state alters parasite prevalence and virulence evolution. We show that stochastic variation in host immune state generates distinct population-level immune landscapes that strongly alter both epidemiological and evolutionary dynamics. Th1-biased landscapes favor chronic infection, high prevalence, and the evolution of low virulence, whereas Th2-biased landscapes favor acute infection, low prevalence, and the evolution of higher virulence. A simplified adaptive-dynamics analysis reveals that these differences are driven primarily by variation in the probability of </w:t>
       </w:r>
       <w:r>
         <w:t>recovery</w:t>
       </w:r>
       <w:r>
-        <w:t xml:space="preserve"> rather than by changes in recovery rate alone. More broadly, our results show that stochastic immunological heterogeneity can reshape eco-evolutionary dynamics by changing not only </w:t>
-      </w:r>
-      <w:proofErr w:type="gramStart"/>
-      <w:r>
-        <w:t>mean</w:t>
-      </w:r>
-      <w:proofErr w:type="gramEnd"/>
-      <w:r>
-        <w:t xml:space="preserve"> infection duration, but the distribution of infection fates across hosts.</w:t>
+        <w:t xml:space="preserve"> rather than by changes in recovery rate alone. More broadly, our results show that stochastic immunological heterogeneity can reshape eco-evolutionary dynamics by changing not only mean infection duration, but the distribution of infection fates across hosts.</w:t>
       </w:r>
     </w:p>
     <w:p>
@@ -202,23 +178,7 @@
     </w:p>
     <w:p>
       <w:r>
-        <w:t xml:space="preserve">The recovery rate from an infection is a critical determinant of parasite fitness and thus both the epidemiological dynamics of an infectious disease and the evolution of key parasite traits like virulence (Greenhalgh &amp; Day 2017). Classic epidemiological theory assumes that recovery rate at the population scale is constant; at the individual scale, this implies that the probability of recovery is constant throughout the course of infection, leading </w:t>
-      </w:r>
-      <w:proofErr w:type="gramStart"/>
-      <w:r>
-        <w:t>to infection</w:t>
-      </w:r>
-      <w:proofErr w:type="gramEnd"/>
-      <w:r>
-        <w:t xml:space="preserve"> durations that are exponentially distributed (Keeling and Rohani 2008). This assumption </w:t>
-      </w:r>
-      <w:proofErr w:type="gramStart"/>
-      <w:r>
-        <w:t>is often violated</w:t>
-      </w:r>
-      <w:proofErr w:type="gramEnd"/>
-      <w:r>
-        <w:t xml:space="preserve"> in nature.</w:t>
+        <w:t>The recovery rate from an infection is a critical determinant of parasite fitness and thus both the epidemiological dynamics of an infectious disease and the evolution of key parasite traits like virulence (Greenhalgh &amp; Day 2017). Classic epidemiological theory assumes that recovery rate at the population scale is constant; at the individual scale, this implies that the probability of recovery is constant throughout the course of infection, leading to infection durations that are exponentially distributed (Keeling and Rohani 2008). This assumption is often violated in nature.</w:t>
       </w:r>
     </w:p>
     <w:p/>
@@ -236,31 +196,15 @@
       </w:r>
       <w:r>
         <w:lastRenderedPageBreak/>
-        <w:t xml:space="preserve">population. Assuming an appropriate immune response </w:t>
+        <w:t xml:space="preserve">population. Assuming an appropriate immune response is activated, the probability of recovery will increase with infection duration (Chi et al. 2024). On the other hand, if the parasite </w:t>
       </w:r>
       <w:proofErr w:type="gramStart"/>
       <w:r>
-        <w:t>is activated</w:t>
+        <w:t>is able to</w:t>
       </w:r>
       <w:proofErr w:type="gramEnd"/>
       <w:r>
-        <w:t xml:space="preserve">, the probability of recovery will increase with infection duration (Chi et al. 2024). On the other hand, if the parasite </w:t>
-      </w:r>
-      <w:proofErr w:type="gramStart"/>
-      <w:r>
-        <w:t>is able to</w:t>
-      </w:r>
-      <w:proofErr w:type="gramEnd"/>
-      <w:r>
-        <w:t xml:space="preserve"> successfully manipulate the immune response, either by misdirecting or suppressing it, the probability of recovery will </w:t>
-      </w:r>
-      <w:proofErr w:type="gramStart"/>
-      <w:r>
-        <w:t>actually decrease</w:t>
-      </w:r>
-      <w:proofErr w:type="gramEnd"/>
-      <w:r>
-        <w:t xml:space="preserve"> with infection duration (Maizels et al. 2018; Bancroft et al. 2019). Given that</w:t>
+        <w:t xml:space="preserve"> successfully manipulate the immune response, either by misdirecting or suppressing it, the probability of recovery will actually decrease with infection duration (Maizels et al. 2018; Bancroft et al. 2019). Given that</w:t>
       </w:r>
       <w:r>
         <w:t xml:space="preserve"> recovery depends on time</w:t>
@@ -284,15 +228,7 @@
     <w:p/>
     <w:p>
       <w:r>
-        <w:t xml:space="preserve">Although other authors have shown how to relax the assumption of a constant recovery rate within standard epidemiological frameworks (Lloyd 2001; Keeling &amp; Rohani 2008; Greenhalgh &amp; Day 2017), biologically, whether and when recovery occurs clearly depends on the interaction between parasites and the immune response, and models of the immune response reveal complex dynamics that are not easily captured by simplified assumptions about the distribution of infection durations (Yates et al. 2000; van den Ham &amp; de Boer 2008; Cressler et al. 2024). Thus, we need tractable theory that </w:t>
-      </w:r>
-      <w:proofErr w:type="gramStart"/>
-      <w:r>
-        <w:t>is grounded</w:t>
-      </w:r>
-      <w:proofErr w:type="gramEnd"/>
-      <w:r>
-        <w:t xml:space="preserve"> in immunology. Here we extend an existing model of the within-host interaction between the immune system and parasites (Cressler et al. 2024) to assess how variation in immune state and potency of feedback loops affects infection clearance probability (and, thus, recovery rates), and hence parasite prevalence and evolved virulence. This model incorporates key immunological feedback loops that drive helper T-cell polarization towards either a T-helper 1 (Th1) or T-helper 2 (Th2) response (Yates et al. 2000; van den Ham &amp; de Boer 2008; Schrom et al. 2020), appropriate for clearing intracellular microparasites or extracellular </w:t>
+        <w:t xml:space="preserve">Although other authors have shown how to relax the assumption of a constant recovery rate within standard epidemiological frameworks (Lloyd 2001; Keeling &amp; Rohani 2008; Greenhalgh &amp; Day 2017), biologically, whether and when recovery occurs clearly depends on the interaction between parasites and the immune response, and models of the immune response reveal complex dynamics that are not easily captured by simplified assumptions about the distribution of infection durations (Yates et al. 2000; van den Ham &amp; de Boer 2008; Cressler et al. 2024). Thus, we need tractable theory that is grounded in immunology. Here we extend an existing model of the within-host interaction between the immune system and parasites (Cressler et al. 2024) to assess how variation in immune state and potency of feedback loops affects infection clearance probability (and, thus, recovery rates), and hence parasite prevalence and evolved virulence. This model incorporates key immunological feedback loops that drive helper T-cell polarization towards either a T-helper 1 (Th1) or T-helper 2 (Th2) response (Yates et al. 2000; van den Ham &amp; de Boer 2008; Schrom et al. 2020), appropriate for clearing intracellular microparasites or extracellular </w:t>
       </w:r>
       <w:proofErr w:type="spellStart"/>
       <w:r>
@@ -341,15 +277,15 @@
       </w:r>
       <w:proofErr w:type="spellEnd"/>
       <w:r>
-        <w:t xml:space="preserve"> (Angeli et al. 2004), meaning that multiple equilibria, representing distinct immunological and parasitological outcomes, are simultaneously stable, including equilibria where the parasite is cleared by an appropriate immune response, and equilibria where the parasite infection becomes chronic due to an inappropriate immune response. Critically, which outcome </w:t>
-      </w:r>
-      <w:proofErr w:type="gramStart"/>
-      <w:r>
-        <w:t>is reached</w:t>
-      </w:r>
-      <w:proofErr w:type="gramEnd"/>
-      <w:r>
-        <w:t xml:space="preserve"> by the system depends on the state of the immune system upon infection and the size of the parasite dose (Cressler et al. 2024). That is, within-host immune feedback mechanisms convert a fixed recovery rate into a host immune-state dependent probability of recovery. Given that initial parasite dose likely varies stochastically among hosts due to random differences in exposure, and initial immune state likely varies stochastically among hosts due to differences in immune history, for example, due to differences in prior exposure to commensal or pathogenic microbes, </w:t>
+        <w:t xml:space="preserve"> (</w:t>
+      </w:r>
+      <w:proofErr w:type="spellStart"/>
+      <w:r>
+        <w:t>Angeli</w:t>
+      </w:r>
+      <w:proofErr w:type="spellEnd"/>
+      <w:r>
+        <w:t xml:space="preserve"> et al. 2004), meaning that multiple equilibria, representing distinct immunological and parasitological outcomes, are simultaneously stable, including equilibria where the parasite is cleared by an appropriate immune response, and equilibria where the parasite infection becomes chronic due to an inappropriate immune response. Critically, which outcome is reached by the system depends on the state of the immune system upon infection and the size of the parasite dose (Cressler et al. 2024). That is, within-host immune feedback mechanisms convert a fixed recovery rate into a host immune-state dependent probability of recovery. Given that initial parasite dose likely varies stochastically among hosts due to random differences in exposure, and initial immune state likely varies stochastically among hosts due to differences in immune history, for example, due to differences in prior exposure to commensal or pathogenic microbes, </w:t>
       </w:r>
       <w:r>
         <w:t xml:space="preserve">then the </w:t>
@@ -377,47 +313,23 @@
         <w:t>e.g.</w:t>
       </w:r>
       <w:r>
-        <w:t xml:space="preserve">, a gastrointestinal helminth parasite) that would </w:t>
+        <w:t xml:space="preserve">, a gastrointestinal helminth parasite) that would be cleared by a Th2 immune </w:t>
       </w:r>
       <w:proofErr w:type="gramStart"/>
       <w:r>
-        <w:t>be cleared</w:t>
+        <w:t>response, but</w:t>
       </w:r>
       <w:proofErr w:type="gramEnd"/>
       <w:r>
-        <w:t xml:space="preserve"> by a Th2 immune </w:t>
+        <w:t xml:space="preserve"> can potentially manipulate the host into mounting a Th1 response (Else et al. 1992; Bancroft et al. 2001; Maizels et al. 2018). Critically, we allow each host’s immune state upon infection to be drawn from a probability distribution. This reflects heterogeneity in immune history among individual </w:t>
       </w:r>
       <w:proofErr w:type="gramStart"/>
       <w:r>
-        <w:t>response, but</w:t>
+        <w:t>hosts, but</w:t>
       </w:r>
       <w:proofErr w:type="gramEnd"/>
       <w:r>
-        <w:t xml:space="preserve"> can potentially manipulate the host into mounting a Th1 response (Else et al. 1992; Bancroft et al. 2001; Maizels et al. 2018). Critically, we allow each host’s immune state upon infection to </w:t>
-      </w:r>
-      <w:proofErr w:type="gramStart"/>
-      <w:r>
-        <w:t>be drawn</w:t>
-      </w:r>
-      <w:proofErr w:type="gramEnd"/>
-      <w:r>
-        <w:t xml:space="preserve"> from a probability distribution. This reflects heterogeneity in immune history among individual </w:t>
-      </w:r>
-      <w:proofErr w:type="gramStart"/>
-      <w:r>
-        <w:t>hosts, but</w:t>
-      </w:r>
-      <w:proofErr w:type="gramEnd"/>
-      <w:r>
-        <w:t xml:space="preserve"> creates the potential for distinct immune landscapes for the parasite due entirely to stochasticity in immunity. To vary the population-level immune landscape the parasite is experiencing, we vary the probability distribution for the immune state, varying it from </w:t>
-      </w:r>
-      <w:proofErr w:type="gramStart"/>
-      <w:r>
-        <w:t>being Th1-biased</w:t>
-      </w:r>
-      <w:proofErr w:type="gramEnd"/>
-      <w:r>
-        <w:t xml:space="preserve"> to Th2-biased. </w:t>
+        <w:t xml:space="preserve"> creates the potential for distinct immune landscapes for the parasite due entirely to stochasticity in immunity. To vary the population-level immune landscape the parasite is experiencing, we vary the probability distribution for the immune state, varying it from being Th1-biased to Th2-biased. </w:t>
       </w:r>
     </w:p>
     <w:p/>
@@ -432,10 +344,7 @@
       </w:del>
       <w:ins w:id="1" w:author="Clay Cressler" w:date="2026-09-13T14:07:00Z" w16du:dateUtc="2026-09-13T19:07:00Z">
         <w:r>
-          <w:t>increase</w:t>
-        </w:r>
-        <w:r>
-          <w:t xml:space="preserve"> </w:t>
+          <w:t xml:space="preserve">increase </w:t>
         </w:r>
       </w:ins>
       <w:r>
@@ -448,10 +357,7 @@
       </w:del>
       <w:ins w:id="3" w:author="Clay Cressler" w:date="2026-09-13T14:07:00Z" w16du:dateUtc="2026-09-13T19:07:00Z">
         <w:r>
-          <w:t>increase</w:t>
-        </w:r>
-        <w:r>
-          <w:t xml:space="preserve"> </w:t>
+          <w:t xml:space="preserve">increase </w:t>
         </w:r>
       </w:ins>
       <w:r>
@@ -473,11 +379,9 @@
       <w:r>
         <w:t>recovery</w:t>
       </w:r>
-      <w:proofErr w:type="gramStart"/>
       <w:r>
         <w:t xml:space="preserve">.  </w:t>
       </w:r>
-      <w:proofErr w:type="gramEnd"/>
       <w:r>
         <w:t xml:space="preserve">Taken together, these results suggest that host immunological heterogeneity and within-host </w:t>
       </w:r>
@@ -533,15 +437,7 @@
     </w:p>
     <w:p>
       <w:r>
-        <w:t xml:space="preserve">To study the epidemiological and evolutionary consequences of stochasticity in host immune state, we nest a within-host model of the interaction between an extracellular parasite, such as a gastrointestinal helminth, and the adaptive immune system (Cressler et al. 2024) into a simple susceptible-infected-susceptible (SIS) epidemiological model. The SIS framework is appropriate for such parasites, as </w:t>
-      </w:r>
-      <w:proofErr w:type="gramStart"/>
-      <w:r>
-        <w:t>some</w:t>
-      </w:r>
-      <w:proofErr w:type="gramEnd"/>
-      <w:r>
-        <w:t xml:space="preserve"> hosts become chronically infected and recovery does not typically lead to long-lasting immunity, such that reinfection is common (</w:t>
+        <w:t>To study the epidemiological and evolutionary consequences of stochasticity in host immune state, we nest a within-host model of the interaction between an extracellular parasite, such as a gastrointestinal helminth, and the adaptive immune system (Cressler et al. 2024) into a simple susceptible-infected-susceptible (SIS) epidemiological model. The SIS framework is appropriate for such parasites, as some hosts become chronically infected and recovery does not typically lead to long-lasting immunity, such that reinfection is common (</w:t>
       </w:r>
       <w:proofErr w:type="spellStart"/>
       <w:r>
@@ -2743,15 +2639,7 @@
         </w:rPr>
       </w:pPr>
       <w:r>
-        <w:t xml:space="preserve">Full details and analysis of this model can </w:t>
-      </w:r>
-      <w:proofErr w:type="gramStart"/>
-      <w:r>
-        <w:t>be found</w:t>
-      </w:r>
-      <w:proofErr w:type="gramEnd"/>
-      <w:r>
-        <w:t xml:space="preserve"> in Cressler et al. 2024, but briefly, the model considers the interaction between subpopulations of helper T-cells (</w:t>
+        <w:t>Full details and analysis of this model can be found in Cressler et al. 2024, but briefly, the model considers the interaction between subpopulations of helper T-cells (</w:t>
       </w:r>
       <w:r>
         <w:softHyphen/>
@@ -3020,21 +2908,7 @@
         <w:rPr>
           <w:rFonts w:eastAsiaTheme="minorEastAsia"/>
         </w:rPr>
-        <w:t xml:space="preserve">). Self-activation </w:t>
-      </w:r>
-      <w:proofErr w:type="gramStart"/>
-      <w:r>
-        <w:rPr>
-          <w:rFonts w:eastAsiaTheme="minorEastAsia"/>
-        </w:rPr>
-        <w:t>is cross-inhibited</w:t>
-      </w:r>
-      <w:proofErr w:type="gramEnd"/>
-      <w:r>
-        <w:rPr>
-          <w:rFonts w:eastAsiaTheme="minorEastAsia"/>
-        </w:rPr>
-        <w:t xml:space="preserve"> by T-helper cells of the other subpopulation (controlled by parameter </w:t>
+        <w:t xml:space="preserve">). Self-activation is cross-inhibited by T-helper cells of the other subpopulation (controlled by parameter </w:t>
       </w:r>
       <m:oMath>
         <m:sSub>
@@ -3068,21 +2942,7 @@
         <w:rPr>
           <w:rFonts w:eastAsiaTheme="minorEastAsia"/>
         </w:rPr>
-        <w:t xml:space="preserve">). The self-activation and cross-inhibition functions phenomenologically capture the cytokine-dependent interactions that occur between Th1 and Th2 cells (Yates et al. </w:t>
-      </w:r>
-      <w:proofErr w:type="gramStart"/>
-      <w:r>
-        <w:rPr>
-          <w:rFonts w:eastAsiaTheme="minorEastAsia"/>
-        </w:rPr>
-        <w:t>2000</w:t>
-      </w:r>
-      <w:proofErr w:type="gramEnd"/>
-      <w:r>
-        <w:rPr>
-          <w:rFonts w:eastAsiaTheme="minorEastAsia"/>
-        </w:rPr>
-        <w:t xml:space="preserve">, van den Ham and de Boer 2008, Schrom et al. 2020). Parasite biomass increases through density-dependent growth at a maximum rate </w:t>
+        <w:t xml:space="preserve">). The self-activation and cross-inhibition functions phenomenologically capture the cytokine-dependent interactions that occur between Th1 and Th2 cells (Yates et al. 2000, van den Ham and de Boer 2008, Schrom et al. 2020). Parasite biomass increases through density-dependent growth at a maximum rate </w:t>
       </w:r>
       <m:oMath>
         <m:r>
@@ -3144,21 +3004,7 @@
         <w:rPr>
           <w:rFonts w:eastAsiaTheme="minorEastAsia"/>
         </w:rPr>
-        <w:t xml:space="preserve"> that determines how sensitive biomass growth rate is to changes in virulence. Parasite biomass growth </w:t>
-      </w:r>
-      <w:proofErr w:type="gramStart"/>
-      <w:r>
-        <w:rPr>
-          <w:rFonts w:eastAsiaTheme="minorEastAsia"/>
-        </w:rPr>
-        <w:t>is inhibited</w:t>
-      </w:r>
-      <w:proofErr w:type="gramEnd"/>
-      <w:r>
-        <w:rPr>
-          <w:rFonts w:eastAsiaTheme="minorEastAsia"/>
-        </w:rPr>
-        <w:t xml:space="preserve"> due to the action of Th2 cells at a maximum per-T-cell rate of </w:t>
+        <w:t xml:space="preserve"> that determines how sensitive biomass growth rate is to changes in virulence. Parasite biomass growth is inhibited due to the action of Th2 cells at a maximum per-T-cell rate of </w:t>
       </w:r>
       <m:oMath>
         <m:r>
@@ -3172,63 +3018,21 @@
         <w:rPr>
           <w:rFonts w:eastAsiaTheme="minorEastAsia"/>
         </w:rPr>
-        <w:t xml:space="preserve">. The positive feedback loops created by self-activation, cross-inhibition, and the parasite’s ability to induce both Th1 and Th2 responses make the dynamics of this system multistable: the ultimate outcome of the interaction depends on both the parameters of the model and the initial starting conditions. In particular, Cressler et al. (2024) showed that acute infection, where the immune system polarizes towards a Th2 response and clears the infection quickly, and chronic infection, where the immune system polarizes towards a Th1 response and the parasite cannot be cleared, were both stable outcomes of this model. Table 1 gives the baseline parameters we use for this study. Note that these parameters </w:t>
+        <w:t xml:space="preserve">. The positive feedback loops created by self-activation, cross-inhibition, and the parasite’s ability to induce both Th1 and Th2 responses make the dynamics of this system multistable: the ultimate outcome of the interaction depends on both the parameters of the model and the initial starting conditions. In particular, Cressler et al. (2024) showed that acute infection, where the immune system polarizes towards a Th2 response and clears the infection quickly, and chronic infection, where the immune system polarizes towards a Th1 response and the parasite cannot be cleared, were both stable outcomes of this model. Table 1 gives the baseline parameters we use for this study. Note that these parameters are not derived for any particular </w:t>
       </w:r>
       <w:proofErr w:type="gramStart"/>
       <w:r>
         <w:rPr>
           <w:rFonts w:eastAsiaTheme="minorEastAsia"/>
         </w:rPr>
-        <w:t>are not derived</w:t>
+        <w:t>system, but</w:t>
       </w:r>
       <w:proofErr w:type="gramEnd"/>
       <w:r>
         <w:rPr>
           <w:rFonts w:eastAsiaTheme="minorEastAsia"/>
         </w:rPr>
-        <w:t xml:space="preserve"> </w:t>
-      </w:r>
-      <w:proofErr w:type="gramStart"/>
-      <w:r>
-        <w:rPr>
-          <w:rFonts w:eastAsiaTheme="minorEastAsia"/>
-        </w:rPr>
-        <w:t>for</w:t>
-      </w:r>
-      <w:proofErr w:type="gramEnd"/>
-      <w:r>
-        <w:rPr>
-          <w:rFonts w:eastAsiaTheme="minorEastAsia"/>
-        </w:rPr>
-        <w:t xml:space="preserve"> any particular </w:t>
-      </w:r>
-      <w:proofErr w:type="gramStart"/>
-      <w:r>
-        <w:rPr>
-          <w:rFonts w:eastAsiaTheme="minorEastAsia"/>
-        </w:rPr>
-        <w:t>system, but</w:t>
-      </w:r>
-      <w:proofErr w:type="gramEnd"/>
-      <w:r>
-        <w:rPr>
-          <w:rFonts w:eastAsiaTheme="minorEastAsia"/>
-        </w:rPr>
-        <w:t xml:space="preserve"> </w:t>
-      </w:r>
-      <w:proofErr w:type="gramStart"/>
-      <w:r>
-        <w:rPr>
-          <w:rFonts w:eastAsiaTheme="minorEastAsia"/>
-        </w:rPr>
-        <w:t>were chosen</w:t>
-      </w:r>
-      <w:proofErr w:type="gramEnd"/>
-      <w:r>
-        <w:rPr>
-          <w:rFonts w:eastAsiaTheme="minorEastAsia"/>
-        </w:rPr>
-        <w:t xml:space="preserve"> because of the rich and biologically plausible outcomes they produce (see Fig. 1).</w:t>
+        <w:t xml:space="preserve"> were chosen because of the rich and biologically plausible outcomes they produce (see Fig. 1).</w:t>
       </w:r>
     </w:p>
     <w:p>
@@ -3666,39 +3470,7 @@
           <w:rFonts w:eastAsiaTheme="minorEastAsia"/>
           <w:iCs/>
         </w:rPr>
-        <w:t xml:space="preserve"> the IBM implementation of this model, the initial parasite biomass in the new host </w:t>
-      </w:r>
-      <w:proofErr w:type="gramStart"/>
-      <w:r>
-        <w:rPr>
-          <w:rFonts w:eastAsiaTheme="minorEastAsia"/>
-          <w:iCs/>
-        </w:rPr>
-        <w:t>is drawn</w:t>
-      </w:r>
-      <w:proofErr w:type="gramEnd"/>
-      <w:r>
-        <w:rPr>
-          <w:rFonts w:eastAsiaTheme="minorEastAsia"/>
-          <w:iCs/>
-        </w:rPr>
-        <w:t xml:space="preserve"> from a Poisson distribution. For simplicity, we assume that the </w:t>
-      </w:r>
-      <w:proofErr w:type="gramStart"/>
-      <w:r>
-        <w:rPr>
-          <w:rFonts w:eastAsiaTheme="minorEastAsia"/>
-          <w:iCs/>
-        </w:rPr>
-        <w:t>mean</w:t>
-      </w:r>
-      <w:proofErr w:type="gramEnd"/>
-      <w:r>
-        <w:rPr>
-          <w:rFonts w:eastAsiaTheme="minorEastAsia"/>
-          <w:iCs/>
-        </w:rPr>
-        <w:t xml:space="preserve"> and variance of this distribution are set to one-tenth of the infected host’s parasite biomass at the time of infection. If the drawn dose is equal to zero, then transmission fails. The infection-induced mortality rate, </w:t>
+        <w:t xml:space="preserve"> the IBM implementation of this model, the initial parasite biomass in the new host is drawn from a Poisson distribution. For simplicity, we assume that the mean and variance of this distribution are set to one-tenth of the infected host’s parasite biomass at the time of infection. If the drawn dose is equal to zero, then transmission fails. The infection-induced mortality rate, </w:t>
       </w:r>
       <m:oMath>
         <m:r>
@@ -3981,23 +3753,7 @@
           <w:rFonts w:eastAsiaTheme="minorEastAsia"/>
           <w:iCs/>
         </w:rPr>
-        <w:t xml:space="preserve"> </w:t>
-      </w:r>
-      <w:proofErr w:type="gramStart"/>
-      <w:r>
-        <w:rPr>
-          <w:rFonts w:eastAsiaTheme="minorEastAsia"/>
-          <w:iCs/>
-        </w:rPr>
-        <w:t>are not actually defined</w:t>
-      </w:r>
-      <w:proofErr w:type="gramEnd"/>
-      <w:r>
-        <w:rPr>
-          <w:rFonts w:eastAsiaTheme="minorEastAsia"/>
-          <w:iCs/>
-        </w:rPr>
-        <w:t xml:space="preserve"> at the population level (that is, we cannot write down a function for, </w:t>
+        <w:t xml:space="preserve"> are not actually defined at the population level (that is, we cannot write down a function for, </w:t>
       </w:r>
       <w:r>
         <w:rPr>
@@ -4025,23 +3781,7 @@
           <w:rFonts w:eastAsiaTheme="minorEastAsia"/>
           <w:iCs/>
         </w:rPr>
-        <w:t xml:space="preserve"> because parasite biomass varies across infected individuals). Rather, at each step in our Gillespie algorithm, we compute the rates of each process in the within-host model (denoted by the underbraces in Eq. 1) for every infected individual based on its current within-host state; we compute the parasite-induced mortality rate for every infected individual based on its current parasite biomass; we compute the population-level host birth rate; and we compute a population-level contact rate. The Gillespie algorithm then updates the time based on the total rate of all </w:t>
-      </w:r>
-      <w:proofErr w:type="gramStart"/>
-      <w:r>
-        <w:rPr>
-          <w:rFonts w:eastAsiaTheme="minorEastAsia"/>
-          <w:iCs/>
-        </w:rPr>
-        <w:t>possible processes</w:t>
-      </w:r>
-      <w:proofErr w:type="gramEnd"/>
-      <w:r>
-        <w:rPr>
-          <w:rFonts w:eastAsiaTheme="minorEastAsia"/>
-          <w:iCs/>
-        </w:rPr>
-        <w:t xml:space="preserve"> and stochastically chooses which process is occurring. If the chosen process was a change in a within-host variable (</w:t>
+        <w:t xml:space="preserve"> because parasite biomass varies across infected individuals). Rather, at each step in our Gillespie algorithm, we compute the rates of each process in the within-host model (denoted by the underbraces in Eq. 1) for every infected individual based on its current within-host state; we compute the parasite-induced mortality rate for every infected individual based on its current parasite biomass; we compute the population-level host birth rate; and we compute a population-level contact rate. The Gillespie algorithm then updates the time based on the total rate of all possible processes and stochastically chooses which process is occurring. If the chosen process was a change in a within-host variable (</w:t>
       </w:r>
       <m:oMath>
         <m:sSub>
@@ -4178,23 +3918,7 @@
             <w:rFonts w:eastAsiaTheme="minorEastAsia"/>
             <w:iCs/>
           </w:rPr>
-          <w:t xml:space="preserve"> (we do not need to choose a susceptible host at random as well, as all susceptible hosts are identical, so we only track </w:t>
-        </w:r>
-        <w:proofErr w:type="spellStart"/>
-        <w:r>
-          <w:rPr>
-            <w:rFonts w:eastAsiaTheme="minorEastAsia"/>
-            <w:iCs/>
-          </w:rPr>
-          <w:t>their</w:t>
-        </w:r>
-        <w:proofErr w:type="spellEnd"/>
-        <w:r>
-          <w:rPr>
-            <w:rFonts w:eastAsiaTheme="minorEastAsia"/>
-            <w:iCs/>
-          </w:rPr>
-          <w:t xml:space="preserve"> abundance)</w:t>
+          <w:t xml:space="preserve"> (we do not need to choose a susceptible host at random as well, as all susceptible hosts are identical, so we only track their abundance)</w:t>
         </w:r>
       </w:ins>
       <w:r>
@@ -4282,7 +4006,6 @@
           <w:t>, and we reduce the size of the susceptible host population by one</w:t>
         </w:r>
       </w:ins>
-      <w:proofErr w:type="gramStart"/>
       <w:r>
         <w:rPr>
           <w:rFonts w:eastAsiaTheme="minorEastAsia"/>
@@ -4306,44 +4029,19 @@
         </w:rPr>
         <w:t xml:space="preserve"> </w:t>
       </w:r>
-      <w:proofErr w:type="gramEnd"/>
     </w:p>
     <w:p/>
     <w:p>
       <w:r>
-        <w:t xml:space="preserve">As shown in Cressler et al. (2024) and in Fig. 1, the outcome of the within-host interaction described by Eq. 1 depends critically on both the initial parasite biomass (resulting from the </w:t>
+        <w:t xml:space="preserve">As shown in Cressler et al. (2024) and in Fig. 1, the outcome of the within-host interaction described by Eq. 1 depends critically on both the initial parasite biomass (resulting from the infection process described above) and the initial immune state. Rather than fixing the initial immune state of every individual upon infection, we assume that it varies stochastically, reflecting that every individual’s immune state upon infection would depend on its history of past exposures to parasitic, commensal, and mutualistic symbionts and thus would vary tremendously from one individual to another. Across different simulation runs, we vary the immune landscape the parasite faces by altering the initial Th2 bias of the immune system. </w:t>
       </w:r>
       <w:proofErr w:type="gramStart"/>
       <w:r>
-        <w:t>infection process</w:t>
+        <w:t>In particular, we</w:t>
       </w:r>
       <w:proofErr w:type="gramEnd"/>
       <w:r>
-        <w:t xml:space="preserve"> described above) and the initial immune state. Rather than fixing the initial immune state of every individual upon infection, we assume that it varies stochastically, reflecting that every individual’s immune state upon infection would depend on its history of past exposures to parasitic, commensal, and mutualistic symbionts and thus would vary tremendously from one individual to another. Across different simulation runs, we vary the immune landscape the parasite faces by altering the initial Th2 bias of the immune system. </w:t>
-      </w:r>
-      <w:proofErr w:type="gramStart"/>
-      <w:r>
-        <w:t>In particular, we</w:t>
-      </w:r>
-      <w:proofErr w:type="gramEnd"/>
-      <w:r>
-        <w:t xml:space="preserve"> hold the maximum number of initial Th2 cells fixed at </w:t>
-      </w:r>
-      <w:proofErr w:type="gramStart"/>
-      <w:r>
-        <w:t>800</w:t>
-      </w:r>
-      <w:proofErr w:type="gramEnd"/>
-      <w:r>
-        <w:t xml:space="preserve"> and vary the minimum number of cells; we then draw the initial number of Th2 from a uniform distribution. We also fix the total immune cell population at 1200, so the random draw determines both the initial Th1 and Th2 cell numbers. Thus, when the minimum number of Th2 cells is </w:t>
-      </w:r>
-      <w:proofErr w:type="gramStart"/>
-      <w:r>
-        <w:t>very small</w:t>
-      </w:r>
-      <w:proofErr w:type="gramEnd"/>
-      <w:r>
-        <w:t xml:space="preserve"> (</w:t>
+        <w:t xml:space="preserve"> hold the maximum number of initial Th2 cells fixed at 800 and vary the minimum number of cells; we then draw the initial number of Th2 from a uniform distribution. We also fix the total immune cell population at 1200, so the random draw determines both the initial Th1 and Th2 cell numbers. Thus, when the minimum number of Th2 cells is very small (</w:t>
       </w:r>
       <w:r>
         <w:rPr>
@@ -4352,23 +4050,7 @@
         <w:t>e.g.</w:t>
       </w:r>
       <w:r>
-        <w:t xml:space="preserve">, </w:t>
-      </w:r>
-      <w:proofErr w:type="gramStart"/>
-      <w:r>
-        <w:t>200</w:t>
-      </w:r>
-      <w:proofErr w:type="gramEnd"/>
-      <w:r>
-        <w:t xml:space="preserve">), the initial immune state is likely to be Th1-biased, whereas when the minimum number of Th2 cells is </w:t>
-      </w:r>
-      <w:proofErr w:type="gramStart"/>
-      <w:r>
-        <w:t>very large</w:t>
-      </w:r>
-      <w:proofErr w:type="gramEnd"/>
-      <w:r>
-        <w:t xml:space="preserve"> (</w:t>
+        <w:t>, 200), the initial immune state is likely to be Th1-biased, whereas when the minimum number of Th2 cells is very large (</w:t>
       </w:r>
       <w:r>
         <w:rPr>
@@ -4377,15 +4059,7 @@
         <w:t>e.g.</w:t>
       </w:r>
       <w:r>
-        <w:t xml:space="preserve">, </w:t>
-      </w:r>
-      <w:proofErr w:type="gramStart"/>
-      <w:r>
-        <w:t>700</w:t>
-      </w:r>
-      <w:proofErr w:type="gramEnd"/>
-      <w:r>
-        <w:t>), the initial immune state is Th2-biased.</w:t>
+        <w:t>, 700), the initial immune state is Th2-biased.</w:t>
       </w:r>
     </w:p>
     <w:p/>
@@ -4424,21 +4098,7 @@
         <w:rPr>
           <w:rFonts w:eastAsiaTheme="minorEastAsia"/>
         </w:rPr>
-        <w:t xml:space="preserve"> in a new infection, the virulence of this infection </w:t>
-      </w:r>
-      <w:proofErr w:type="gramStart"/>
-      <w:r>
-        <w:rPr>
-          <w:rFonts w:eastAsiaTheme="minorEastAsia"/>
-        </w:rPr>
-        <w:t>is drawn</w:t>
-      </w:r>
-      <w:proofErr w:type="gramEnd"/>
-      <w:r>
-        <w:rPr>
-          <w:rFonts w:eastAsiaTheme="minorEastAsia"/>
-        </w:rPr>
-        <w:t xml:space="preserve"> from a lognormal distribution with mean equal to the virulence of the infecting host and a standard deviation equal to half the mean. With this model of inheritance, virulence evolution </w:t>
+        <w:t xml:space="preserve"> in a new infection, the virulence of this infection is drawn from a lognormal distribution with mean equal to the virulence of the infecting host and a standard deviation equal to half the mean. With this model of inheritance, virulence evolution </w:t>
       </w:r>
       <w:r>
         <w:t>emerges out of the stochastic processes of infection, death, and recovery (</w:t>
@@ -4486,15 +4146,7 @@
         <w:t>v</w:t>
       </w:r>
       <w:r>
-        <w:t xml:space="preserve">, </w:t>
-      </w:r>
-      <w:proofErr w:type="gramStart"/>
-      <w:r>
-        <w:t>is held</w:t>
-      </w:r>
-      <w:proofErr w:type="gramEnd"/>
-      <w:r>
-        <w:t xml:space="preserve"> constant at its initial value, </w:t>
+        <w:t xml:space="preserve">, is held constant at its initial value, </w:t>
       </w:r>
       <m:oMath>
         <m:r>
@@ -4508,35 +4160,7 @@
         <w:rPr>
           <w:rFonts w:eastAsiaTheme="minorEastAsia"/>
         </w:rPr>
-        <w:t xml:space="preserve">. Fig. 1A shows the results of deterministic simulations of the within-host model (Eq. 1); Fig. 1B shows the results of stochastic simulations of the model using a Gillespie algorithm. For each set of initial conditions, we simulated the stochastic model </w:t>
-      </w:r>
-      <w:proofErr w:type="gramStart"/>
-      <w:r>
-        <w:rPr>
-          <w:rFonts w:eastAsiaTheme="minorEastAsia"/>
-        </w:rPr>
-        <w:t>100</w:t>
-      </w:r>
-      <w:proofErr w:type="gramEnd"/>
-      <w:r>
-        <w:rPr>
-          <w:rFonts w:eastAsiaTheme="minorEastAsia"/>
-        </w:rPr>
-        <w:t xml:space="preserve"> times and then </w:t>
-      </w:r>
-      <w:proofErr w:type="gramStart"/>
-      <w:r>
-        <w:rPr>
-          <w:rFonts w:eastAsiaTheme="minorEastAsia"/>
-        </w:rPr>
-        <w:t>report</w:t>
-      </w:r>
-      <w:proofErr w:type="gramEnd"/>
-      <w:r>
-        <w:rPr>
-          <w:rFonts w:eastAsiaTheme="minorEastAsia"/>
-        </w:rPr>
-        <w:t xml:space="preserve"> the probability of an acute infection. The deterministic model predicts that there are three possible equilibria, depending on the initial number of Th2 cells and the initial parasite dose: a high Th1, low Th2, high parasite equilibrium corresponding to a chronic infection (red); a high Th1, high Th2, low parasite (but non-zero) equilibrium (gray); and a low Th1, high Th2, zero parasite equilibrium corresponding to </w:t>
+        <w:t xml:space="preserve">. Fig. 1A shows the results of deterministic simulations of the within-host model (Eq. 1); Fig. 1B shows the results of stochastic simulations of the model using a Gillespie algorithm. For each set of initial conditions, we simulated the stochastic model 100 times and then report the probability of an acute infection. The deterministic model predicts that there are three possible equilibria, depending on the initial number of Th2 cells and the initial parasite dose: a high Th1, low Th2, high parasite equilibrium corresponding to a chronic infection (red); a high Th1, high Th2, low parasite (but non-zero) equilibrium (gray); and a low Th1, high Th2, zero parasite equilibrium corresponding to </w:t>
       </w:r>
       <w:r>
         <w:rPr>
@@ -4572,47 +4196,7 @@
     </w:p>
     <w:p>
       <w:r>
-        <w:t xml:space="preserve">With this intuition developed, we can consider the epidemiological and evolutionary dynamics that result from different immunological landscapes, specified by varying the minimum Th2 of the probability distribution from which the initial immune state </w:t>
-      </w:r>
-      <w:proofErr w:type="gramStart"/>
-      <w:r>
-        <w:t>is drawn</w:t>
-      </w:r>
-      <w:proofErr w:type="gramEnd"/>
-      <w:r>
-        <w:t xml:space="preserve"> for each new infection. Fig. 2 shows the epidemiological dynamics that occur as the parasite is evolving</w:t>
-      </w:r>
-      <w:proofErr w:type="gramStart"/>
-      <w:r>
-        <w:t xml:space="preserve">.  </w:t>
-      </w:r>
-      <w:proofErr w:type="gramEnd"/>
-      <w:r>
-        <w:t xml:space="preserve">In general, we observe a decrease in prevalence as we increase the minimum number of Th2 cells upon infection (main panel), reflecting an increase in the probability of infection clearance with a higher initial Th2 (Fig. 1; Fig. 4A). The blue points and top left panel show the epidemiological dynamics when the immune system is </w:t>
-      </w:r>
-      <w:proofErr w:type="gramStart"/>
-      <w:r>
-        <w:t>very likely</w:t>
-      </w:r>
-      <w:proofErr w:type="gramEnd"/>
-      <w:r>
-        <w:t xml:space="preserve"> to be Th1-biased (minimum Th2=200). We observed no epidemic fadeouts and prevalence is </w:t>
-      </w:r>
-      <w:proofErr w:type="gramStart"/>
-      <w:r>
-        <w:t>nearly 100%</w:t>
-      </w:r>
-      <w:proofErr w:type="gramEnd"/>
-      <w:r>
-        <w:t xml:space="preserve">. Conversely, the green points and bottom left panel show the epidemiological dynamics when the immune system is Th2-biased (minimum Th2=700). Epidemic fadeouts are common; meanwhile, in those populations where the infection becomes endemic, prevalence reaches an approximate steady state around 25%. The orange points and middle left panel show the epidemiological dynamics when there is moderate Th2 bias (minimum Th2=575). Here we observe much more variability in the final prevalence across </w:t>
-      </w:r>
-      <w:proofErr w:type="gramStart"/>
-      <w:r>
-        <w:t>simulations</w:t>
-      </w:r>
-      <w:proofErr w:type="gramEnd"/>
-      <w:r>
-        <w:t xml:space="preserve"> and it is also clear that we have not yet reached a steady state; this is because the eco-evolutionary dynamics are still occurring (Fig. 3). At this intermediate Th2 bias, the eco-evolutionary dynamics do not reach a steady state, even </w:t>
+        <w:t xml:space="preserve">With this intuition developed, we can consider the epidemiological and evolutionary dynamics that result from different immunological landscapes, specified by varying the minimum Th2 of the probability distribution from which the initial immune state is drawn for each new infection. Fig. 2 shows the epidemiological dynamics that occur as the parasite is evolving.  In general, we observe a decrease in prevalence as we increase the minimum number of Th2 cells upon infection (main panel), reflecting an increase in the probability of infection clearance with a higher initial Th2 (Fig. 1; Fig. 4A). The blue points and top left panel show the epidemiological dynamics when the immune system is very likely to be Th1-biased (minimum Th2=200). We observed no epidemic fadeouts and prevalence is nearly 100%. Conversely, the green points and bottom left panel show the epidemiological dynamics when the immune system is Th2-biased (minimum Th2=700). Epidemic fadeouts are common; meanwhile, in those populations where the infection becomes endemic, prevalence reaches an approximate steady state around 25%. The orange points and middle left panel show the epidemiological dynamics when there is moderate Th2 bias (minimum Th2=575). Here we observe much more variability in the final prevalence across simulations and it is also clear that we have not yet reached a steady state; this is because the eco-evolutionary dynamics are still occurring (Fig. 3). At this intermediate Th2 bias, the eco-evolutionary dynamics do not reach a steady state, even </w:t>
       </w:r>
       <w:r>
         <w:lastRenderedPageBreak/>
@@ -4622,61 +4206,55 @@
     <w:p/>
     <w:p>
       <w:r>
-        <w:t xml:space="preserve">Evolutionarily, we see that when the immune system is Th1-biased (minimum Th2=200; top left panel of Fig. 3), virulence evolves to be </w:t>
-      </w:r>
-      <w:proofErr w:type="gramStart"/>
-      <w:r>
-        <w:t>very low</w:t>
-      </w:r>
-      <w:proofErr w:type="gramEnd"/>
-      <w:r>
-        <w:t xml:space="preserve"> as chronic infections are </w:t>
-      </w:r>
-      <w:proofErr w:type="gramStart"/>
-      <w:r>
-        <w:t>very likely</w:t>
-      </w:r>
-      <w:proofErr w:type="gramEnd"/>
-      <w:r>
-        <w:t xml:space="preserve">. Conversely, when the immune system is Th2-biased (minimum Th2=700; bottom left panel of Fig. 3), virulence evolves to be high as acute infections are </w:t>
-      </w:r>
-      <w:proofErr w:type="gramStart"/>
-      <w:r>
-        <w:t>very likely</w:t>
-      </w:r>
-      <w:proofErr w:type="gramEnd"/>
-      <w:r>
-        <w:t xml:space="preserve">. When there is moderate Th2 bias (minimum Th2=575), the evolutionary outcomes are highly variable; overall, most simulations are evolving towards lower virulence, but </w:t>
-      </w:r>
-      <w:proofErr w:type="gramStart"/>
-      <w:r>
-        <w:t>many</w:t>
-      </w:r>
-      <w:proofErr w:type="gramEnd"/>
-      <w:r>
-        <w:t xml:space="preserve"> have maintained </w:t>
-      </w:r>
-      <w:proofErr w:type="gramStart"/>
-      <w:r>
-        <w:t>very high</w:t>
-      </w:r>
-      <w:proofErr w:type="gramEnd"/>
-      <w:r>
-        <w:t xml:space="preserve"> virulence throughout the entire simulation run, implying that virulence evolution is much less predictable. For moderate Th2 bias, this variability can persist for a long time; although most simulations have reached low virulence by 1500 timesteps, there are still multiple replicates with higher-than-expected virulence (Supplementary Fig. S1). Overall, as the immune system becomes more Th2-biased and acute infections are more likely, parasite virulence evolves to be higher (Fig. 3, main panel).</w:t>
+        <w:t xml:space="preserve">Evolutionarily, we see that when the immune system is Th1-biased (minimum Th2=200; top left panel of Fig. 3), virulence evolves to be very low as chronic infections are very likely. Conversely, when the immune system is Th2-biased (minimum Th2=700; bottom left panel of Fig. 3), virulence evolves to be high as acute infections are very likely. </w:t>
+      </w:r>
+      <w:ins w:id="9" w:author="Clay Cressler [2]" w:date="2026-09-14T15:11:00Z" w16du:dateUtc="2026-09-14T20:11:00Z">
+        <w:r>
+          <w:t xml:space="preserve">To put this level of virulence in context, Fig. 4A and B show that </w:t>
+        </w:r>
+      </w:ins>
+      <w:ins w:id="10" w:author="Clay Cressler [2]" w:date="2026-09-14T15:12:00Z" w16du:dateUtc="2026-09-14T20:12:00Z">
+        <w:r>
+          <w:t xml:space="preserve">the evolved virulence on highly Th2-biased immune landscapes results in a case </w:t>
+        </w:r>
+        <w:proofErr w:type="spellStart"/>
+        <w:r>
+          <w:t>fatalty</w:t>
+        </w:r>
+        <w:proofErr w:type="spellEnd"/>
+        <w:r>
+          <w:t xml:space="preserve"> rate of ~35% within the first ten timesteps of infection. </w:t>
+        </w:r>
+      </w:ins>
+      <w:r>
+        <w:t>When there is moderate Th2 bias (minimum Th2=575), the evolutionary outcomes are highly variable; overall, most simulations are evolving towards lower virulence, but many have maintained very high virulence throughout the entire simulation run, implying that virulence evolution is much less predictable. For moderate Th2 bias, this variability can persist for a long time; although most simulations have reached low virulence by 1500 timesteps, there are still multiple replicates with higher-than-expected virulence (Supplementary Fig. S1). Overall, as the immune system becomes more Th2-biased and acute infections are more likely, parasite virulence evolves to be higher (Fig. 3, main panel).</w:t>
       </w:r>
     </w:p>
     <w:p/>
     <w:p>
       <w:r>
-        <w:t xml:space="preserve">Figure 4 visualizes how evolution of virulence across different immune landscapes has modified parasite fitness components. We examine only the first </w:t>
-      </w:r>
-      <w:proofErr w:type="gramStart"/>
-      <w:r>
-        <w:t>500</w:t>
-      </w:r>
-      <w:proofErr w:type="gramEnd"/>
-      <w:r>
-        <w:t xml:space="preserve"> timesteps of each simulation to avoid issues with right-censoring of infection duration. When the initial immune state is likely Th1-biased (that is, when the initial number of Th2 cells is low), parasite evolution reduces the probability of </w:t>
+        <w:t xml:space="preserve">Figure 4 visualizes how evolution of virulence across different immune landscapes </w:t>
+      </w:r>
+      <w:del w:id="11" w:author="Clay Cressler [2]" w:date="2026-09-14T15:10:00Z" w16du:dateUtc="2026-09-14T20:10:00Z">
+        <w:r>
+          <w:delText xml:space="preserve">has </w:delText>
+        </w:r>
+      </w:del>
+      <w:r>
+        <w:t>modifie</w:t>
+      </w:r>
+      <w:ins w:id="12" w:author="Clay Cressler [2]" w:date="2026-09-14T15:10:00Z" w16du:dateUtc="2026-09-14T20:10:00Z">
+        <w:r>
+          <w:t>s</w:t>
+        </w:r>
+      </w:ins>
+      <w:del w:id="13" w:author="Clay Cressler [2]" w:date="2026-09-14T15:10:00Z" w16du:dateUtc="2026-09-14T20:10:00Z">
+        <w:r>
+          <w:delText>d</w:delText>
+        </w:r>
+      </w:del>
+      <w:r>
+        <w:t xml:space="preserve"> parasite fitness components. We examine only the first 500 timesteps of each simulation to avoid issues with right-censoring of infection duration. When the initial immune state is likely Th1-biased (that is, when the initial number of Th2 cells is low), parasite evolution reduces the probability of </w:t>
       </w:r>
       <w:r>
         <w:t>recovery</w:t>
@@ -4700,26 +4278,13 @@
         <w:t>recovery</w:t>
       </w:r>
       <w:r>
-        <w:t xml:space="preserve"> probability declines in Th1-biased immune landscapes, infection duration increases (red lines in Fig. 4B). More surprisingly, given the fact that virulence is increasing in Th2-biased landscapes (Fig. 3), infection duration remains </w:t>
-      </w:r>
-      <w:proofErr w:type="gramStart"/>
-      <w:r>
-        <w:t>relatively constant</w:t>
-      </w:r>
-      <w:proofErr w:type="gramEnd"/>
-      <w:r>
-        <w:t xml:space="preserve"> (blue lines in Fig. 4B), a point we return to in the Discussion. Finally, evolution of reduced virulence in Th1-biased landscapes leads to lower peak parasite biomass, whereas evolution of increased virulence in Th2-biased landscapes leads to higher peak parasite abundance (Fig. 4C). Combining the insights from Figs. 2</w:t>
+        <w:t xml:space="preserve"> probability declines in Th1-biased immune landscapes, infection duration increases (red lines in Fig. 4B). More surprisingly, given the fact that virulence is increasing in Th2-biased landscapes (Fig. 3), infection duration remains relatively constant (blue lines in Fig. 4B), a point we return to in the Discussion. Finally, evolution of reduced virulence in Th1-biased landscapes leads to lower peak parasite biomass, whereas evolution of increased virulence in Th2-biased landscapes leads to higher peak parasite abundance (Fig. 4C). Combining the insights from Figs. 2</w:t>
       </w:r>
       <w:r>
         <w:sym w:font="Symbol" w:char="F02D"/>
       </w:r>
-      <w:proofErr w:type="gramStart"/>
-      <w:r>
-        <w:t>4</w:t>
-      </w:r>
-      <w:proofErr w:type="gramEnd"/>
-      <w:r>
-        <w:t xml:space="preserve">, we see that Th1-biased immune landscapes lead to the evolution of reduced virulence, which reduces </w:t>
+      <w:r>
+        <w:t xml:space="preserve">4, we see that Th1-biased immune landscapes lead to the evolution of reduced virulence, which reduces </w:t>
       </w:r>
       <w:r>
         <w:t>recovery</w:t>
@@ -4743,15 +4308,7 @@
         <w:t>a</w:t>
       </w:r>
       <w:r>
-        <w:t xml:space="preserve"> </w:t>
-      </w:r>
-      <w:proofErr w:type="gramStart"/>
-      <w:r>
-        <w:t>greatly simplified</w:t>
-      </w:r>
-      <w:proofErr w:type="gramEnd"/>
-      <w:r>
-        <w:t xml:space="preserve"> system: </w:t>
+        <w:t xml:space="preserve"> greatly simplified system: </w:t>
       </w:r>
     </w:p>
     <w:p/>
@@ -5548,7 +5105,6 @@
                 <w:szCs w:val="22"/>
                 <w:lang w:val="en-GB"/>
               </w:rPr>
-              <w:lastRenderedPageBreak/>
               <w:t>(3)</w:t>
             </w:r>
           </w:p>
@@ -5673,16 +5229,8 @@
         <w:rPr>
           <w:rFonts w:eastAsiaTheme="minorEastAsia"/>
         </w:rPr>
-        <w:t xml:space="preserve">. We assume a classic virulence-transmission trade-off, such that the transmission rate depends on virulence according to the </w:t>
-      </w:r>
-      <w:proofErr w:type="gramStart"/>
-      <w:r>
-        <w:rPr>
-          <w:rFonts w:eastAsiaTheme="minorEastAsia"/>
-        </w:rPr>
-        <w:t>function</w:t>
-      </w:r>
-      <w:proofErr w:type="gramEnd"/>
+        <w:t>. We assume a classic virulence-transmission trade-off, such that the transmission rate depends on virulence according to the function</w:t>
+      </w:r>
     </w:p>
     <w:p>
       <w:pPr>
@@ -5855,21 +5403,7 @@
         <w:rPr>
           <w:rFonts w:eastAsiaTheme="minorEastAsia"/>
         </w:rPr>
-        <w:t xml:space="preserve"> et al. 1998; see details in Supplementary Information). This captures the key element of our stochastic individual-based simulations, that variation in initial immune state </w:t>
-      </w:r>
-      <w:proofErr w:type="gramStart"/>
-      <w:r>
-        <w:rPr>
-          <w:rFonts w:eastAsiaTheme="minorEastAsia"/>
-        </w:rPr>
-        <w:t>largely determines</w:t>
-      </w:r>
-      <w:proofErr w:type="gramEnd"/>
-      <w:r>
-        <w:rPr>
-          <w:rFonts w:eastAsiaTheme="minorEastAsia"/>
-        </w:rPr>
-        <w:t xml:space="preserve"> the probability that an infection will be acute or chronic. Figure 5A shows the ESS virulence, </w:t>
+        <w:t xml:space="preserve"> et al. 1998; see details in Supplementary Information). This captures the key element of our stochastic individual-based simulations, that variation in initial immune state largely determines the probability that an infection will be acute or chronic. Figure 5A shows the ESS virulence, </w:t>
       </w:r>
       <m:oMath>
         <m:acc>
@@ -5955,21 +5489,7 @@
         <w:rPr>
           <w:rFonts w:eastAsiaTheme="minorEastAsia"/>
         </w:rPr>
-        <w:t xml:space="preserve">. Fig. 5B thus shows the classic virulence evolution prediction for a simple SIS model with a fixed recovery rate. Fig. 5A shows that the ESS virulence is </w:t>
-      </w:r>
-      <w:proofErr w:type="gramStart"/>
-      <w:r>
-        <w:rPr>
-          <w:rFonts w:eastAsiaTheme="minorEastAsia"/>
-        </w:rPr>
-        <w:t>very low</w:t>
-      </w:r>
-      <w:proofErr w:type="gramEnd"/>
-      <w:r>
-        <w:rPr>
-          <w:rFonts w:eastAsiaTheme="minorEastAsia"/>
-        </w:rPr>
-        <w:t xml:space="preserve"> when the probability of an acute infection is low; it remains low for a wide range of </w:t>
+        <w:t xml:space="preserve">. Fig. 5B thus shows the classic virulence evolution prediction for a simple SIS model with a fixed recovery rate. Fig. 5A shows that the ESS virulence is very low when the probability of an acute infection is low; it remains low for a wide range of </w:t>
       </w:r>
       <m:oMath>
         <m:r>
@@ -6026,73 +5546,33 @@
     </w:p>
     <w:p>
       <w:r>
-        <w:t xml:space="preserve">Classic epidemiological theory assumes that recovery rates </w:t>
-      </w:r>
-      <w:proofErr w:type="gramStart"/>
-      <w:r>
-        <w:t>are fixed</w:t>
-      </w:r>
-      <w:proofErr w:type="gramEnd"/>
-      <w:r>
-        <w:t xml:space="preserve">, rather than depending on the time since an infection began (Greenhalgh &amp; Day 2017). It also assumes that every infected individual has an identical recovery rate, rather than depending on the immune state of the individual. These assumptions lead to the classic compartmental model of epidemiology that ignores within-host interactions between parasites and the immune system. This modeling framework has been foundational to </w:t>
-      </w:r>
-      <w:proofErr w:type="gramStart"/>
-      <w:r>
-        <w:t>predicting</w:t>
-      </w:r>
-      <w:proofErr w:type="gramEnd"/>
-      <w:r>
-        <w:t xml:space="preserve"> the epidemiological and evolutionary dynamics of infectious diseases (Anderson &amp; May 1991; Keeling &amp; Rohani 2008). However, neither of these assumptions </w:t>
-      </w:r>
-      <w:proofErr w:type="gramStart"/>
-      <w:r>
-        <w:t>are met</w:t>
-      </w:r>
-      <w:proofErr w:type="gramEnd"/>
-      <w:r>
-        <w:t xml:space="preserve"> by natural infections, where the probability of recovery depends on the time since infection and on the potency and history of the immune system of the infected individual. Thus, it is unclear whether classical predictions from virulence evolution theory will </w:t>
-      </w:r>
-      <w:proofErr w:type="gramStart"/>
-      <w:r>
-        <w:t>be met</w:t>
-      </w:r>
-      <w:proofErr w:type="gramEnd"/>
-      <w:r>
-        <w:t xml:space="preserve"> when we allow for variation in immunity among individuals and for infection outcomes to depend on the unfolding within-host dynamics of immunity and parasite growth. Here, we utilize an </w:t>
+        <w:t xml:space="preserve">Classic epidemiological theory assumes that recovery rates are fixed, rather than depending on the time since an infection began (Greenhalgh &amp; Day 2017). It also assumes that every infected individual has an identical recovery rate, rather than depending on the immune state of the individual. These assumptions lead to the classic compartmental model of epidemiology that ignores within-host interactions between parasites and the immune system. This modeling framework has been foundational to predicting the epidemiological and evolutionary dynamics of infectious diseases (Anderson &amp; May 1991; Keeling &amp; Rohani 2008). However, neither of these assumptions are met by natural infections, where the probability of recovery depends on the time since infection and on the potency and history of the immune system of the infected individual. Thus, it is unclear </w:t>
       </w:r>
       <w:r>
         <w:lastRenderedPageBreak/>
-        <w:t xml:space="preserve">individual-based model to </w:t>
-      </w:r>
-      <w:proofErr w:type="gramStart"/>
-      <w:r>
-        <w:t>nest</w:t>
-      </w:r>
-      <w:proofErr w:type="gramEnd"/>
-      <w:r>
-        <w:t xml:space="preserve"> a simple, mechanistic model of Th1 and Th2 immunity into an epidemiological model. We show that the immunological landscape, that is, the variation in immunity that exists among the host population, shapes both the evolutionary and epidemiological dynamics of parasites. We show that, when the immunological landscape is Th1-biased, for example due to a recent viral epidemic (Ryan et al. 2022; Sanchez-Menedez et al. 2024), so that chronic infections are more likely, the parasite evolves towards lower virulence, further lowering the probability of </w:t>
+        <w:t xml:space="preserve">whether classical predictions from virulence evolution theory will be met when we allow for variation in immunity among individuals and for infection outcomes to depend on the unfolding within-host dynamics of immunity and parasite growth. Here, we utilize an individual-based model to nest a simple, mechanistic model of Th1 and Th2 immunity into an epidemiological model. We show that the immunological landscape, that is, the variation in immunity that exists among the host population, shapes both the evolutionary and epidemiological dynamics of parasites. We show that, when the immunological landscape is Th1-biased, for example due to a recent viral epidemic (Ryan et al. 2022; Sanchez-Menedez et al. 2024), so that chronic infections are more likely, the parasite evolves towards lower virulence, further lowering the probability of </w:t>
       </w:r>
       <w:r>
         <w:t>recovery</w:t>
       </w:r>
       <w:r>
-        <w:t xml:space="preserve"> and extending infection durations (Fig. 2-4). On the other hand, when the immunological landscape is Th2-biased, for example due to frequent exposure to parasitic helminths (de Ruiter et al. 2020; Benos &amp; </w:t>
+        <w:t xml:space="preserve"> and extending infection durations (Fig. 2-4). On the other hand, when the immunological landscape is Th2-biased, for example due to frequent exposure to parasitic helminths (de Ruiter et al. 2020; </w:t>
       </w:r>
       <w:proofErr w:type="spellStart"/>
       <w:r>
+        <w:t>Benos</w:t>
+      </w:r>
+      <w:proofErr w:type="spellEnd"/>
+      <w:r>
+        <w:t xml:space="preserve"> &amp; </w:t>
+      </w:r>
+      <w:proofErr w:type="spellStart"/>
+      <w:r>
         <w:t>Mutapi</w:t>
       </w:r>
       <w:proofErr w:type="spellEnd"/>
       <w:r>
-        <w:t xml:space="preserve"> 2026), so that acute infections are more likely, the parasite evolves towards higher virulence, increasing parasite biomass and transmission rate (Fig. 2-4). Other factors, such as nutritional </w:t>
-      </w:r>
-      <w:proofErr w:type="gramStart"/>
-      <w:r>
-        <w:t>plane</w:t>
-      </w:r>
-      <w:proofErr w:type="gramEnd"/>
-      <w:r>
-        <w:t xml:space="preserve"> (Bourke et al. 2016) or co-circulation of different suites of parasites (Mabbott 2018) will also alter the population-level immunological landscape.</w:t>
+        <w:t xml:space="preserve"> 2026), so that acute infections are more likely, the parasite evolves towards higher virulence, increasing parasite biomass and transmission rate (Fig. 2-4). Other factors, such as nutritional plane (Bourke et al. 2016) or co-circulation of different suites of parasites (Mabbott 2018) will also alter the population-level immunological landscape.</w:t>
       </w:r>
     </w:p>
     <w:p/>
@@ -6103,39 +5583,15 @@
         </w:rPr>
       </w:pPr>
       <w:r>
-        <w:t xml:space="preserve">These results </w:t>
+        <w:t xml:space="preserve">These results seemingly mirror a simple prediction of classic evolutionary epidemiology: as the recovery rate increases, virulence is expected to increase (Fig. 5B). However, our novel model lends new insight and nuance to this simple prediction. </w:t>
       </w:r>
       <w:proofErr w:type="gramStart"/>
       <w:r>
-        <w:t>seemingly mirror</w:t>
+        <w:t>In particular, altering</w:t>
       </w:r>
       <w:proofErr w:type="gramEnd"/>
       <w:r>
-        <w:t xml:space="preserve"> a simple prediction of classic evolutionary epidemiology: as the recovery rate increases, virulence </w:t>
-      </w:r>
-      <w:proofErr w:type="gramStart"/>
-      <w:r>
-        <w:t>is expected</w:t>
-      </w:r>
-      <w:proofErr w:type="gramEnd"/>
-      <w:r>
-        <w:t xml:space="preserve"> to increase (Fig. 5B). However, our novel model lends new insight and nuance to this simple prediction. </w:t>
-      </w:r>
-      <w:proofErr w:type="gramStart"/>
-      <w:r>
-        <w:t>In particular, altering</w:t>
-      </w:r>
-      <w:proofErr w:type="gramEnd"/>
-      <w:r>
-        <w:t xml:space="preserve"> the immune landscape affects the probability of recovery (Fig. 4A) as well as the recovery rate (quantified as inverse of the duration of infection; Fig. 4B). The shape of the relationship between ESS virulence and the probability of recovery is </w:t>
-      </w:r>
-      <w:proofErr w:type="gramStart"/>
-      <w:r>
-        <w:t>very different</w:t>
-      </w:r>
-      <w:proofErr w:type="gramEnd"/>
-      <w:r>
-        <w:t xml:space="preserve"> from the shape of the relationship between ESS virulence and the rate of recovery (compare Fig. 3 and 5A to Fig. 5B). </w:t>
+        <w:t xml:space="preserve"> the immune landscape affects the probability of recovery (Fig. 4A) as well as the recovery rate (quantified as inverse of the duration of infection; Fig. 4B). The shape of the relationship between ESS virulence and the probability of recovery is very different from the shape of the relationship between ESS virulence and the rate of recovery (compare Fig. 3 and 5A to Fig. 5B). </w:t>
       </w:r>
       <w:r>
         <w:rPr>
@@ -6161,49 +5617,7 @@
         <w:rPr>
           <w:rFonts w:eastAsiaTheme="minorEastAsia"/>
         </w:rPr>
-        <w:t xml:space="preserve">As the probability of recovery increases, the ESS virulence increases rapidly (Fig. 3 and 5A). This does not actually increase the probability of recovery (Fig. 4A) or shorten infection duration (Fig. 4B) because the increased virulence also increases the peak parasite biomass in the host (Fig. 4C), which slows infection clearance but increases the host mortality rate. The reduced recovery rate and increased mortality rate </w:t>
-      </w:r>
-      <w:proofErr w:type="gramStart"/>
-      <w:r>
-        <w:rPr>
-          <w:rFonts w:eastAsiaTheme="minorEastAsia"/>
-        </w:rPr>
-        <w:t>approximately balance</w:t>
-      </w:r>
-      <w:proofErr w:type="gramEnd"/>
-      <w:r>
-        <w:rPr>
-          <w:rFonts w:eastAsiaTheme="minorEastAsia"/>
-        </w:rPr>
-        <w:t xml:space="preserve"> one another, causing recovery probability and infection duration to remain </w:t>
-      </w:r>
-      <w:proofErr w:type="gramStart"/>
-      <w:r>
-        <w:rPr>
-          <w:rFonts w:eastAsiaTheme="minorEastAsia"/>
-        </w:rPr>
-        <w:t>roughly constant</w:t>
-      </w:r>
-      <w:proofErr w:type="gramEnd"/>
-      <w:r>
-        <w:rPr>
-          <w:rFonts w:eastAsiaTheme="minorEastAsia"/>
-        </w:rPr>
-        <w:t xml:space="preserve"> over eco-evolutionary time (Fig. 4A-B). The benefits of an increased peak biomass are two-fold: it increases the probability of transmission when an infected host contacts a susceptible host and it increases the size of the initial parasite biomass upon transmission, which helps to slow clearance and facilitates reaching high peak biomass</w:t>
-      </w:r>
-      <w:proofErr w:type="gramStart"/>
-      <w:r>
-        <w:rPr>
-          <w:rFonts w:eastAsiaTheme="minorEastAsia"/>
-        </w:rPr>
-        <w:t xml:space="preserve">.  </w:t>
-      </w:r>
-      <w:proofErr w:type="gramEnd"/>
-      <w:r>
-        <w:rPr>
-          <w:rFonts w:eastAsiaTheme="minorEastAsia"/>
-        </w:rPr>
-        <w:t>Compared to classic virulence evolution theory (Cressler et al. 2016), our results therefore better capture the eco-evolutionary dynamics of heterogeneous, chronic infections such as exhibited by helminth parasites in natural host populations.</w:t>
+        <w:t>As the probability of recovery increases, the ESS virulence increases rapidly (Fig. 3 and 5A). This does not actually increase the probability of recovery (Fig. 4A) or shorten infection duration (Fig. 4B) because the increased virulence also increases the peak parasite biomass in the host (Fig. 4C), which slows infection clearance but increases the host mortality rate. The reduced recovery rate and increased mortality rate approximately balance one another, causing recovery probability and infection duration to remain roughly constant over eco-evolutionary time (Fig. 4A-B). The benefits of an increased peak biomass are two-fold: it increases the probability of transmission when an infected host contacts a susceptible host and it increases the size of the initial parasite biomass upon transmission, which helps to slow clearance and facilitates reaching high peak biomass.  Compared to classic virulence evolution theory (Cressler et al. 2016), our results therefore better capture the eco-evolutionary dynamics of heterogeneous, chronic infections such as exhibited by helminth parasites in natural host populations.</w:t>
       </w:r>
     </w:p>
     <w:p>
@@ -6223,14 +5637,8 @@
         <w:rPr>
           <w:rFonts w:eastAsiaTheme="minorEastAsia"/>
         </w:rPr>
-        <w:t xml:space="preserve">An important benefit of using an individual-based modeling approach is that it allows us to examine the transient eco-evolutionary dynamics and to compare stochastic replicate simulations to gain insight into how immune variation impacts the speed and variability of </w:t>
-      </w:r>
-      <w:r>
-        <w:rPr>
-          <w:rFonts w:eastAsiaTheme="minorEastAsia"/>
-        </w:rPr>
         <w:lastRenderedPageBreak/>
-        <w:t>eco-evolutionary trajectories (</w:t>
+        <w:t>An important benefit of using an individual-based modeling approach is that it allows us to examine the transient eco-evolutionary dynamics and to compare stochastic replicate simulations to gain insight into how immune variation impacts the speed and variability of eco-evolutionary trajectories (</w:t>
       </w:r>
       <w:proofErr w:type="spellStart"/>
       <w:r>
@@ -6258,21 +5666,7 @@
         <w:rPr>
           <w:rFonts w:eastAsiaTheme="minorEastAsia"/>
         </w:rPr>
-        <w:t xml:space="preserve">, a minimum Th2 of </w:t>
-      </w:r>
-      <w:proofErr w:type="gramStart"/>
-      <w:r>
-        <w:rPr>
-          <w:rFonts w:eastAsiaTheme="minorEastAsia"/>
-        </w:rPr>
-        <w:t>200</w:t>
-      </w:r>
-      <w:proofErr w:type="gramEnd"/>
-      <w:r>
-        <w:rPr>
-          <w:rFonts w:eastAsiaTheme="minorEastAsia"/>
-        </w:rPr>
-        <w:t>; top left panel of Figs. 2 and 3), all the simulations quickly evolve towards low virulence and high infection prevalence. When the immune landscape is highly Th2-biased (</w:t>
+        <w:t>, a minimum Th2 of 200; top left panel of Figs. 2 and 3), all the simulations quickly evolve towards low virulence and high infection prevalence. When the immune landscape is highly Th2-biased (</w:t>
       </w:r>
       <w:r>
         <w:rPr>
@@ -6286,35 +5680,7 @@
         <w:rPr>
           <w:rFonts w:eastAsiaTheme="minorEastAsia"/>
         </w:rPr>
-        <w:t xml:space="preserve">, a minimum Th2 of </w:t>
-      </w:r>
-      <w:proofErr w:type="gramStart"/>
-      <w:r>
-        <w:rPr>
-          <w:rFonts w:eastAsiaTheme="minorEastAsia"/>
-        </w:rPr>
-        <w:t>700</w:t>
-      </w:r>
-      <w:proofErr w:type="gramEnd"/>
-      <w:r>
-        <w:rPr>
-          <w:rFonts w:eastAsiaTheme="minorEastAsia"/>
-        </w:rPr>
-        <w:t xml:space="preserve">; bottom left panel of Figs. 2 and 3), the simulations quickly evolve towards high virulence and low infection prevalence, although there is </w:t>
-      </w:r>
-      <w:proofErr w:type="gramStart"/>
-      <w:r>
-        <w:rPr>
-          <w:rFonts w:eastAsiaTheme="minorEastAsia"/>
-        </w:rPr>
-        <w:t>considerably more</w:t>
-      </w:r>
-      <w:proofErr w:type="gramEnd"/>
-      <w:r>
-        <w:rPr>
-          <w:rFonts w:eastAsiaTheme="minorEastAsia"/>
-        </w:rPr>
-        <w:t xml:space="preserve"> variability than in the Th1-biased case. Conversely, at moderate Th2-bias (</w:t>
+        <w:t>, a minimum Th2 of 700; bottom left panel of Figs. 2 and 3), the simulations quickly evolve towards high virulence and low infection prevalence, although there is considerably more variability than in the Th1-biased case. Conversely, at moderate Th2-bias (</w:t>
       </w:r>
       <w:r>
         <w:rPr>
@@ -6342,63 +5708,7 @@
         <w:rPr>
           <w:rFonts w:eastAsiaTheme="minorEastAsia"/>
         </w:rPr>
-        <w:t xml:space="preserve"> the populations evolve towards low virulence (Fig. S1), by the final timestep in Fig. 3 (timestep </w:t>
-      </w:r>
-      <w:proofErr w:type="gramStart"/>
-      <w:r>
-        <w:rPr>
-          <w:rFonts w:eastAsiaTheme="minorEastAsia"/>
-        </w:rPr>
-        <w:t>700</w:t>
-      </w:r>
-      <w:proofErr w:type="gramEnd"/>
-      <w:r>
-        <w:rPr>
-          <w:rFonts w:eastAsiaTheme="minorEastAsia"/>
-        </w:rPr>
-        <w:t xml:space="preserve">), there are replicates with virulence as high as in the Th2-biased simulations, and replicates with virulence as low as in the Th1-biased simulations. Compare that against the highly biased simulations, which reached </w:t>
-      </w:r>
-      <w:proofErr w:type="gramStart"/>
-      <w:r>
-        <w:rPr>
-          <w:rFonts w:eastAsiaTheme="minorEastAsia"/>
-        </w:rPr>
-        <w:t>relatively stable</w:t>
-      </w:r>
-      <w:proofErr w:type="gramEnd"/>
-      <w:r>
-        <w:rPr>
-          <w:rFonts w:eastAsiaTheme="minorEastAsia"/>
-        </w:rPr>
-        <w:t xml:space="preserve"> virulence and prevalence within the first </w:t>
-      </w:r>
-      <w:proofErr w:type="gramStart"/>
-      <w:r>
-        <w:rPr>
-          <w:rFonts w:eastAsiaTheme="minorEastAsia"/>
-        </w:rPr>
-        <w:t>50</w:t>
-      </w:r>
-      <w:proofErr w:type="gramEnd"/>
-      <w:r>
-        <w:rPr>
-          <w:rFonts w:eastAsiaTheme="minorEastAsia"/>
-        </w:rPr>
-        <w:t xml:space="preserve"> timesteps. This implies that virulence evolution may be very unpredictable in the short- and even medium-term, a nuance that </w:t>
-      </w:r>
-      <w:proofErr w:type="gramStart"/>
-      <w:r>
-        <w:rPr>
-          <w:rFonts w:eastAsiaTheme="minorEastAsia"/>
-        </w:rPr>
-        <w:t>is missed</w:t>
-      </w:r>
-      <w:proofErr w:type="gramEnd"/>
-      <w:r>
-        <w:rPr>
-          <w:rFonts w:eastAsiaTheme="minorEastAsia"/>
-        </w:rPr>
-        <w:t xml:space="preserve"> by simpler equilibrium-based evolutionary analyses like adaptive dynamics.</w:t>
+        <w:t xml:space="preserve"> the populations evolve towards low virulence (Fig. S1), by the final timestep in Fig. 3 (timestep 700), there are replicates with virulence as high as in the Th2-biased simulations, and replicates with virulence as low as in the Th1-biased simulations. Compare that against the highly biased simulations, which reached relatively stable virulence and prevalence within the first 50 timesteps. This implies that virulence evolution may be very unpredictable in the short- and even medium-term, a nuance that is missed by simpler equilibrium-based evolutionary analyses like adaptive dynamics.</w:t>
       </w:r>
     </w:p>
     <w:p>
@@ -6418,35 +5728,7 @@
         <w:rPr>
           <w:rFonts w:eastAsiaTheme="minorEastAsia"/>
         </w:rPr>
-        <w:t xml:space="preserve">The </w:t>
-      </w:r>
-      <w:proofErr w:type="gramStart"/>
-      <w:r>
-        <w:rPr>
-          <w:rFonts w:eastAsiaTheme="minorEastAsia"/>
-        </w:rPr>
-        <w:t>reason why</w:t>
-      </w:r>
-      <w:proofErr w:type="gramEnd"/>
-      <w:r>
-        <w:rPr>
-          <w:rFonts w:eastAsiaTheme="minorEastAsia"/>
-        </w:rPr>
-        <w:t xml:space="preserve"> the eco-evolutionary dynamics are so much slower </w:t>
-      </w:r>
-      <w:proofErr w:type="gramStart"/>
-      <w:r>
-        <w:rPr>
-          <w:rFonts w:eastAsiaTheme="minorEastAsia"/>
-        </w:rPr>
-        <w:t>is revealed</w:t>
-      </w:r>
-      <w:proofErr w:type="gramEnd"/>
-      <w:r>
-        <w:rPr>
-          <w:rFonts w:eastAsiaTheme="minorEastAsia"/>
-        </w:rPr>
-        <w:t xml:space="preserve"> by Fig. 1B, which shows how the outcome of the within-host dynamics depends on the initial Th2-ness of the immune system and the initial parasite biomass. At moderate Th2 bias (</w:t>
+        <w:t>The reason why the eco-evolutionary dynamics are so much slower is revealed by Fig. 1B, which shows how the outcome of the within-host dynamics depends on the initial Th2-ness of the immune system and the initial parasite biomass. At moderate Th2 bias (</w:t>
       </w:r>
       <w:r>
         <w:rPr>
@@ -6460,49 +5742,7 @@
         <w:rPr>
           <w:rFonts w:eastAsiaTheme="minorEastAsia"/>
         </w:rPr>
-        <w:t xml:space="preserve">, a minimum initial Th2 of 550-600), it is clear from Fig. 1B that </w:t>
-      </w:r>
-      <w:proofErr w:type="gramStart"/>
-      <w:r>
-        <w:rPr>
-          <w:rFonts w:eastAsiaTheme="minorEastAsia"/>
-        </w:rPr>
-        <w:t>almost all</w:t>
-      </w:r>
-      <w:proofErr w:type="gramEnd"/>
-      <w:r>
-        <w:rPr>
-          <w:rFonts w:eastAsiaTheme="minorEastAsia"/>
-        </w:rPr>
-        <w:t xml:space="preserve"> infections will </w:t>
-      </w:r>
-      <w:proofErr w:type="gramStart"/>
-      <w:r>
-        <w:rPr>
-          <w:rFonts w:eastAsiaTheme="minorEastAsia"/>
-        </w:rPr>
-        <w:t>be cleared</w:t>
-      </w:r>
-      <w:proofErr w:type="gramEnd"/>
-      <w:r>
-        <w:rPr>
-          <w:rFonts w:eastAsiaTheme="minorEastAsia"/>
-        </w:rPr>
-        <w:t xml:space="preserve"> by the immune response, a fact that creates selection for increased virulence to maximize transmission. However, there are rare occasions where the parasite infects a host that has an initial immune state with </w:t>
-      </w:r>
-      <w:proofErr w:type="gramStart"/>
-      <w:r>
-        <w:rPr>
-          <w:rFonts w:eastAsiaTheme="minorEastAsia"/>
-        </w:rPr>
-        <w:t>a low number</w:t>
-      </w:r>
-      <w:proofErr w:type="gramEnd"/>
-      <w:r>
-        <w:rPr>
-          <w:rFonts w:eastAsiaTheme="minorEastAsia"/>
-        </w:rPr>
-        <w:t xml:space="preserve"> of Th2 cells. These infections are much more likely to become chronic. Notice also that when the initial number of Th2 cells is approximately 550, there is a strong influence of the initial parasite biomass on the infection outcome, with lower initial biomasses being more likely to cause a chronic infection (Fig. 1B). These chronic infections are so valuable to parasite fitness that, over the long term, parasites evolve towards low virulence even though low virulence combined with a high likelihood of encountering a Th2-biased immune response leads to a probability of </w:t>
+        <w:t xml:space="preserve">, a minimum initial Th2 of 550-600), it is clear from Fig. 1B that almost all infections will be cleared by the immune response, a fact that creates selection for increased virulence to maximize transmission. However, there are rare occasions where the parasite infects a host that has an initial immune state with a low number of Th2 cells. These infections are much more likely to become chronic. Notice also that when the initial number of Th2 cells is approximately 550, there is a strong influence of the initial parasite biomass on the infection outcome, with lower initial biomasses being more likely to cause a chronic infection (Fig. 1B). These chronic infections are so valuable to parasite fitness that, over the long term, parasites evolve towards low virulence even though low virulence combined with a high likelihood of encountering a Th2-biased immune response leads to a probability of </w:t>
       </w:r>
       <w:r>
         <w:rPr>
@@ -6534,77 +5774,14 @@
         <w:rPr>
           <w:rFonts w:eastAsiaTheme="minorEastAsia"/>
         </w:rPr>
-        <w:t xml:space="preserve">A comparison of Fig. 1A and B also helps to </w:t>
-      </w:r>
-      <w:proofErr w:type="gramStart"/>
-      <w:r>
-        <w:rPr>
-          <w:rFonts w:eastAsiaTheme="minorEastAsia"/>
-        </w:rPr>
-        <w:t>understood</w:t>
-      </w:r>
-      <w:proofErr w:type="gramEnd"/>
-      <w:r>
-        <w:rPr>
-          <w:rFonts w:eastAsiaTheme="minorEastAsia"/>
-        </w:rPr>
-        <w:t xml:space="preserve"> why an equilibrium that </w:t>
-      </w:r>
-      <w:proofErr w:type="gramStart"/>
-      <w:r>
-        <w:rPr>
-          <w:rFonts w:eastAsiaTheme="minorEastAsia"/>
-        </w:rPr>
-        <w:t>is predicted</w:t>
-      </w:r>
-      <w:proofErr w:type="gramEnd"/>
-      <w:r>
-        <w:rPr>
-          <w:rFonts w:eastAsiaTheme="minorEastAsia"/>
-        </w:rPr>
-        <w:t xml:space="preserve"> by the deterministic model </w:t>
-      </w:r>
-      <w:proofErr w:type="gramStart"/>
-      <w:r>
-        <w:rPr>
-          <w:rFonts w:eastAsiaTheme="minorEastAsia"/>
-        </w:rPr>
-        <w:t>is never observed</w:t>
-      </w:r>
-      <w:proofErr w:type="gramEnd"/>
-      <w:r>
-        <w:rPr>
-          <w:rFonts w:eastAsiaTheme="minorEastAsia"/>
-        </w:rPr>
-        <w:t xml:space="preserve"> in nature. Specifically, both Fig. 1A and Cressler et al. (2024) suggested that one </w:t>
-      </w:r>
-      <w:proofErr w:type="gramStart"/>
-      <w:r>
-        <w:rPr>
-          <w:rFonts w:eastAsiaTheme="minorEastAsia"/>
-        </w:rPr>
-        <w:t>possible outcome</w:t>
-      </w:r>
-      <w:proofErr w:type="gramEnd"/>
-      <w:r>
-        <w:rPr>
-          <w:rFonts w:eastAsiaTheme="minorEastAsia"/>
-        </w:rPr>
-        <w:t xml:space="preserve"> of infection is a high Th1 response, a high Th2 response, and a low (but non-zero) parasite biomass. This outcome </w:t>
-      </w:r>
-      <w:proofErr w:type="gramStart"/>
-      <w:r>
-        <w:rPr>
-          <w:rFonts w:eastAsiaTheme="minorEastAsia"/>
-        </w:rPr>
-        <w:t>is not observed</w:t>
-      </w:r>
-      <w:proofErr w:type="gramEnd"/>
-      <w:r>
-        <w:rPr>
-          <w:rFonts w:eastAsiaTheme="minorEastAsia"/>
-        </w:rPr>
-        <w:t xml:space="preserve"> experimentally, but Fig. 1B suggests that adding demographic stochasticity is sufficient to cause that equilibrium to disappear. That is, within-host trajectories that start in the gray region of Fig. 1A will stochastically “walk” into the basin of attraction for either the Th1-polarized equilibrium (red) or the Th2-polarized equilibrium (blue), leading to the probabilistic outcomes observed in Fig. 1B (compare the gray region of Fig. 1A to the gradient color region of Fig. 1B).</w:t>
+        <w:t xml:space="preserve">A comparison of Fig. 1A and B also helps to understood why an equilibrium that is predicted by the deterministic model is never observed in nature. Specifically, both Fig. 1A and Cressler et al. (2024) suggested that one possible outcome of infection is a high Th1 response, a high Th2 response, and a low (but non-zero) parasite biomass. This outcome is not observed experimentally, but Fig. 1B suggests that adding demographic stochasticity is sufficient to cause that equilibrium to disappear. That is, within-host trajectories that start in the gray region of Fig. 1A will stochastically “walk” into the basin of attraction for either the Th1-polarized equilibrium (red) or the Th2-polarized equilibrium (blue), leading to the </w:t>
+      </w:r>
+      <w:r>
+        <w:rPr>
+          <w:rFonts w:eastAsiaTheme="minorEastAsia"/>
+        </w:rPr>
+        <w:lastRenderedPageBreak/>
+        <w:t>probabilistic outcomes observed in Fig. 1B (compare the gray region of Fig. 1A to the gradient color region of Fig. 1B).</w:t>
       </w:r>
     </w:p>
     <w:p>
@@ -6624,78 +5801,21 @@
         <w:rPr>
           <w:rFonts w:eastAsiaTheme="minorEastAsia"/>
         </w:rPr>
-        <w:lastRenderedPageBreak/>
-        <w:t xml:space="preserve">Although considerable insight can </w:t>
+        <w:t xml:space="preserve">Although considerable insight can be gained from these results, we have made </w:t>
       </w:r>
       <w:proofErr w:type="gramStart"/>
       <w:r>
         <w:rPr>
           <w:rFonts w:eastAsiaTheme="minorEastAsia"/>
         </w:rPr>
-        <w:t>be gained</w:t>
+        <w:t>a number of</w:t>
       </w:r>
       <w:proofErr w:type="gramEnd"/>
       <w:r>
         <w:rPr>
           <w:rFonts w:eastAsiaTheme="minorEastAsia"/>
         </w:rPr>
-        <w:t xml:space="preserve"> from these results, we have made </w:t>
-      </w:r>
-      <w:proofErr w:type="gramStart"/>
-      <w:r>
-        <w:rPr>
-          <w:rFonts w:eastAsiaTheme="minorEastAsia"/>
-        </w:rPr>
-        <w:t>a number of</w:t>
-      </w:r>
-      <w:proofErr w:type="gramEnd"/>
-      <w:r>
-        <w:rPr>
-          <w:rFonts w:eastAsiaTheme="minorEastAsia"/>
-        </w:rPr>
-        <w:t xml:space="preserve"> simplifying assumptions that could </w:t>
-      </w:r>
-      <w:proofErr w:type="gramStart"/>
-      <w:r>
-        <w:rPr>
-          <w:rFonts w:eastAsiaTheme="minorEastAsia"/>
-        </w:rPr>
-        <w:t>be relaxed</w:t>
-      </w:r>
-      <w:proofErr w:type="gramEnd"/>
-      <w:r>
-        <w:rPr>
-          <w:rFonts w:eastAsiaTheme="minorEastAsia"/>
-        </w:rPr>
-        <w:t xml:space="preserve"> in future studies. First, we </w:t>
-      </w:r>
-      <w:proofErr w:type="gramStart"/>
-      <w:r>
-        <w:rPr>
-          <w:rFonts w:eastAsiaTheme="minorEastAsia"/>
-        </w:rPr>
-        <w:t>have assumed</w:t>
-      </w:r>
-      <w:proofErr w:type="gramEnd"/>
-      <w:r>
-        <w:rPr>
-          <w:rFonts w:eastAsiaTheme="minorEastAsia"/>
-        </w:rPr>
-        <w:t xml:space="preserve"> that the host immune state upon infection </w:t>
-      </w:r>
-      <w:proofErr w:type="gramStart"/>
-      <w:r>
-        <w:rPr>
-          <w:rFonts w:eastAsiaTheme="minorEastAsia"/>
-        </w:rPr>
-        <w:t>is drawn</w:t>
-      </w:r>
-      <w:proofErr w:type="gramEnd"/>
-      <w:r>
-        <w:rPr>
-          <w:rFonts w:eastAsiaTheme="minorEastAsia"/>
-        </w:rPr>
-        <w:t xml:space="preserve"> randomly from a fixed distribution. This assumption was meant to reflect the fact that every individual has a unique set of immune challenges, so that it is hard to predict the immune state for any individual. A more realistic assumption would be to extend the within-host model to include the action of regulatory T-cells (which might dampen both Th1 and Th2 responses; McGuirk &amp; Mills 2002), which would both allow for another axis of manipulation for parasites (Maizels et al. 2018) and would allow for more explicit modeling of within-host immunity in recovered individuals. This would allow, for example, for an individual’s probability of reinfection to depend on how long it has been since their last infection; an individual who recently recovered from infection would still have a Th2-biased immune response, making it less likely for them to be infected. </w:t>
+        <w:t xml:space="preserve"> simplifying assumptions that could be relaxed in future studies. First, we have assumed that the host immune state upon infection is drawn randomly from a fixed distribution. This assumption was meant to reflect the fact that every individual has a unique set of immune challenges, so that it is hard to predict the immune state for any individual. A more realistic assumption would be to extend the within-host model to include the action of regulatory T-cells (which might dampen both Th1 and Th2 responses; McGuirk &amp; Mills 2002), which would both allow for another axis of manipulation for parasites (Maizels et al. 2018) and would allow for more explicit modeling of within-host immunity in recovered individuals. This would allow, for example, for an individual’s probability of reinfection to depend on how long it has been since their last infection; an individual who recently recovered from infection would still have a Th2-biased immune response, making it less likely for them to be infected. </w:t>
       </w:r>
     </w:p>
     <w:p>
@@ -6715,21 +5835,7 @@
         <w:rPr>
           <w:rFonts w:eastAsiaTheme="minorEastAsia"/>
         </w:rPr>
-        <w:t xml:space="preserve">Second, we have assumed that the size of the immune system </w:t>
-      </w:r>
-      <w:proofErr w:type="gramStart"/>
-      <w:r>
-        <w:rPr>
-          <w:rFonts w:eastAsiaTheme="minorEastAsia"/>
-        </w:rPr>
-        <w:t>is fixed</w:t>
-      </w:r>
-      <w:proofErr w:type="gramEnd"/>
-      <w:r>
-        <w:rPr>
-          <w:rFonts w:eastAsiaTheme="minorEastAsia"/>
-        </w:rPr>
-        <w:t xml:space="preserve"> across all individuals, so that all that varies among them is the fraction of immune cells that are Th1- versus Th2-biased. Cressler et al. (2024) showed that the total number of T-cells also affects the number of within-host equilibria and the likelihood of approaching each (see Fig. 2 of that paper). In general, in that study, reducing the number of T-cells made the immune system less reactive, allowing parasites to establish without provoking a strong immune response, an outcome we did not observe here. Thus, allowing the number of T-cells to vary among individuals might capture aspects of immune reactivity as well as immune bias that could influence the evolution of parasite traits.</w:t>
+        <w:t>Second, we have assumed that the size of the immune system is fixed across all individuals, so that all that varies among them is the fraction of immune cells that are Th1- versus Th2-biased. Cressler et al. (2024) showed that the total number of T-cells also affects the number of within-host equilibria and the likelihood of approaching each (see Fig. 2 of that paper). In general, in that study, reducing the number of T-cells made the immune system less reactive, allowing parasites to establish without provoking a strong immune response, an outcome we did not observe here. Thus, allowing the number of T-cells to vary among individuals might capture aspects of immune reactivity as well as immune bias that could influence the evolution of parasite traits.</w:t>
       </w:r>
     </w:p>
     <w:p>
@@ -6763,77 +5869,7 @@
         <w:rPr>
           <w:rFonts w:eastAsiaTheme="minorEastAsia"/>
         </w:rPr>
-        <w:t xml:space="preserve"> infection that </w:t>
-      </w:r>
-      <w:proofErr w:type="gramStart"/>
-      <w:r>
-        <w:rPr>
-          <w:rFonts w:eastAsiaTheme="minorEastAsia"/>
-        </w:rPr>
-        <w:t>is cleared</w:t>
-      </w:r>
-      <w:proofErr w:type="gramEnd"/>
-      <w:r>
-        <w:rPr>
-          <w:rFonts w:eastAsiaTheme="minorEastAsia"/>
-        </w:rPr>
-        <w:t xml:space="preserve"> by a Th2 response, the model </w:t>
-      </w:r>
-      <w:proofErr w:type="gramStart"/>
-      <w:r>
-        <w:rPr>
-          <w:rFonts w:eastAsiaTheme="minorEastAsia"/>
-        </w:rPr>
-        <w:t>is readily applied</w:t>
-      </w:r>
-      <w:proofErr w:type="gramEnd"/>
-      <w:r>
-        <w:rPr>
-          <w:rFonts w:eastAsiaTheme="minorEastAsia"/>
-        </w:rPr>
-        <w:t xml:space="preserve"> to microparasitic infections. All that would </w:t>
-      </w:r>
-      <w:proofErr w:type="gramStart"/>
-      <w:r>
-        <w:rPr>
-          <w:rFonts w:eastAsiaTheme="minorEastAsia"/>
-        </w:rPr>
-        <w:t>be changed</w:t>
-      </w:r>
-      <w:proofErr w:type="gramEnd"/>
-      <w:r>
-        <w:rPr>
-          <w:rFonts w:eastAsiaTheme="minorEastAsia"/>
-        </w:rPr>
-        <w:t xml:space="preserve"> is which immune response </w:t>
-      </w:r>
-      <w:proofErr w:type="gramStart"/>
-      <w:r>
-        <w:rPr>
-          <w:rFonts w:eastAsiaTheme="minorEastAsia"/>
-        </w:rPr>
-        <w:t>is more strongly provoked</w:t>
-      </w:r>
-      <w:proofErr w:type="gramEnd"/>
-      <w:r>
-        <w:rPr>
-          <w:rFonts w:eastAsiaTheme="minorEastAsia"/>
-        </w:rPr>
-        <w:t xml:space="preserve"> by the pathogen and a reconceptualization from parasite biomass to pathogen load (e.g., viremia, bacteremia). Otherwise, all the mechanistic immunological detail included in the within-host model applies to pathogenic infections just as well as it applies to parasitic infections (Yates et al. </w:t>
-      </w:r>
-      <w:proofErr w:type="gramStart"/>
-      <w:r>
-        <w:rPr>
-          <w:rFonts w:eastAsiaTheme="minorEastAsia"/>
-        </w:rPr>
-        <w:t>2000</w:t>
-      </w:r>
-      <w:proofErr w:type="gramEnd"/>
-      <w:r>
-        <w:rPr>
-          <w:rFonts w:eastAsiaTheme="minorEastAsia"/>
-        </w:rPr>
-        <w:t>; van den Ham &amp; de Boer 2008; Schrom et al. 2020; Cressler et al. 2024).</w:t>
+        <w:t xml:space="preserve"> infection that is cleared by a Th2 response, the model is readily applied to microparasitic infections. All that would be changed is which immune response is more strongly provoked by the pathogen and a reconceptualization from parasite biomass to pathogen load (e.g., viremia, bacteremia). Otherwise, all the mechanistic immunological detail included in the within-host model applies to pathogenic infections just as well as it applies to parasitic infections (Yates et al. 2000; van den Ham &amp; de Boer 2008; Schrom et al. 2020; Cressler et al. 2024).</w:t>
       </w:r>
     </w:p>
     <w:p>
@@ -6853,63 +5889,28 @@
         <w:rPr>
           <w:rFonts w:eastAsiaTheme="minorEastAsia"/>
         </w:rPr>
-        <w:t xml:space="preserve">Here we show that incorporating a mechanistic within-host model into an epidemiological model allows for a rich set of eco-evolutionary outcomes, even when all the parameters of both models </w:t>
+        <w:t xml:space="preserve">Here we show that incorporating a mechanistic within-host model into an epidemiological model allows for a rich set of eco-evolutionary outcomes, even when all the parameters of both models are fixed. This reveals that the immunological landscape—the variability in immune states both within hosts over the course of infection and across hosts in the population — can drastically alter the trajectory of virulence evolution and infection prevalence. This has important implications for predicting how parasites will evolve. </w:t>
       </w:r>
       <w:proofErr w:type="gramStart"/>
       <w:r>
         <w:rPr>
           <w:rFonts w:eastAsiaTheme="minorEastAsia"/>
         </w:rPr>
-        <w:t>are fixed</w:t>
+        <w:t>In particular, we</w:t>
       </w:r>
       <w:proofErr w:type="gramEnd"/>
       <w:r>
         <w:rPr>
           <w:rFonts w:eastAsiaTheme="minorEastAsia"/>
         </w:rPr>
-        <w:t xml:space="preserve">. This reveals that the immunological landscape—the variability in immune states both within hosts over the course of infection and across hosts in the population — can drastically alter the trajectory of virulence evolution and infection prevalence. This has important implications for predicting how parasites will evolve. </w:t>
-      </w:r>
-      <w:proofErr w:type="gramStart"/>
-      <w:r>
-        <w:rPr>
-          <w:rFonts w:eastAsiaTheme="minorEastAsia"/>
-        </w:rPr>
-        <w:t>In particular, we</w:t>
-      </w:r>
-      <w:proofErr w:type="gramEnd"/>
-      <w:r>
-        <w:rPr>
-          <w:rFonts w:eastAsiaTheme="minorEastAsia"/>
-        </w:rPr>
-        <w:t xml:space="preserve"> have shown that, if there is even a small chance that an infection can become chronic, parasites evolve to low virulence. This may help explain why parasitic infections, such as gastrointestinal helminths, </w:t>
-      </w:r>
-      <w:proofErr w:type="gramStart"/>
-      <w:r>
-        <w:rPr>
-          <w:rFonts w:eastAsiaTheme="minorEastAsia"/>
-        </w:rPr>
-        <w:t>that</w:t>
-      </w:r>
-      <w:proofErr w:type="gramEnd"/>
-      <w:r>
-        <w:rPr>
-          <w:rFonts w:eastAsiaTheme="minorEastAsia"/>
-        </w:rPr>
-        <w:t xml:space="preserve"> can become chronic tend to have </w:t>
-      </w:r>
-      <w:proofErr w:type="gramStart"/>
-      <w:r>
-        <w:rPr>
-          <w:rFonts w:eastAsiaTheme="minorEastAsia"/>
-        </w:rPr>
-        <w:t>very low</w:t>
-      </w:r>
-      <w:proofErr w:type="gramEnd"/>
-      <w:r>
-        <w:rPr>
-          <w:rFonts w:eastAsiaTheme="minorEastAsia"/>
-        </w:rPr>
-        <w:t xml:space="preserve"> virulence and high prevalence, whereas pathogenic infections that are always acute tend to have high virulence and low prevalence. </w:t>
+        <w:t xml:space="preserve"> have shown that, if there is even a small chance that an infection can become chronic, parasites evolve to low virulence. This may help explain why parasitic infections, such as gastrointestinal helminths, that can become chronic tend to have very </w:t>
+      </w:r>
+      <w:r>
+        <w:rPr>
+          <w:rFonts w:eastAsiaTheme="minorEastAsia"/>
+        </w:rPr>
+        <w:lastRenderedPageBreak/>
+        <w:t xml:space="preserve">low virulence and high prevalence, whereas pathogenic infections that are always acute tend to have high virulence and low prevalence. </w:t>
       </w:r>
     </w:p>
     <w:p/>
@@ -6925,7 +5926,7 @@
           <w:noProof/>
         </w:rPr>
         <w:drawing>
-          <wp:inline distT="0" distB="0" distL="0" distR="0" wp14:anchorId="5F28DE9F" wp14:editId="329FE0E6">
+          <wp:inline distT="0" distB="0" distL="0" distR="0" wp14:anchorId="5F28DE9F" wp14:editId="7D862DF0">
             <wp:extent cx="4572009" cy="6400813"/>
             <wp:effectExtent l="0" t="0" r="0" b="0"/>
             <wp:docPr id="1108292768" name="Picture 3" descr="A red and blue graph&#10;&#10;Description automatically generated"/>
@@ -6969,6 +5970,7 @@
     </w:p>
     <w:p>
       <w:r>
+        <w:lastRenderedPageBreak/>
         <w:t xml:space="preserve">Figure 1. Outcomes of the deterministic (A) and stochastic (B) version of the within-host model as the initial number of Th2 cells and the initial parasite biomass vary. For the parameter values in Table 1, the deterministic model has three </w:t>
       </w:r>
       <w:proofErr w:type="spellStart"/>
@@ -6977,19 +5979,7 @@
       </w:r>
       <w:proofErr w:type="spellEnd"/>
       <w:r>
-        <w:t xml:space="preserve"> equilibria </w:t>
-      </w:r>
-      <w:r>
-        <w:lastRenderedPageBreak/>
-        <w:t xml:space="preserve">representing a Th1-biased immune response and a chronic, high biomass parasite (red); a Th2-biased immune response and zero parasite biomass (blue); and an immune response with high Th1 and high Th2 and a low, but non-zero, parasite biomass (grey). In the stochastic model, this last equilibrium </w:t>
-      </w:r>
-      <w:proofErr w:type="gramStart"/>
-      <w:r>
-        <w:t>is not observed</w:t>
-      </w:r>
-      <w:proofErr w:type="gramEnd"/>
-      <w:r>
-        <w:t xml:space="preserve"> and instead the probability of reaching the Th1-biased or Th2-biased equilibrium depends on the initial conditions.</w:t>
+        <w:t xml:space="preserve"> equilibria representing a Th1-biased immune response and a chronic, high biomass parasite (red); a Th2-biased immune response and zero parasite biomass (blue); and an immune response with high Th1 and high Th2 and a low, but non-zero, parasite biomass (grey). In the stochastic model, this last equilibrium is not observed and instead the probability of reaching the Th1-biased or Th2-biased equilibrium depends on the initial conditions.</w:t>
       </w:r>
     </w:p>
     <w:p>
@@ -7106,7 +6096,23 @@
     </w:p>
     <w:p>
       <w:r>
-        <w:t xml:space="preserve">Figure 3. Eco-evolutionary equilibrium prevalence as the minimum number of Th2 cells upon infection varies. The right panel shows that virulence is low in Th1-biased </w:t>
+        <w:t xml:space="preserve">Figure 3. Eco-evolutionary equilibrium prevalence as the minimum number of Th2 cells upon infection varies. The right panel shows that </w:t>
+      </w:r>
+      <w:ins w:id="14" w:author="Clay Cressler [2]" w:date="2026-09-14T15:14:00Z" w16du:dateUtc="2026-09-14T20:14:00Z">
+        <w:r>
+          <w:t xml:space="preserve">evolved </w:t>
+        </w:r>
+      </w:ins>
+      <w:r>
+        <w:t xml:space="preserve">virulence </w:t>
+      </w:r>
+      <w:ins w:id="15" w:author="Clay Cressler [2]" w:date="2026-09-14T15:14:00Z" w16du:dateUtc="2026-09-14T20:14:00Z">
+        <w:r>
+          <w:t xml:space="preserve">after 700 timesteps </w:t>
+        </w:r>
+      </w:ins>
+      <w:r>
+        <w:t xml:space="preserve">is low in Th1-biased </w:t>
       </w:r>
       <w:proofErr w:type="gramStart"/>
       <w:r>
@@ -7172,31 +6178,7 @@
     </w:p>
     <w:p>
       <w:r>
-        <w:t xml:space="preserve">Figure 4. Components of parasite fitness as the immune landscape </w:t>
-      </w:r>
-      <w:proofErr w:type="gramStart"/>
-      <w:r>
-        <w:t>shifts</w:t>
-      </w:r>
-      <w:proofErr w:type="gramEnd"/>
-      <w:r>
-        <w:t xml:space="preserve"> from Th1-biased (red lines; low minimum Th2 cells) to Th2-biased (blue lines; high minimum Th2 cells), for infections starting at </w:t>
-      </w:r>
-      <w:proofErr w:type="gramStart"/>
-      <w:r>
-        <w:t>different times</w:t>
-      </w:r>
-      <w:proofErr w:type="gramEnd"/>
-      <w:r>
-        <w:t xml:space="preserve">. This shows how parasite virulence evolution </w:t>
-      </w:r>
-      <w:proofErr w:type="gramStart"/>
-      <w:r>
-        <w:t>is affecting</w:t>
-      </w:r>
-      <w:proofErr w:type="gramEnd"/>
-      <w:r>
-        <w:t xml:space="preserve"> the different components of parasite fitness (</w:t>
+        <w:t>Figure 4. Components of parasite fitness as the immune landscape shifts from Th1-biased (red lines; low minimum Th2 cells) to Th2-biased (blue lines; high minimum Th2 cells), for infections starting at different times. This shows how parasite virulence evolution is affecting the different components of parasite fitness (</w:t>
       </w:r>
       <w:r>
         <w:t>recovery</w:t>
@@ -7258,15 +6240,7 @@
     <w:p/>
     <w:p>
       <w:r>
-        <w:t xml:space="preserve">Figure 5. </w:t>
-      </w:r>
-      <w:proofErr w:type="gramStart"/>
-      <w:r>
-        <w:t>Evolutionarily</w:t>
-      </w:r>
-      <w:proofErr w:type="gramEnd"/>
-      <w:r>
-        <w:t xml:space="preserve"> stable virulence strategies for epidemiological model (3). (A) Evolutionary stable virulence as the probability of recovery, </w:t>
+        <w:t xml:space="preserve">Figure 5. Evolutionarily stable virulence strategies for epidemiological model (3). (A) Evolutionary stable virulence as the probability of recovery, </w:t>
       </w:r>
       <m:oMath>
         <m:r>
@@ -7291,21 +6265,7 @@
         <w:rPr>
           <w:rFonts w:eastAsiaTheme="minorEastAsia"/>
         </w:rPr>
-        <w:t xml:space="preserve">. (B) Evolutionarily stable virulence as the recovery rate increases when the probability of recovery </w:t>
-      </w:r>
-      <w:proofErr w:type="gramStart"/>
-      <w:r>
-        <w:rPr>
-          <w:rFonts w:eastAsiaTheme="minorEastAsia"/>
-        </w:rPr>
-        <w:t>is fixed</w:t>
-      </w:r>
-      <w:proofErr w:type="gramEnd"/>
-      <w:r>
-        <w:rPr>
-          <w:rFonts w:eastAsiaTheme="minorEastAsia"/>
-        </w:rPr>
-        <w:t xml:space="preserve"> at </w:t>
+        <w:t xml:space="preserve">. (B) Evolutionarily stable virulence as the recovery rate increases when the probability of recovery is fixed at </w:t>
       </w:r>
       <m:oMath>
         <m:r>
@@ -9285,16 +8245,6 @@
           <w:shd w:val="clear" w:color="auto" w:fill="FFFFFF"/>
         </w:rPr>
       </w:pPr>
-      <w:r>
-        <w:rPr>
-          <w:rFonts w:ascii="Arial" w:hAnsi="Arial" w:cs="Arial"/>
-          <w:color w:val="222222"/>
-          <w:sz w:val="20"/>
-          <w:szCs w:val="20"/>
-          <w:shd w:val="clear" w:color="auto" w:fill="FFFFFF"/>
-        </w:rPr>
-        <w:t xml:space="preserve">Benos, E. J., &amp; </w:t>
-      </w:r>
       <w:proofErr w:type="spellStart"/>
       <w:r>
         <w:rPr>
@@ -9303,6 +8253,58 @@
           <w:sz w:val="20"/>
           <w:szCs w:val="20"/>
           <w:shd w:val="clear" w:color="auto" w:fill="FFFFFF"/>
+          <w:lang w:val="es-US"/>
+          <w:rPrChange w:id="16" w:author="Clay Cressler [2]" w:date="2026-09-14T15:01:00Z" w16du:dateUtc="2026-09-14T20:01:00Z">
+            <w:rPr>
+              <w:rFonts w:ascii="Arial" w:hAnsi="Arial" w:cs="Arial"/>
+              <w:color w:val="222222"/>
+              <w:sz w:val="20"/>
+              <w:szCs w:val="20"/>
+              <w:shd w:val="clear" w:color="auto" w:fill="FFFFFF"/>
+            </w:rPr>
+          </w:rPrChange>
+        </w:rPr>
+        <w:t>Benos</w:t>
+      </w:r>
+      <w:proofErr w:type="spellEnd"/>
+      <w:r>
+        <w:rPr>
+          <w:rFonts w:ascii="Arial" w:hAnsi="Arial" w:cs="Arial"/>
+          <w:color w:val="222222"/>
+          <w:sz w:val="20"/>
+          <w:szCs w:val="20"/>
+          <w:shd w:val="clear" w:color="auto" w:fill="FFFFFF"/>
+          <w:lang w:val="es-US"/>
+          <w:rPrChange w:id="17" w:author="Clay Cressler [2]" w:date="2026-09-14T15:01:00Z" w16du:dateUtc="2026-09-14T20:01:00Z">
+            <w:rPr>
+              <w:rFonts w:ascii="Arial" w:hAnsi="Arial" w:cs="Arial"/>
+              <w:color w:val="222222"/>
+              <w:sz w:val="20"/>
+              <w:szCs w:val="20"/>
+              <w:shd w:val="clear" w:color="auto" w:fill="FFFFFF"/>
+            </w:rPr>
+          </w:rPrChange>
+        </w:rPr>
+        <w:t xml:space="preserve">, E. J., &amp; </w:t>
+      </w:r>
+      <w:proofErr w:type="spellStart"/>
+      <w:r>
+        <w:rPr>
+          <w:rFonts w:ascii="Arial" w:hAnsi="Arial" w:cs="Arial"/>
+          <w:color w:val="222222"/>
+          <w:sz w:val="20"/>
+          <w:szCs w:val="20"/>
+          <w:shd w:val="clear" w:color="auto" w:fill="FFFFFF"/>
+          <w:lang w:val="es-US"/>
+          <w:rPrChange w:id="18" w:author="Clay Cressler [2]" w:date="2026-09-14T15:01:00Z" w16du:dateUtc="2026-09-14T20:01:00Z">
+            <w:rPr>
+              <w:rFonts w:ascii="Arial" w:hAnsi="Arial" w:cs="Arial"/>
+              <w:color w:val="222222"/>
+              <w:sz w:val="20"/>
+              <w:szCs w:val="20"/>
+              <w:shd w:val="clear" w:color="auto" w:fill="FFFFFF"/>
+            </w:rPr>
+          </w:rPrChange>
         </w:rPr>
         <w:t>Mutapi</w:t>
       </w:r>
@@ -9314,6 +8316,16 @@
           <w:sz w:val="20"/>
           <w:szCs w:val="20"/>
           <w:shd w:val="clear" w:color="auto" w:fill="FFFFFF"/>
+          <w:lang w:val="es-US"/>
+          <w:rPrChange w:id="19" w:author="Clay Cressler [2]" w:date="2026-09-14T15:01:00Z" w16du:dateUtc="2026-09-14T20:01:00Z">
+            <w:rPr>
+              <w:rFonts w:ascii="Arial" w:hAnsi="Arial" w:cs="Arial"/>
+              <w:color w:val="222222"/>
+              <w:sz w:val="20"/>
+              <w:szCs w:val="20"/>
+              <w:shd w:val="clear" w:color="auto" w:fill="FFFFFF"/>
+            </w:rPr>
+          </w:rPrChange>
         </w:rPr>
         <w:t xml:space="preserve">, F. (2026). </w:t>
       </w:r>
@@ -9325,29 +8337,7 @@
           <w:szCs w:val="20"/>
           <w:shd w:val="clear" w:color="auto" w:fill="FFFFFF"/>
         </w:rPr>
-        <w:t xml:space="preserve">The human </w:t>
-      </w:r>
-      <w:proofErr w:type="gramStart"/>
-      <w:r>
-        <w:rPr>
-          <w:rFonts w:ascii="Arial" w:hAnsi="Arial" w:cs="Arial"/>
-          <w:color w:val="222222"/>
-          <w:sz w:val="20"/>
-          <w:szCs w:val="20"/>
-          <w:shd w:val="clear" w:color="auto" w:fill="FFFFFF"/>
-        </w:rPr>
-        <w:t>immunome</w:t>
-      </w:r>
-      <w:proofErr w:type="gramEnd"/>
-      <w:r>
-        <w:rPr>
-          <w:rFonts w:ascii="Arial" w:hAnsi="Arial" w:cs="Arial"/>
-          <w:color w:val="222222"/>
-          <w:sz w:val="20"/>
-          <w:szCs w:val="20"/>
-          <w:shd w:val="clear" w:color="auto" w:fill="FFFFFF"/>
-        </w:rPr>
-        <w:t xml:space="preserve"> in the post-schistosomiasis mass drug administration era. </w:t>
+        <w:t xml:space="preserve">The human immunome in the post-schistosomiasis mass drug administration era. </w:t>
       </w:r>
       <w:proofErr w:type="spellStart"/>
       <w:r>
@@ -9439,29 +8429,7 @@
           <w:szCs w:val="20"/>
           <w:shd w:val="clear" w:color="auto" w:fill="FFFFFF"/>
         </w:rPr>
-        <w:t xml:space="preserve">Bourke, C. D., Berkley, J. A., &amp; Prendergast, A. J. (2016). Immune dysfunction </w:t>
-      </w:r>
-      <w:proofErr w:type="gramStart"/>
-      <w:r>
-        <w:rPr>
-          <w:rFonts w:ascii="Arial" w:hAnsi="Arial" w:cs="Arial"/>
-          <w:color w:val="222222"/>
-          <w:sz w:val="20"/>
-          <w:szCs w:val="20"/>
-          <w:shd w:val="clear" w:color="auto" w:fill="FFFFFF"/>
-        </w:rPr>
-        <w:t>as</w:t>
-      </w:r>
-      <w:proofErr w:type="gramEnd"/>
-      <w:r>
-        <w:rPr>
-          <w:rFonts w:ascii="Arial" w:hAnsi="Arial" w:cs="Arial"/>
-          <w:color w:val="222222"/>
-          <w:sz w:val="20"/>
-          <w:szCs w:val="20"/>
-          <w:shd w:val="clear" w:color="auto" w:fill="FFFFFF"/>
-        </w:rPr>
-        <w:t xml:space="preserve"> a cause and consequence of malnutrition. </w:t>
+        <w:t xml:space="preserve">Bourke, C. D., Berkley, J. A., &amp; Prendergast, A. J. (2016). Immune dysfunction as a cause and consequence of malnutrition. </w:t>
       </w:r>
       <w:r>
         <w:rPr>
@@ -10093,29 +9061,7 @@
           <w:szCs w:val="20"/>
           <w:shd w:val="clear" w:color="auto" w:fill="FFFFFF"/>
         </w:rPr>
-        <w:t xml:space="preserve">, G., &amp; Metz, J. A. J. (1998). </w:t>
-      </w:r>
-      <w:proofErr w:type="gramStart"/>
-      <w:r>
-        <w:rPr>
-          <w:rFonts w:ascii="Arial" w:hAnsi="Arial" w:cs="Arial"/>
-          <w:color w:val="222222"/>
-          <w:sz w:val="20"/>
-          <w:szCs w:val="20"/>
-          <w:shd w:val="clear" w:color="auto" w:fill="FFFFFF"/>
-        </w:rPr>
-        <w:t>Evolutionarily singular</w:t>
-      </w:r>
-      <w:proofErr w:type="gramEnd"/>
-      <w:r>
-        <w:rPr>
-          <w:rFonts w:ascii="Arial" w:hAnsi="Arial" w:cs="Arial"/>
-          <w:color w:val="222222"/>
-          <w:sz w:val="20"/>
-          <w:szCs w:val="20"/>
-          <w:shd w:val="clear" w:color="auto" w:fill="FFFFFF"/>
-        </w:rPr>
-        <w:t xml:space="preserve"> strategies and the adaptive growth and branching of the evolutionary tree. </w:t>
+        <w:t xml:space="preserve">, G., &amp; Metz, J. A. J. (1998). Evolutionarily singular strategies and the adaptive growth and branching of the evolutionary tree. </w:t>
       </w:r>
       <w:r>
         <w:rPr>
@@ -10797,7 +9743,7 @@
           <w:shd w:val="clear" w:color="auto" w:fill="FFFFFF"/>
           <w:lang w:val="es-US"/>
         </w:rPr>
-        <w:t>Sanchez</w:t>
+        <w:t>Sanchez-Menendez</w:t>
       </w:r>
       <w:proofErr w:type="spellEnd"/>
       <w:r>
@@ -10809,7 +9755,7 @@
           <w:shd w:val="clear" w:color="auto" w:fill="FFFFFF"/>
           <w:lang w:val="es-US"/>
         </w:rPr>
-        <w:t xml:space="preserve">-Menendez, C., De La Calle-Jiménez, O., Mateos, E., </w:t>
+        <w:t xml:space="preserve">, C., De La Calle-Jiménez, O., Mateos, E., </w:t>
       </w:r>
       <w:proofErr w:type="spellStart"/>
       <w:r>
@@ -11125,29 +10071,7 @@
           <w:szCs w:val="20"/>
           <w:shd w:val="clear" w:color="auto" w:fill="FFFFFF"/>
         </w:rPr>
-        <w:t>Yates, A., Bergmann, C., Van Hemmen, J. L., Stark, J., &amp; Callard, R. (</w:t>
-      </w:r>
-      <w:proofErr w:type="gramStart"/>
-      <w:r>
-        <w:rPr>
-          <w:rFonts w:ascii="Arial" w:hAnsi="Arial" w:cs="Arial"/>
-          <w:color w:val="222222"/>
-          <w:sz w:val="20"/>
-          <w:szCs w:val="20"/>
-          <w:shd w:val="clear" w:color="auto" w:fill="FFFFFF"/>
-        </w:rPr>
-        <w:t>2000</w:t>
-      </w:r>
-      <w:proofErr w:type="gramEnd"/>
-      <w:r>
-        <w:rPr>
-          <w:rFonts w:ascii="Arial" w:hAnsi="Arial" w:cs="Arial"/>
-          <w:color w:val="222222"/>
-          <w:sz w:val="20"/>
-          <w:szCs w:val="20"/>
-          <w:shd w:val="clear" w:color="auto" w:fill="FFFFFF"/>
-        </w:rPr>
-        <w:t xml:space="preserve">). Cytokine-modulated regulation of helper T cell populations. </w:t>
+        <w:t xml:space="preserve">Yates, A., Bergmann, C., Van Hemmen, J. L., Stark, J., &amp; Callard, R. (2000). Cytokine-modulated regulation of helper T cell populations. </w:t>
       </w:r>
       <w:r>
         <w:rPr>
@@ -11417,16 +10341,8 @@
         <w:rPr>
           <w:rFonts w:eastAsiaTheme="minorEastAsia"/>
         </w:rPr>
-        <w:t xml:space="preserve">), which alters their transmission rates according to the </w:t>
-      </w:r>
-      <w:proofErr w:type="gramStart"/>
-      <w:r>
-        <w:rPr>
-          <w:rFonts w:eastAsiaTheme="minorEastAsia"/>
-        </w:rPr>
-        <w:t>function</w:t>
-      </w:r>
-      <w:proofErr w:type="gramEnd"/>
+        <w:t>), which alters their transmission rates according to the function</w:t>
+      </w:r>
     </w:p>
     <w:p>
       <w:pPr>
@@ -11547,21 +10463,7 @@
         <w:rPr>
           <w:rFonts w:eastAsiaTheme="minorEastAsia"/>
         </w:rPr>
-        <w:t xml:space="preserve"> the model </w:t>
-      </w:r>
-      <w:proofErr w:type="gramStart"/>
-      <w:r>
-        <w:rPr>
-          <w:rFonts w:eastAsiaTheme="minorEastAsia"/>
-        </w:rPr>
-        <w:t>is</w:t>
-      </w:r>
-      <w:proofErr w:type="gramEnd"/>
-      <w:r>
-        <w:rPr>
-          <w:rFonts w:eastAsiaTheme="minorEastAsia"/>
-        </w:rPr>
-        <w:t xml:space="preserve"> </w:t>
+        <w:t xml:space="preserve"> the model is </w:t>
       </w:r>
     </w:p>
     <w:p/>
@@ -13594,49 +12496,8 @@
           <w:rFonts w:eastAsiaTheme="minorEastAsia"/>
           <w:iCs/>
         </w:rPr>
-        <w:t xml:space="preserve">. This </w:t>
-      </w:r>
-      <w:proofErr w:type="gramStart"/>
-      <w:r>
-        <w:rPr>
-          <w:rFonts w:eastAsiaTheme="minorEastAsia"/>
-          <w:iCs/>
-        </w:rPr>
-        <w:t>is given</w:t>
-      </w:r>
-      <w:proofErr w:type="gramEnd"/>
-      <w:r>
-        <w:rPr>
-          <w:rFonts w:eastAsiaTheme="minorEastAsia"/>
-          <w:iCs/>
-        </w:rPr>
-        <w:t xml:space="preserve"> by the eigenvalues of the Jacobian matrix evaluated at that equilibrium. Given that the resident would attain a stable equilibrium if the resident was not present (that is, if the system of equations did not include the resident at all), then whether the mutant can invade </w:t>
-      </w:r>
-      <w:proofErr w:type="gramStart"/>
-      <w:r>
-        <w:rPr>
-          <w:rFonts w:eastAsiaTheme="minorEastAsia"/>
-          <w:iCs/>
-        </w:rPr>
-        <w:t>is given</w:t>
-      </w:r>
-      <w:proofErr w:type="gramEnd"/>
-      <w:r>
-        <w:rPr>
-          <w:rFonts w:eastAsiaTheme="minorEastAsia"/>
-          <w:iCs/>
-        </w:rPr>
-        <w:t xml:space="preserve"> by the eigenvalues of the </w:t>
-      </w:r>
-      <w:proofErr w:type="gramStart"/>
-      <w:r>
-        <w:rPr>
-          <w:rFonts w:eastAsiaTheme="minorEastAsia"/>
-          <w:iCs/>
-        </w:rPr>
-        <w:t>matrix</w:t>
-      </w:r>
-      <w:proofErr w:type="gramEnd"/>
+        <w:t>. This is given by the eigenvalues of the Jacobian matrix evaluated at that equilibrium. Given that the resident would attain a stable equilibrium if the resident was not present (that is, if the system of equations did not include the resident at all), then whether the mutant can invade is given by the eigenvalues of the matrix</w:t>
+      </w:r>
     </w:p>
     <w:p>
       <w:pPr>
@@ -14078,23 +12939,7 @@
           <w:iCs/>
         </w:rPr>
         <w:lastRenderedPageBreak/>
-        <w:t xml:space="preserve">The eigenvalues of this matrix are difficult to interpret, but a more biologically interpretable expression for the invasion criterion can </w:t>
-      </w:r>
-      <w:proofErr w:type="gramStart"/>
-      <w:r>
-        <w:rPr>
-          <w:rFonts w:eastAsiaTheme="minorEastAsia"/>
-          <w:iCs/>
-        </w:rPr>
-        <w:t>be used</w:t>
-      </w:r>
-      <w:proofErr w:type="gramEnd"/>
-      <w:r>
-        <w:rPr>
-          <w:rFonts w:eastAsiaTheme="minorEastAsia"/>
-          <w:iCs/>
-        </w:rPr>
-        <w:t xml:space="preserve"> by applying the next generation theorem (Hurford et al. 2010) to the above matrix. This leads to the following condition for the mutant to be able to invade:</w:t>
+        <w:t>The eigenvalues of this matrix are difficult to interpret, but a more biologically interpretable expression for the invasion criterion can be used by applying the next generation theorem (Hurford et al. 2010) to the above matrix. This leads to the following condition for the mutant to be able to invade:</w:t>
       </w:r>
     </w:p>
     <w:p>
@@ -14379,39 +13224,7 @@
           <w:iCs/>
         </w:rPr>
         <w:br/>
-        <w:t xml:space="preserve">which can </w:t>
-      </w:r>
-      <w:proofErr w:type="gramStart"/>
-      <w:r>
-        <w:rPr>
-          <w:rFonts w:eastAsiaTheme="minorEastAsia"/>
-          <w:iCs/>
-        </w:rPr>
-        <w:t>be interpreted</w:t>
-      </w:r>
-      <w:proofErr w:type="gramEnd"/>
-      <w:r>
-        <w:rPr>
-          <w:rFonts w:eastAsiaTheme="minorEastAsia"/>
-          <w:iCs/>
-        </w:rPr>
-        <w:t xml:space="preserve"> as the expected number of new infections caused by an acute infection plus the expected number of new infections caused by a chronic infection. If this quantity is greater than one, then the mutant parasite can spread among the susceptible hosts that </w:t>
-      </w:r>
-      <w:proofErr w:type="gramStart"/>
-      <w:r>
-        <w:rPr>
-          <w:rFonts w:eastAsiaTheme="minorEastAsia"/>
-          <w:iCs/>
-        </w:rPr>
-        <w:t>are left</w:t>
-      </w:r>
-      <w:proofErr w:type="gramEnd"/>
-      <w:r>
-        <w:rPr>
-          <w:rFonts w:eastAsiaTheme="minorEastAsia"/>
-          <w:iCs/>
-        </w:rPr>
-        <w:t xml:space="preserve"> over by the resident strain (</w:t>
+        <w:t>which can be interpreted as the expected number of new infections caused by an acute infection plus the expected number of new infections caused by a chronic infection. If this quantity is greater than one, then the mutant parasite can spread among the susceptible hosts that are left over by the resident strain (</w:t>
       </w:r>
       <m:oMath>
         <m:acc>
@@ -14462,23 +13275,7 @@
           <w:rFonts w:eastAsiaTheme="minorEastAsia"/>
           <w:iCs/>
         </w:rPr>
-        <w:t xml:space="preserve">Potential endpoints of evolution </w:t>
-      </w:r>
-      <w:proofErr w:type="gramStart"/>
-      <w:r>
-        <w:rPr>
-          <w:rFonts w:eastAsiaTheme="minorEastAsia"/>
-          <w:iCs/>
-        </w:rPr>
-        <w:t>are found</w:t>
-      </w:r>
-      <w:proofErr w:type="gramEnd"/>
-      <w:r>
-        <w:rPr>
-          <w:rFonts w:eastAsiaTheme="minorEastAsia"/>
-          <w:iCs/>
-        </w:rPr>
-        <w:t xml:space="preserve"> by finding the roots of the derivative of the above expression with respect to the evolving trait (</w:t>
+        <w:t>Potential endpoints of evolution are found by finding the roots of the derivative of the above expression with respect to the evolving trait (</w:t>
       </w:r>
       <m:oMath>
         <m:sSub>
@@ -15444,22 +14241,12 @@
         <w:t xml:space="preserve">Figure S1. Eco-evolutionary dynamics of prevalence and virulence when the minimum initial Th2 is 575. This extends the </w:t>
       </w:r>
       <w:proofErr w:type="spellStart"/>
-      <w:proofErr w:type="gramStart"/>
       <w:r>
         <w:t>timecourse</w:t>
       </w:r>
       <w:proofErr w:type="spellEnd"/>
-      <w:proofErr w:type="gramEnd"/>
-      <w:r>
-        <w:t xml:space="preserve"> shown in the lower left panels of Figs. 2 and 3, revealing that it takes </w:t>
-      </w:r>
-      <w:proofErr w:type="gramStart"/>
-      <w:r>
-        <w:t>a very long</w:t>
-      </w:r>
-      <w:proofErr w:type="gramEnd"/>
-      <w:r>
-        <w:t xml:space="preserve"> time for prevalence and virulence to reach an eco-evolutionary steady state.</w:t>
+      <w:r>
+        <w:t xml:space="preserve"> shown in the lower left panels of Figs. 2 and 3, revealing that it takes a very long time for prevalence and virulence to reach an eco-evolutionary steady state.</w:t>
       </w:r>
     </w:p>
     <w:p/>
@@ -15474,7 +14261,7 @@
 </file>
 
 <file path=word/numbering.xml><?xml version="1.0" encoding="utf-8"?>
-<w:numbering xmlns:wpc="http://schemas.microsoft.com/office/word/2010/wordprocessingCanvas" xmlns:cx="http://schemas.microsoft.com/office/drawing/2014/chartex" xmlns:cx1="http://schemas.microsoft.com/office/drawing/2015/9/8/chartex" xmlns:cx2="http://schemas.microsoft.com/office/drawing/2015/10/21/chartex" xmlns:cx3="http://schemas.microsoft.com/office/drawing/2016/5/9/chartex" xmlns:cx4="http://schemas.microsoft.com/office/drawing/2016/5/10/chartex" xmlns:cx5="http://schemas.microsoft.com/office/drawing/2016/5/11/chartex" xmlns:cx6="http://schemas.microsoft.com/office/drawing/2016/5/12/chartex" xmlns:cx7="http://schemas.microsoft.com/office/drawing/2016/5/13/chartex" xmlns:cx8="http://schemas.microsoft.com/office/drawing/2016/5/14/chartex" xmlns:mc="http://schemas.openxmlformats.org/markup-compatibility/2006" xmlns:aink="http://schemas.microsoft.com/office/drawing/2016/ink" xmlns:am3d="http://schemas.microsoft.com/office/drawing/2017/model3d" xmlns:o="urn:schemas-microsoft-com:office:office" xmlns:oel="http://schemas.microsoft.com/office/2019/extlst" xmlns:r="http://schemas.openxmlformats.org/officeDocument/2006/relationships" xmlns:m="http://schemas.openxmlformats.org/officeDocument/2006/math" xmlns:v="urn:schemas-microsoft-com:vml" xmlns:wp14="http://schemas.microsoft.com/office/word/2010/wordprocessingDrawing" xmlns:wp="http://schemas.openxmlformats.org/drawingml/2006/wordprocessingDrawing" xmlns:w10="urn:schemas-microsoft-com:office:word" xmlns:w="http://schemas.openxmlformats.org/wordprocessingml/2006/main" xmlns:w14="http://schemas.microsoft.com/office/word/2010/wordml" xmlns:w15="http://schemas.microsoft.com/office/word/2012/wordml" xmlns:w16cex="http://schemas.microsoft.com/office/word/2018/wordml/cex" xmlns:w16cid="http://schemas.microsoft.com/office/word/2016/wordml/cid" xmlns:w16="http://schemas.microsoft.com/office/word/2018/wordml" xmlns:w16du="http://schemas.microsoft.com/office/word/2023/wordml/word16du" xmlns:w16sdtdh="http://schemas.microsoft.com/office/word/2020/wordml/sdtdatahash" xmlns:w16sdtfl="http://schemas.microsoft.com/office/word/2024/wordml/sdtformatlock" xmlns:w16se="http://schemas.microsoft.com/office/word/2015/wordml/symex" xmlns:wpg="http://schemas.microsoft.com/office/word/2010/wordprocessingGroup" xmlns:wpi="http://schemas.microsoft.com/office/word/2010/wordprocessingInk" xmlns:wne="http://schemas.microsoft.com/office/word/2006/wordml" xmlns:wps="http://schemas.microsoft.com/office/word/2010/wordprocessingShape" mc:Ignorable="w14 w15 w16se w16cid w16 w16cex w16sdtdh w16sdtfl w16du wp14">
+<w:numbering xmlns:wpc="http://schemas.microsoft.com/office/word/2010/wordprocessingCanvas" xmlns:cx="http://schemas.microsoft.com/office/drawing/2014/chartex" xmlns:cx1="http://schemas.microsoft.com/office/drawing/2015/9/8/chartex" xmlns:cx2="http://schemas.microsoft.com/office/drawing/2015/10/21/chartex" xmlns:cx3="http://schemas.microsoft.com/office/drawing/2016/5/9/chartex" xmlns:cx4="http://schemas.microsoft.com/office/drawing/2016/5/10/chartex" xmlns:cx5="http://schemas.microsoft.com/office/drawing/2016/5/11/chartex" xmlns:cx6="http://schemas.microsoft.com/office/drawing/2016/5/12/chartex" xmlns:cx7="http://schemas.microsoft.com/office/drawing/2016/5/13/chartex" xmlns:cx8="http://schemas.microsoft.com/office/drawing/2016/5/14/chartex" xmlns:mc="http://schemas.openxmlformats.org/markup-compatibility/2006" xmlns:aink="http://schemas.microsoft.com/office/drawing/2016/ink" xmlns:am3d="http://schemas.microsoft.com/office/drawing/2017/model3d" xmlns:o="urn:schemas-microsoft-com:office:office" xmlns:oel="http://schemas.microsoft.com/office/2019/extlst" xmlns:r="http://schemas.openxmlformats.org/officeDocument/2006/relationships" xmlns:m="http://schemas.openxmlformats.org/officeDocument/2006/math" xmlns:v="urn:schemas-microsoft-com:vml" xmlns:wp14="http://schemas.microsoft.com/office/word/2010/wordprocessingDrawing" xmlns:wp="http://schemas.openxmlformats.org/drawingml/2006/wordprocessingDrawing" xmlns:w10="urn:schemas-microsoft-com:office:word" xmlns:w="http://schemas.openxmlformats.org/wordprocessingml/2006/main" xmlns:w14="http://schemas.microsoft.com/office/word/2010/wordml" xmlns:w15="http://schemas.microsoft.com/office/word/2012/wordml" xmlns:w16cex="http://schemas.microsoft.com/office/word/2018/wordml/cex" xmlns:w16cid="http://schemas.microsoft.com/office/word/2016/wordml/cid" xmlns:w16="http://schemas.microsoft.com/office/word/2018/wordml" xmlns:w16du="http://schemas.microsoft.com/office/word/2023/wordml/word16du" xmlns:w16sdtdh="http://schemas.microsoft.com/office/word/2020/wordml/sdtdatahash" xmlns:w16se="http://schemas.microsoft.com/office/word/2015/wordml/symex" xmlns:wpg="http://schemas.microsoft.com/office/word/2010/wordprocessingGroup" xmlns:wpi="http://schemas.microsoft.com/office/word/2010/wordprocessingInk" xmlns:wne="http://schemas.microsoft.com/office/word/2006/wordml" xmlns:wps="http://schemas.microsoft.com/office/word/2010/wordprocessingShape" mc:Ignorable="w14 w15 w16se w16cid w16 w16cex w16sdtdh w16du wp14">
   <w:abstractNum w:abstractNumId="0" w15:restartNumberingAfterBreak="0">
     <w:nsid w:val="003F0D20"/>
     <w:multiLevelType w:val="multilevel"/>
@@ -18139,15 +16926,18 @@
 </file>
 
 <file path=word/people.xml><?xml version="1.0" encoding="utf-8"?>
-<w15:people xmlns:wpc="http://schemas.microsoft.com/office/word/2010/wordprocessingCanvas" xmlns:cx="http://schemas.microsoft.com/office/drawing/2014/chartex" xmlns:cx1="http://schemas.microsoft.com/office/drawing/2015/9/8/chartex" xmlns:cx2="http://schemas.microsoft.com/office/drawing/2015/10/21/chartex" xmlns:cx3="http://schemas.microsoft.com/office/drawing/2016/5/9/chartex" xmlns:cx4="http://schemas.microsoft.com/office/drawing/2016/5/10/chartex" xmlns:cx5="http://schemas.microsoft.com/office/drawing/2016/5/11/chartex" xmlns:cx6="http://schemas.microsoft.com/office/drawing/2016/5/12/chartex" xmlns:cx7="http://schemas.microsoft.com/office/drawing/2016/5/13/chartex" xmlns:cx8="http://schemas.microsoft.com/office/drawing/2016/5/14/chartex" xmlns:mc="http://schemas.openxmlformats.org/markup-compatibility/2006" xmlns:aink="http://schemas.microsoft.com/office/drawing/2016/ink" xmlns:am3d="http://schemas.microsoft.com/office/drawing/2017/model3d" xmlns:o="urn:schemas-microsoft-com:office:office" xmlns:oel="http://schemas.microsoft.com/office/2019/extlst" xmlns:r="http://schemas.openxmlformats.org/officeDocument/2006/relationships" xmlns:m="http://schemas.openxmlformats.org/officeDocument/2006/math" xmlns:v="urn:schemas-microsoft-com:vml" xmlns:wp14="http://schemas.microsoft.com/office/word/2010/wordprocessingDrawing" xmlns:wp="http://schemas.openxmlformats.org/drawingml/2006/wordprocessingDrawing" xmlns:w10="urn:schemas-microsoft-com:office:word" xmlns:w="http://schemas.openxmlformats.org/wordprocessingml/2006/main" xmlns:w14="http://schemas.microsoft.com/office/word/2010/wordml" xmlns:w15="http://schemas.microsoft.com/office/word/2012/wordml" xmlns:w16cex="http://schemas.microsoft.com/office/word/2018/wordml/cex" xmlns:w16cid="http://schemas.microsoft.com/office/word/2016/wordml/cid" xmlns:w16="http://schemas.microsoft.com/office/word/2018/wordml" xmlns:w16du="http://schemas.microsoft.com/office/word/2023/wordml/word16du" xmlns:w16sdtdh="http://schemas.microsoft.com/office/word/2020/wordml/sdtdatahash" xmlns:w16sdtfl="http://schemas.microsoft.com/office/word/2024/wordml/sdtformatlock" xmlns:w16se="http://schemas.microsoft.com/office/word/2015/wordml/symex" xmlns:wpg="http://schemas.microsoft.com/office/word/2010/wordprocessingGroup" xmlns:wpi="http://schemas.microsoft.com/office/word/2010/wordprocessingInk" xmlns:wne="http://schemas.microsoft.com/office/word/2006/wordml" xmlns:wps="http://schemas.microsoft.com/office/word/2010/wordprocessingShape" mc:Ignorable="w14 w15 w16se w16cid w16 w16cex w16sdtdh w16sdtfl w16du wp14">
+<w15:people xmlns:wpc="http://schemas.microsoft.com/office/word/2010/wordprocessingCanvas" xmlns:cx="http://schemas.microsoft.com/office/drawing/2014/chartex" xmlns:cx1="http://schemas.microsoft.com/office/drawing/2015/9/8/chartex" xmlns:cx2="http://schemas.microsoft.com/office/drawing/2015/10/21/chartex" xmlns:cx3="http://schemas.microsoft.com/office/drawing/2016/5/9/chartex" xmlns:cx4="http://schemas.microsoft.com/office/drawing/2016/5/10/chartex" xmlns:cx5="http://schemas.microsoft.com/office/drawing/2016/5/11/chartex" xmlns:cx6="http://schemas.microsoft.com/office/drawing/2016/5/12/chartex" xmlns:cx7="http://schemas.microsoft.com/office/drawing/2016/5/13/chartex" xmlns:cx8="http://schemas.microsoft.com/office/drawing/2016/5/14/chartex" xmlns:mc="http://schemas.openxmlformats.org/markup-compatibility/2006" xmlns:aink="http://schemas.microsoft.com/office/drawing/2016/ink" xmlns:am3d="http://schemas.microsoft.com/office/drawing/2017/model3d" xmlns:o="urn:schemas-microsoft-com:office:office" xmlns:oel="http://schemas.microsoft.com/office/2019/extlst" xmlns:r="http://schemas.openxmlformats.org/officeDocument/2006/relationships" xmlns:m="http://schemas.openxmlformats.org/officeDocument/2006/math" xmlns:v="urn:schemas-microsoft-com:vml" xmlns:wp14="http://schemas.microsoft.com/office/word/2010/wordprocessingDrawing" xmlns:wp="http://schemas.openxmlformats.org/drawingml/2006/wordprocessingDrawing" xmlns:w10="urn:schemas-microsoft-com:office:word" xmlns:w="http://schemas.openxmlformats.org/wordprocessingml/2006/main" xmlns:w14="http://schemas.microsoft.com/office/word/2010/wordml" xmlns:w15="http://schemas.microsoft.com/office/word/2012/wordml" xmlns:w16cex="http://schemas.microsoft.com/office/word/2018/wordml/cex" xmlns:w16cid="http://schemas.microsoft.com/office/word/2016/wordml/cid" xmlns:w16="http://schemas.microsoft.com/office/word/2018/wordml" xmlns:w16du="http://schemas.microsoft.com/office/word/2023/wordml/word16du" xmlns:w16sdtdh="http://schemas.microsoft.com/office/word/2020/wordml/sdtdatahash" xmlns:w16se="http://schemas.microsoft.com/office/word/2015/wordml/symex" xmlns:wpg="http://schemas.microsoft.com/office/word/2010/wordprocessingGroup" xmlns:wpi="http://schemas.microsoft.com/office/word/2010/wordprocessingInk" xmlns:wne="http://schemas.microsoft.com/office/word/2006/wordml" xmlns:wps="http://schemas.microsoft.com/office/word/2010/wordprocessingShape" mc:Ignorable="w14 w15 w16se w16cid w16 w16cex w16sdtdh w16du wp14">
   <w15:person w15:author="Clay Cressler">
     <w15:presenceInfo w15:providerId="AD" w15:userId="S::60599027@nebraska.edu::e60b9995-0109-4261-a2a3-b2db83cb3f21"/>
+  </w15:person>
+  <w15:person w15:author="Clay Cressler [2]">
+    <w15:presenceInfo w15:providerId="AD" w15:userId="S::ccressler2@uofnelincoln.onmicrosoft.com::22b9abb6-95bd-4fd0-985d-ccac894f0805"/>
   </w15:person>
 </w15:people>
 </file>
 
 <file path=word/styles.xml><?xml version="1.0" encoding="utf-8"?>
-<w:styles xmlns:mc="http://schemas.openxmlformats.org/markup-compatibility/2006" xmlns:r="http://schemas.openxmlformats.org/officeDocument/2006/relationships" xmlns:w="http://schemas.openxmlformats.org/wordprocessingml/2006/main" xmlns:w14="http://schemas.microsoft.com/office/word/2010/wordml" xmlns:w15="http://schemas.microsoft.com/office/word/2012/wordml" xmlns:w16cex="http://schemas.microsoft.com/office/word/2018/wordml/cex" xmlns:w16cid="http://schemas.microsoft.com/office/word/2016/wordml/cid" xmlns:w16="http://schemas.microsoft.com/office/word/2018/wordml" xmlns:w16du="http://schemas.microsoft.com/office/word/2023/wordml/word16du" xmlns:w16sdtdh="http://schemas.microsoft.com/office/word/2020/wordml/sdtdatahash" xmlns:w16sdtfl="http://schemas.microsoft.com/office/word/2024/wordml/sdtformatlock" xmlns:w16se="http://schemas.microsoft.com/office/word/2015/wordml/symex" mc:Ignorable="w14 w15 w16se w16cid w16 w16cex w16sdtdh w16sdtfl w16du">
+<w:styles xmlns:mc="http://schemas.openxmlformats.org/markup-compatibility/2006" xmlns:r="http://schemas.openxmlformats.org/officeDocument/2006/relationships" xmlns:w="http://schemas.openxmlformats.org/wordprocessingml/2006/main" xmlns:w14="http://schemas.microsoft.com/office/word/2010/wordml" xmlns:w15="http://schemas.microsoft.com/office/word/2012/wordml" xmlns:w16cex="http://schemas.microsoft.com/office/word/2018/wordml/cex" xmlns:w16cid="http://schemas.microsoft.com/office/word/2016/wordml/cid" xmlns:w16="http://schemas.microsoft.com/office/word/2018/wordml" xmlns:w16du="http://schemas.microsoft.com/office/word/2023/wordml/word16du" xmlns:w16sdtdh="http://schemas.microsoft.com/office/word/2020/wordml/sdtdatahash" xmlns:w16se="http://schemas.microsoft.com/office/word/2015/wordml/symex" mc:Ignorable="w14 w15 w16se w16cid w16 w16cex w16sdtdh w16du">
   <w:docDefaults>
     <w:rPrDefault>
       <w:rPr>
